--- a/Knowledge/2-Science/3-Social science/1-Linguistics/0-Intro to Linguistics/5-My Source/2-Linguistics Basics/21-Types of Grammatical Functions/9-Types of Attributes/5-Possessive Attribute.docx
+++ b/Knowledge/2-Science/3-Social science/1-Linguistics/0-Intro to Linguistics/5-My Source/2-Linguistics Basics/21-Types of Grammatical Functions/9-Types of Attributes/5-Possessive Attribute.docx
@@ -37,60 +37,78 @@
       </w:pPr>
       <w:r>
         <w:rPr>
+          <w:rFonts w:ascii="Arial" w:eastAsia="Arial" w:hAnsi="Arial" w:cs="Arial"/>
           <w:b/>
-          <w:shd w:val="clear" w:color="auto" w:fill="B7B7B7"/>
-        </w:rPr>
-        <w:t># Source</w:t>
-      </w:r>
-      <w:r>
-        <w:rPr>
-          <w:shd w:val="clear" w:color="auto" w:fill="B7B7B7"/>
-        </w:rPr>
-        <w:t xml:space="preserve">: </w:t>
-      </w:r>
-      <w:proofErr w:type="spellStart"/>
-      <w:r>
-        <w:rPr>
+          <w:color w:val="000000"/>
+          <w:sz w:val="18"/>
+          <w:highlight w:val="lightGray"/>
+        </w:rPr>
+        <w:t># Source: AI Source: Provided by: [Data Path</w:t>
+      </w:r>
+      <w:r>
+        <w:rPr>
+          <w:rFonts w:ascii="Arial" w:eastAsia="Arial" w:hAnsi="Arial" w:cs="Arial"/>
+          <w:color w:val="000000"/>
+          <w:sz w:val="18"/>
+          <w:highlight w:val="lightGray"/>
+        </w:rPr>
+        <w:t xml:space="preserve">: Persons Table -&gt; ID Column: 1, Name_En Column: Motasem Essam] -&gt; </w:t>
+      </w:r>
+      <w:r>
+        <w:rPr>
+          <w:rFonts w:ascii="Arial" w:eastAsia="Arial" w:hAnsi="Arial" w:cs="Arial"/>
           <w:b/>
-          <w:shd w:val="clear" w:color="auto" w:fill="B7B7B7"/>
-        </w:rPr>
-        <w:t>Chatgpt</w:t>
-      </w:r>
-      <w:proofErr w:type="spellEnd"/>
-      <w:r>
-        <w:rPr>
+          <w:color w:val="000000"/>
+          <w:sz w:val="18"/>
+          <w:highlight w:val="lightGray"/>
+        </w:rPr>
+        <w:t>From:</w:t>
+      </w:r>
+      <w:r>
+        <w:rPr>
+          <w:rFonts w:ascii="Arial" w:eastAsia="Arial" w:hAnsi="Arial" w:cs="Arial"/>
+          <w:color w:val="000000"/>
+          <w:sz w:val="18"/>
+          <w:highlight w:val="lightGray"/>
+        </w:rPr>
+        <w:t xml:space="preserve"> [Chatgpt (GPT</w:t>
+      </w:r>
+      <w:r>
+        <w:rPr>
+          <w:rFonts w:ascii="Arial" w:eastAsia="Arial" w:hAnsi="Arial" w:cs="Cambria Math"/>
+          <w:color w:val="000000"/>
+          <w:sz w:val="18"/>
+          <w:highlight w:val="lightGray"/>
+        </w:rPr>
+        <w:t>‑</w:t>
+      </w:r>
+      <w:r>
+        <w:rPr>
+          <w:rFonts w:ascii="Arial" w:eastAsia="Arial" w:hAnsi="Arial" w:cs="Arial"/>
+          <w:color w:val="000000"/>
+          <w:sz w:val="18"/>
+          <w:highlight w:val="lightGray"/>
+        </w:rPr>
+        <w:t xml:space="preserve">5 Mini)] </w:t>
+      </w:r>
+      <w:r>
+        <w:rPr>
+          <w:rFonts w:ascii="Arial" w:eastAsia="Arial" w:hAnsi="Arial" w:cs="Arial"/>
           <w:b/>
-          <w:shd w:val="clear" w:color="auto" w:fill="B7B7B7"/>
-        </w:rPr>
-        <w:t xml:space="preserve"> </w:t>
-      </w:r>
-      <w:r>
-        <w:rPr>
+          <w:color w:val="000000"/>
+          <w:sz w:val="18"/>
+          <w:highlight w:val="lightGray"/>
+        </w:rPr>
+        <w:t>on</w:t>
+      </w:r>
+      <w:r>
+        <w:rPr>
+          <w:rFonts w:ascii="Arial" w:eastAsia="Arial" w:hAnsi="Arial"/>
           <w:b/>
-          <w:sz w:val="14"/>
-          <w:szCs w:val="14"/>
-          <w:shd w:val="clear" w:color="auto" w:fill="B7B7B7"/>
-        </w:rPr>
-        <w:t>(GPT</w:t>
-      </w:r>
-      <w:r>
-        <w:rPr>
-          <w:rFonts w:ascii="Cambria Math" w:hAnsi="Cambria Math" w:cs="Cambria Math"/>
-          <w:b/>
-          <w:sz w:val="14"/>
-          <w:szCs w:val="14"/>
-          <w:shd w:val="clear" w:color="auto" w:fill="B7B7B7"/>
-        </w:rPr>
-        <w:t>‑</w:t>
-      </w:r>
-      <w:r>
-        <w:rPr>
-          <w:b/>
-          <w:sz w:val="14"/>
-          <w:szCs w:val="14"/>
-          <w:shd w:val="clear" w:color="auto" w:fill="B7B7B7"/>
-        </w:rPr>
-        <w:t>5 Mini) at [8/7/2025]</w:t>
+          <w:sz w:val="18"/>
+          <w:highlight w:val="lightGray"/>
+        </w:rPr>
+        <w:t xml:space="preserve"> [8/7/2025]</w:t>
       </w:r>
     </w:p>
     <w:p>
@@ -156,7 +174,7 @@
     </w:p>
     <w:p>
       <w:r>
-        <w:pict w14:anchorId="7A02E4D9">
+        <w:pict w14:anchorId="7AC82AB0">
           <v:rect id="_x0000_i1025" style="width:0;height:1.5pt" o:hralign="center" o:hrstd="t" o:hr="t" fillcolor="#a0a0a0" stroked="f"/>
         </w:pict>
       </w:r>
@@ -185,60 +203,78 @@
       </w:pPr>
       <w:r>
         <w:rPr>
+          <w:rFonts w:ascii="Arial" w:eastAsia="Arial" w:hAnsi="Arial" w:cs="Arial"/>
           <w:b/>
-          <w:shd w:val="clear" w:color="auto" w:fill="B7B7B7"/>
-        </w:rPr>
-        <w:t># Source</w:t>
-      </w:r>
-      <w:r>
-        <w:rPr>
-          <w:shd w:val="clear" w:color="auto" w:fill="B7B7B7"/>
-        </w:rPr>
-        <w:t xml:space="preserve">: </w:t>
-      </w:r>
-      <w:proofErr w:type="spellStart"/>
-      <w:r>
-        <w:rPr>
+          <w:color w:val="000000"/>
+          <w:sz w:val="18"/>
+          <w:highlight w:val="lightGray"/>
+        </w:rPr>
+        <w:t># Source: AI Source: Provided by: [Data Path</w:t>
+      </w:r>
+      <w:r>
+        <w:rPr>
+          <w:rFonts w:ascii="Arial" w:eastAsia="Arial" w:hAnsi="Arial" w:cs="Arial"/>
+          <w:color w:val="000000"/>
+          <w:sz w:val="18"/>
+          <w:highlight w:val="lightGray"/>
+        </w:rPr>
+        <w:t xml:space="preserve">: Persons Table -&gt; ID Column: 1, Name_En Column: Motasem Essam] -&gt; </w:t>
+      </w:r>
+      <w:r>
+        <w:rPr>
+          <w:rFonts w:ascii="Arial" w:eastAsia="Arial" w:hAnsi="Arial" w:cs="Arial"/>
           <w:b/>
-          <w:shd w:val="clear" w:color="auto" w:fill="B7B7B7"/>
-        </w:rPr>
-        <w:t>Chatgpt</w:t>
-      </w:r>
-      <w:proofErr w:type="spellEnd"/>
-      <w:r>
-        <w:rPr>
+          <w:color w:val="000000"/>
+          <w:sz w:val="18"/>
+          <w:highlight w:val="lightGray"/>
+        </w:rPr>
+        <w:t>From:</w:t>
+      </w:r>
+      <w:r>
+        <w:rPr>
+          <w:rFonts w:ascii="Arial" w:eastAsia="Arial" w:hAnsi="Arial" w:cs="Arial"/>
+          <w:color w:val="000000"/>
+          <w:sz w:val="18"/>
+          <w:highlight w:val="lightGray"/>
+        </w:rPr>
+        <w:t xml:space="preserve"> [Chatgpt (GPT</w:t>
+      </w:r>
+      <w:r>
+        <w:rPr>
+          <w:rFonts w:ascii="Arial" w:eastAsia="Arial" w:hAnsi="Arial" w:cs="Cambria Math"/>
+          <w:color w:val="000000"/>
+          <w:sz w:val="18"/>
+          <w:highlight w:val="lightGray"/>
+        </w:rPr>
+        <w:t>‑</w:t>
+      </w:r>
+      <w:r>
+        <w:rPr>
+          <w:rFonts w:ascii="Arial" w:eastAsia="Arial" w:hAnsi="Arial" w:cs="Arial"/>
+          <w:color w:val="000000"/>
+          <w:sz w:val="18"/>
+          <w:highlight w:val="lightGray"/>
+        </w:rPr>
+        <w:t xml:space="preserve">5 Mini)] </w:t>
+      </w:r>
+      <w:r>
+        <w:rPr>
+          <w:rFonts w:ascii="Arial" w:eastAsia="Arial" w:hAnsi="Arial" w:cs="Arial"/>
           <w:b/>
-          <w:shd w:val="clear" w:color="auto" w:fill="B7B7B7"/>
-        </w:rPr>
-        <w:t xml:space="preserve"> </w:t>
-      </w:r>
-      <w:r>
-        <w:rPr>
+          <w:color w:val="000000"/>
+          <w:sz w:val="18"/>
+          <w:highlight w:val="lightGray"/>
+        </w:rPr>
+        <w:t>on</w:t>
+      </w:r>
+      <w:r>
+        <w:rPr>
+          <w:rFonts w:ascii="Arial" w:eastAsia="Arial" w:hAnsi="Arial"/>
           <w:b/>
-          <w:sz w:val="14"/>
-          <w:szCs w:val="14"/>
-          <w:shd w:val="clear" w:color="auto" w:fill="B7B7B7"/>
-        </w:rPr>
-        <w:t>(GPT</w:t>
-      </w:r>
-      <w:r>
-        <w:rPr>
-          <w:rFonts w:ascii="Cambria Math" w:hAnsi="Cambria Math" w:cs="Cambria Math"/>
-          <w:b/>
-          <w:sz w:val="14"/>
-          <w:szCs w:val="14"/>
-          <w:shd w:val="clear" w:color="auto" w:fill="B7B7B7"/>
-        </w:rPr>
-        <w:t>‑</w:t>
-      </w:r>
-      <w:r>
-        <w:rPr>
-          <w:b/>
-          <w:sz w:val="14"/>
-          <w:szCs w:val="14"/>
-          <w:shd w:val="clear" w:color="auto" w:fill="B7B7B7"/>
-        </w:rPr>
-        <w:t>5 Mini) at [8/7/2025]</w:t>
+          <w:sz w:val="18"/>
+          <w:highlight w:val="lightGray"/>
+        </w:rPr>
+        <w:t xml:space="preserve"> [8/7/2025]</w:t>
       </w:r>
     </w:p>
     <w:p>
@@ -247,7 +283,7 @@
           <w:noProof/>
         </w:rPr>
         <w:drawing>
-          <wp:inline distT="114300" distB="114300" distL="114300" distR="114300" wp14:anchorId="12DBF89C" wp14:editId="1BDD2196">
+          <wp:inline distT="114300" distB="114300" distL="114300" distR="114300" wp14:anchorId="6C1A9B65" wp14:editId="53C85C77">
             <wp:extent cx="5943600" cy="1219200"/>
             <wp:effectExtent l="0" t="0" r="0" b="0"/>
             <wp:docPr id="4" name="image4.png"/>
@@ -656,7 +692,7 @@
     </w:tbl>
     <w:p>
       <w:r>
-        <w:pict w14:anchorId="5C1261F3">
+        <w:pict w14:anchorId="489014ED">
           <v:rect id="_x0000_i1026" style="width:0;height:1.5pt" o:hralign="center" o:hrstd="t" o:hr="t" fillcolor="#a0a0a0" stroked="f"/>
         </w:pict>
       </w:r>
@@ -685,60 +721,78 @@
       </w:pPr>
       <w:r>
         <w:rPr>
+          <w:rFonts w:ascii="Arial" w:eastAsia="Arial" w:hAnsi="Arial" w:cs="Arial"/>
           <w:b/>
-          <w:shd w:val="clear" w:color="auto" w:fill="B7B7B7"/>
-        </w:rPr>
-        <w:t># Source</w:t>
-      </w:r>
-      <w:r>
-        <w:rPr>
-          <w:shd w:val="clear" w:color="auto" w:fill="B7B7B7"/>
-        </w:rPr>
-        <w:t xml:space="preserve">: </w:t>
-      </w:r>
-      <w:proofErr w:type="spellStart"/>
-      <w:r>
-        <w:rPr>
+          <w:color w:val="000000"/>
+          <w:sz w:val="18"/>
+          <w:highlight w:val="lightGray"/>
+        </w:rPr>
+        <w:t># Source: AI Source: Provided by: [Data Path</w:t>
+      </w:r>
+      <w:r>
+        <w:rPr>
+          <w:rFonts w:ascii="Arial" w:eastAsia="Arial" w:hAnsi="Arial" w:cs="Arial"/>
+          <w:color w:val="000000"/>
+          <w:sz w:val="18"/>
+          <w:highlight w:val="lightGray"/>
+        </w:rPr>
+        <w:t xml:space="preserve">: Persons Table -&gt; ID Column: 1, Name_En Column: Motasem Essam] -&gt; </w:t>
+      </w:r>
+      <w:r>
+        <w:rPr>
+          <w:rFonts w:ascii="Arial" w:eastAsia="Arial" w:hAnsi="Arial" w:cs="Arial"/>
           <w:b/>
-          <w:shd w:val="clear" w:color="auto" w:fill="B7B7B7"/>
-        </w:rPr>
-        <w:t>Chatgpt</w:t>
-      </w:r>
-      <w:proofErr w:type="spellEnd"/>
-      <w:r>
-        <w:rPr>
+          <w:color w:val="000000"/>
+          <w:sz w:val="18"/>
+          <w:highlight w:val="lightGray"/>
+        </w:rPr>
+        <w:t>From:</w:t>
+      </w:r>
+      <w:r>
+        <w:rPr>
+          <w:rFonts w:ascii="Arial" w:eastAsia="Arial" w:hAnsi="Arial" w:cs="Arial"/>
+          <w:color w:val="000000"/>
+          <w:sz w:val="18"/>
+          <w:highlight w:val="lightGray"/>
+        </w:rPr>
+        <w:t xml:space="preserve"> [Chatgpt (GPT</w:t>
+      </w:r>
+      <w:r>
+        <w:rPr>
+          <w:rFonts w:ascii="Arial" w:eastAsia="Arial" w:hAnsi="Arial" w:cs="Cambria Math"/>
+          <w:color w:val="000000"/>
+          <w:sz w:val="18"/>
+          <w:highlight w:val="lightGray"/>
+        </w:rPr>
+        <w:t>‑</w:t>
+      </w:r>
+      <w:r>
+        <w:rPr>
+          <w:rFonts w:ascii="Arial" w:eastAsia="Arial" w:hAnsi="Arial" w:cs="Arial"/>
+          <w:color w:val="000000"/>
+          <w:sz w:val="18"/>
+          <w:highlight w:val="lightGray"/>
+        </w:rPr>
+        <w:t xml:space="preserve">5 Mini)] </w:t>
+      </w:r>
+      <w:r>
+        <w:rPr>
+          <w:rFonts w:ascii="Arial" w:eastAsia="Arial" w:hAnsi="Arial" w:cs="Arial"/>
           <w:b/>
-          <w:shd w:val="clear" w:color="auto" w:fill="B7B7B7"/>
-        </w:rPr>
-        <w:t xml:space="preserve"> </w:t>
-      </w:r>
-      <w:r>
-        <w:rPr>
+          <w:color w:val="000000"/>
+          <w:sz w:val="18"/>
+          <w:highlight w:val="lightGray"/>
+        </w:rPr>
+        <w:t>on</w:t>
+      </w:r>
+      <w:r>
+        <w:rPr>
+          <w:rFonts w:ascii="Arial" w:eastAsia="Arial" w:hAnsi="Arial"/>
           <w:b/>
-          <w:sz w:val="14"/>
-          <w:szCs w:val="14"/>
-          <w:shd w:val="clear" w:color="auto" w:fill="B7B7B7"/>
-        </w:rPr>
-        <w:t>(GPT</w:t>
-      </w:r>
-      <w:r>
-        <w:rPr>
-          <w:rFonts w:ascii="Cambria Math" w:hAnsi="Cambria Math" w:cs="Cambria Math"/>
-          <w:b/>
-          <w:sz w:val="14"/>
-          <w:szCs w:val="14"/>
-          <w:shd w:val="clear" w:color="auto" w:fill="B7B7B7"/>
-        </w:rPr>
-        <w:t>‑</w:t>
-      </w:r>
-      <w:r>
-        <w:rPr>
-          <w:b/>
-          <w:sz w:val="14"/>
-          <w:szCs w:val="14"/>
-          <w:shd w:val="clear" w:color="auto" w:fill="B7B7B7"/>
-        </w:rPr>
-        <w:t>5 Mini) at [8/7/2025]</w:t>
+          <w:sz w:val="18"/>
+          <w:highlight w:val="lightGray"/>
+        </w:rPr>
+        <w:t xml:space="preserve"> [8/7/2025]</w:t>
       </w:r>
     </w:p>
     <w:p>
@@ -746,9 +800,8 @@
         <w:rPr>
           <w:noProof/>
         </w:rPr>
-        <w:lastRenderedPageBreak/>
         <w:drawing>
-          <wp:inline distT="114300" distB="114300" distL="114300" distR="114300" wp14:anchorId="0D5E31B7" wp14:editId="71A5F220">
+          <wp:inline distT="114300" distB="114300" distL="114300" distR="114300" wp14:anchorId="5A7F9DD0" wp14:editId="6CD62CF8">
             <wp:extent cx="5943600" cy="1562100"/>
             <wp:effectExtent l="0" t="0" r="0" b="0"/>
             <wp:docPr id="2" name="image3.png"/>
@@ -1175,7 +1228,7 @@
     </w:tbl>
     <w:p>
       <w:r>
-        <w:pict w14:anchorId="484490B4">
+        <w:pict w14:anchorId="6F882253">
           <v:rect id="_x0000_i1027" style="width:0;height:1.5pt" o:hralign="center" o:hrstd="t" o:hr="t" fillcolor="#a0a0a0" stroked="f"/>
         </w:pict>
       </w:r>
@@ -1204,60 +1257,78 @@
       </w:pPr>
       <w:r>
         <w:rPr>
+          <w:rFonts w:ascii="Arial" w:eastAsia="Arial" w:hAnsi="Arial" w:cs="Arial"/>
           <w:b/>
-          <w:shd w:val="clear" w:color="auto" w:fill="B7B7B7"/>
-        </w:rPr>
-        <w:t># Source</w:t>
-      </w:r>
-      <w:r>
-        <w:rPr>
-          <w:shd w:val="clear" w:color="auto" w:fill="B7B7B7"/>
-        </w:rPr>
-        <w:t xml:space="preserve">: </w:t>
-      </w:r>
-      <w:proofErr w:type="spellStart"/>
-      <w:r>
-        <w:rPr>
+          <w:color w:val="000000"/>
+          <w:sz w:val="18"/>
+          <w:highlight w:val="lightGray"/>
+        </w:rPr>
+        <w:t># Source: AI Source: Provided by: [Data Path</w:t>
+      </w:r>
+      <w:r>
+        <w:rPr>
+          <w:rFonts w:ascii="Arial" w:eastAsia="Arial" w:hAnsi="Arial" w:cs="Arial"/>
+          <w:color w:val="000000"/>
+          <w:sz w:val="18"/>
+          <w:highlight w:val="lightGray"/>
+        </w:rPr>
+        <w:t xml:space="preserve">: Persons Table -&gt; ID Column: 1, Name_En Column: Motasem Essam] -&gt; </w:t>
+      </w:r>
+      <w:r>
+        <w:rPr>
+          <w:rFonts w:ascii="Arial" w:eastAsia="Arial" w:hAnsi="Arial" w:cs="Arial"/>
           <w:b/>
-          <w:shd w:val="clear" w:color="auto" w:fill="B7B7B7"/>
-        </w:rPr>
-        <w:t>Chatgpt</w:t>
-      </w:r>
-      <w:proofErr w:type="spellEnd"/>
-      <w:r>
-        <w:rPr>
+          <w:color w:val="000000"/>
+          <w:sz w:val="18"/>
+          <w:highlight w:val="lightGray"/>
+        </w:rPr>
+        <w:t>From:</w:t>
+      </w:r>
+      <w:r>
+        <w:rPr>
+          <w:rFonts w:ascii="Arial" w:eastAsia="Arial" w:hAnsi="Arial" w:cs="Arial"/>
+          <w:color w:val="000000"/>
+          <w:sz w:val="18"/>
+          <w:highlight w:val="lightGray"/>
+        </w:rPr>
+        <w:t xml:space="preserve"> [Chatgpt (GPT</w:t>
+      </w:r>
+      <w:r>
+        <w:rPr>
+          <w:rFonts w:ascii="Arial" w:eastAsia="Arial" w:hAnsi="Arial" w:cs="Cambria Math"/>
+          <w:color w:val="000000"/>
+          <w:sz w:val="18"/>
+          <w:highlight w:val="lightGray"/>
+        </w:rPr>
+        <w:t>‑</w:t>
+      </w:r>
+      <w:r>
+        <w:rPr>
+          <w:rFonts w:ascii="Arial" w:eastAsia="Arial" w:hAnsi="Arial" w:cs="Arial"/>
+          <w:color w:val="000000"/>
+          <w:sz w:val="18"/>
+          <w:highlight w:val="lightGray"/>
+        </w:rPr>
+        <w:t xml:space="preserve">5 Mini)] </w:t>
+      </w:r>
+      <w:r>
+        <w:rPr>
+          <w:rFonts w:ascii="Arial" w:eastAsia="Arial" w:hAnsi="Arial" w:cs="Arial"/>
           <w:b/>
-          <w:shd w:val="clear" w:color="auto" w:fill="B7B7B7"/>
-        </w:rPr>
-        <w:t xml:space="preserve"> </w:t>
-      </w:r>
-      <w:r>
-        <w:rPr>
+          <w:color w:val="000000"/>
+          <w:sz w:val="18"/>
+          <w:highlight w:val="lightGray"/>
+        </w:rPr>
+        <w:t>on</w:t>
+      </w:r>
+      <w:r>
+        <w:rPr>
+          <w:rFonts w:ascii="Arial" w:eastAsia="Arial" w:hAnsi="Arial"/>
           <w:b/>
-          <w:sz w:val="14"/>
-          <w:szCs w:val="14"/>
-          <w:shd w:val="clear" w:color="auto" w:fill="B7B7B7"/>
-        </w:rPr>
-        <w:t>(GPT</w:t>
-      </w:r>
-      <w:r>
-        <w:rPr>
-          <w:rFonts w:ascii="Cambria Math" w:hAnsi="Cambria Math" w:cs="Cambria Math"/>
-          <w:b/>
-          <w:sz w:val="14"/>
-          <w:szCs w:val="14"/>
-          <w:shd w:val="clear" w:color="auto" w:fill="B7B7B7"/>
-        </w:rPr>
-        <w:t>‑</w:t>
-      </w:r>
-      <w:r>
-        <w:rPr>
-          <w:b/>
-          <w:sz w:val="14"/>
-          <w:szCs w:val="14"/>
-          <w:shd w:val="clear" w:color="auto" w:fill="B7B7B7"/>
-        </w:rPr>
-        <w:t>5 Mini) at [8/7/2025]</w:t>
+          <w:sz w:val="18"/>
+          <w:highlight w:val="lightGray"/>
+        </w:rPr>
+        <w:t xml:space="preserve"> [8/7/2025]</w:t>
       </w:r>
     </w:p>
     <w:p>
@@ -1266,7 +1337,7 @@
           <w:noProof/>
         </w:rPr>
         <w:drawing>
-          <wp:inline distT="114300" distB="114300" distL="114300" distR="114300" wp14:anchorId="06469BC2" wp14:editId="5DD204C4">
+          <wp:inline distT="114300" distB="114300" distL="114300" distR="114300" wp14:anchorId="5499AA49" wp14:editId="26268E29">
             <wp:extent cx="5943600" cy="1930400"/>
             <wp:effectExtent l="0" t="0" r="0" b="0"/>
             <wp:docPr id="1" name="image2.png"/>
@@ -1452,7 +1523,6 @@
               <w:rPr>
                 <w:rFonts w:ascii="Roboto Mono" w:eastAsia="Roboto Mono" w:hAnsi="Roboto Mono" w:cs="Roboto Mono"/>
               </w:rPr>
-              <w:lastRenderedPageBreak/>
               <w:t xml:space="preserve">This is </w:t>
             </w:r>
             <w:r>
@@ -1960,7 +2030,7 @@
     </w:tbl>
     <w:p>
       <w:r>
-        <w:pict w14:anchorId="097012AD">
+        <w:pict w14:anchorId="302873FE">
           <v:rect id="_x0000_i1028" style="width:0;height:1.5pt" o:hralign="center" o:hrstd="t" o:hr="t" fillcolor="#a0a0a0" stroked="f"/>
         </w:pict>
       </w:r>
@@ -1989,60 +2059,78 @@
       </w:pPr>
       <w:r>
         <w:rPr>
+          <w:rFonts w:ascii="Arial" w:eastAsia="Arial" w:hAnsi="Arial" w:cs="Arial"/>
           <w:b/>
-          <w:shd w:val="clear" w:color="auto" w:fill="B7B7B7"/>
-        </w:rPr>
-        <w:t># Source</w:t>
-      </w:r>
-      <w:r>
-        <w:rPr>
-          <w:shd w:val="clear" w:color="auto" w:fill="B7B7B7"/>
-        </w:rPr>
-        <w:t xml:space="preserve">: </w:t>
-      </w:r>
-      <w:proofErr w:type="spellStart"/>
-      <w:r>
-        <w:rPr>
+          <w:color w:val="000000"/>
+          <w:sz w:val="18"/>
+          <w:highlight w:val="lightGray"/>
+        </w:rPr>
+        <w:t># Source: AI Source: Provided by: [Data Path</w:t>
+      </w:r>
+      <w:r>
+        <w:rPr>
+          <w:rFonts w:ascii="Arial" w:eastAsia="Arial" w:hAnsi="Arial" w:cs="Arial"/>
+          <w:color w:val="000000"/>
+          <w:sz w:val="18"/>
+          <w:highlight w:val="lightGray"/>
+        </w:rPr>
+        <w:t xml:space="preserve">: Persons Table -&gt; ID Column: 1, Name_En Column: Motasem Essam] -&gt; </w:t>
+      </w:r>
+      <w:r>
+        <w:rPr>
+          <w:rFonts w:ascii="Arial" w:eastAsia="Arial" w:hAnsi="Arial" w:cs="Arial"/>
           <w:b/>
-          <w:shd w:val="clear" w:color="auto" w:fill="B7B7B7"/>
-        </w:rPr>
-        <w:t>Chatgpt</w:t>
-      </w:r>
-      <w:proofErr w:type="spellEnd"/>
-      <w:r>
-        <w:rPr>
+          <w:color w:val="000000"/>
+          <w:sz w:val="18"/>
+          <w:highlight w:val="lightGray"/>
+        </w:rPr>
+        <w:t>From:</w:t>
+      </w:r>
+      <w:r>
+        <w:rPr>
+          <w:rFonts w:ascii="Arial" w:eastAsia="Arial" w:hAnsi="Arial" w:cs="Arial"/>
+          <w:color w:val="000000"/>
+          <w:sz w:val="18"/>
+          <w:highlight w:val="lightGray"/>
+        </w:rPr>
+        <w:t xml:space="preserve"> [Chatgpt (GPT</w:t>
+      </w:r>
+      <w:r>
+        <w:rPr>
+          <w:rFonts w:ascii="Arial" w:eastAsia="Arial" w:hAnsi="Arial" w:cs="Cambria Math"/>
+          <w:color w:val="000000"/>
+          <w:sz w:val="18"/>
+          <w:highlight w:val="lightGray"/>
+        </w:rPr>
+        <w:t>‑</w:t>
+      </w:r>
+      <w:r>
+        <w:rPr>
+          <w:rFonts w:ascii="Arial" w:eastAsia="Arial" w:hAnsi="Arial" w:cs="Arial"/>
+          <w:color w:val="000000"/>
+          <w:sz w:val="18"/>
+          <w:highlight w:val="lightGray"/>
+        </w:rPr>
+        <w:t xml:space="preserve">5 Mini)] </w:t>
+      </w:r>
+      <w:r>
+        <w:rPr>
+          <w:rFonts w:ascii="Arial" w:eastAsia="Arial" w:hAnsi="Arial" w:cs="Arial"/>
           <w:b/>
-          <w:shd w:val="clear" w:color="auto" w:fill="B7B7B7"/>
-        </w:rPr>
-        <w:t xml:space="preserve"> </w:t>
-      </w:r>
-      <w:r>
-        <w:rPr>
+          <w:color w:val="000000"/>
+          <w:sz w:val="18"/>
+          <w:highlight w:val="lightGray"/>
+        </w:rPr>
+        <w:t>on</w:t>
+      </w:r>
+      <w:r>
+        <w:rPr>
+          <w:rFonts w:ascii="Arial" w:eastAsia="Arial" w:hAnsi="Arial"/>
           <w:b/>
-          <w:sz w:val="14"/>
-          <w:szCs w:val="14"/>
-          <w:shd w:val="clear" w:color="auto" w:fill="B7B7B7"/>
-        </w:rPr>
-        <w:t>(GPT</w:t>
-      </w:r>
-      <w:r>
-        <w:rPr>
-          <w:rFonts w:ascii="Cambria Math" w:hAnsi="Cambria Math" w:cs="Cambria Math"/>
-          <w:b/>
-          <w:sz w:val="14"/>
-          <w:szCs w:val="14"/>
-          <w:shd w:val="clear" w:color="auto" w:fill="B7B7B7"/>
-        </w:rPr>
-        <w:t>‑</w:t>
-      </w:r>
-      <w:r>
-        <w:rPr>
-          <w:b/>
-          <w:sz w:val="14"/>
-          <w:szCs w:val="14"/>
-          <w:shd w:val="clear" w:color="auto" w:fill="B7B7B7"/>
-        </w:rPr>
-        <w:t>5 Mini) at [8/7/2025]</w:t>
+          <w:sz w:val="18"/>
+          <w:highlight w:val="lightGray"/>
+        </w:rPr>
+        <w:t xml:space="preserve"> [8/7/2025]</w:t>
       </w:r>
     </w:p>
     <w:p>
@@ -2051,7 +2139,7 @@
           <w:noProof/>
         </w:rPr>
         <w:drawing>
-          <wp:inline distT="114300" distB="114300" distL="114300" distR="114300" wp14:anchorId="5D0DC23F" wp14:editId="73E1CC11">
+          <wp:inline distT="114300" distB="114300" distL="114300" distR="114300" wp14:anchorId="1AF69A7D" wp14:editId="01915E44">
             <wp:extent cx="5943600" cy="1219200"/>
             <wp:effectExtent l="0" t="0" r="0" b="0"/>
             <wp:docPr id="3" name="image1.png"/>
@@ -2495,18 +2583,19 @@
     </w:tbl>
     <w:p>
       <w:r>
-        <w:pict w14:anchorId="2B891CB0">
+        <w:pict w14:anchorId="40DA1AAA">
           <v:rect id="_x0000_i1029" style="width:0;height:1.5pt" o:hralign="center" o:hrstd="t" o:hr="t" fillcolor="#a0a0a0" stroked="f"/>
         </w:pict>
       </w:r>
     </w:p>
+    <w:p/>
     <w:p/>
     <w:p/>
     <w:sectPr>
       <w:pgSz w:w="12240" w:h="15840"/>
       <w:pgMar w:top="1440" w:right="1440" w:bottom="1440" w:left="1440" w:header="720" w:footer="720" w:gutter="0"/>
-      <w:pgNumType w:start="1"/>
       <w:cols w:space="720"/>
+      <w:docGrid w:linePitch="360"/>
     </w:sectPr>
   </w:body>
 </w:document>
@@ -2912,18 +3001,6 @@
   <w:style w:type="paragraph" w:default="1" w:styleId="Normal">
     <w:name w:val="Normal"/>
     <w:qFormat/>
-    <w:rsid w:val="00FE45D7"/>
-    <w:pPr>
-      <w:spacing w:after="0" w:line="276" w:lineRule="auto"/>
-    </w:pPr>
-    <w:rPr>
-      <w:rFonts w:ascii="Arial" w:eastAsia="Arial" w:hAnsi="Arial" w:cs="Arial"/>
-      <w:kern w:val="0"/>
-      <w:sz w:val="22"/>
-      <w:szCs w:val="22"/>
-      <w:lang w:val="en"/>
-      <w14:ligatures w14:val="none"/>
-    </w:rPr>
   </w:style>
   <w:style w:type="paragraph" w:styleId="Heading1">
     <w:name w:val="heading 1"/>
@@ -2932,21 +3009,18 @@
     <w:link w:val="Heading1Char"/>
     <w:uiPriority w:val="9"/>
     <w:qFormat/>
-    <w:rsid w:val="008D0C97"/>
+    <w:rsid w:val="00C16009"/>
     <w:pPr>
       <w:keepNext/>
       <w:keepLines/>
-      <w:spacing w:before="360" w:after="80" w:line="278" w:lineRule="auto"/>
+      <w:spacing w:before="360" w:after="80"/>
       <w:outlineLvl w:val="0"/>
     </w:pPr>
     <w:rPr>
       <w:rFonts w:asciiTheme="majorHAnsi" w:eastAsiaTheme="majorEastAsia" w:hAnsiTheme="majorHAnsi" w:cstheme="majorBidi"/>
       <w:color w:val="2F5496" w:themeColor="accent1" w:themeShade="BF"/>
-      <w:kern w:val="2"/>
       <w:sz w:val="40"/>
       <w:szCs w:val="40"/>
-      <w:lang w:val="en-US"/>
-      <w14:ligatures w14:val="standardContextual"/>
     </w:rPr>
   </w:style>
   <w:style w:type="paragraph" w:styleId="Heading2">
@@ -2955,23 +3029,21 @@
     <w:next w:val="Normal"/>
     <w:link w:val="Heading2Char"/>
     <w:uiPriority w:val="9"/>
+    <w:semiHidden/>
     <w:unhideWhenUsed/>
     <w:qFormat/>
-    <w:rsid w:val="008D0C97"/>
+    <w:rsid w:val="00C16009"/>
     <w:pPr>
       <w:keepNext/>
       <w:keepLines/>
-      <w:spacing w:before="160" w:after="80" w:line="278" w:lineRule="auto"/>
+      <w:spacing w:before="160" w:after="80"/>
       <w:outlineLvl w:val="1"/>
     </w:pPr>
     <w:rPr>
       <w:rFonts w:asciiTheme="majorHAnsi" w:eastAsiaTheme="majorEastAsia" w:hAnsiTheme="majorHAnsi" w:cstheme="majorBidi"/>
       <w:color w:val="2F5496" w:themeColor="accent1" w:themeShade="BF"/>
-      <w:kern w:val="2"/>
       <w:sz w:val="32"/>
       <w:szCs w:val="32"/>
-      <w:lang w:val="en-US"/>
-      <w14:ligatures w14:val="standardContextual"/>
     </w:rPr>
   </w:style>
   <w:style w:type="paragraph" w:styleId="Heading3">
@@ -2983,21 +3055,18 @@
     <w:semiHidden/>
     <w:unhideWhenUsed/>
     <w:qFormat/>
-    <w:rsid w:val="008D0C97"/>
+    <w:rsid w:val="00C16009"/>
     <w:pPr>
       <w:keepNext/>
       <w:keepLines/>
-      <w:spacing w:before="160" w:after="80" w:line="278" w:lineRule="auto"/>
+      <w:spacing w:before="160" w:after="80"/>
       <w:outlineLvl w:val="2"/>
     </w:pPr>
     <w:rPr>
-      <w:rFonts w:asciiTheme="minorHAnsi" w:eastAsiaTheme="majorEastAsia" w:hAnsiTheme="minorHAnsi" w:cstheme="majorBidi"/>
+      <w:rFonts w:eastAsiaTheme="majorEastAsia" w:cstheme="majorBidi"/>
       <w:color w:val="2F5496" w:themeColor="accent1" w:themeShade="BF"/>
-      <w:kern w:val="2"/>
       <w:sz w:val="28"/>
       <w:szCs w:val="28"/>
-      <w:lang w:val="en-US"/>
-      <w14:ligatures w14:val="standardContextual"/>
     </w:rPr>
   </w:style>
   <w:style w:type="paragraph" w:styleId="Heading4">
@@ -3009,23 +3078,18 @@
     <w:semiHidden/>
     <w:unhideWhenUsed/>
     <w:qFormat/>
-    <w:rsid w:val="008D0C97"/>
+    <w:rsid w:val="00C16009"/>
     <w:pPr>
       <w:keepNext/>
       <w:keepLines/>
-      <w:spacing w:before="80" w:after="40" w:line="278" w:lineRule="auto"/>
+      <w:spacing w:before="80" w:after="40"/>
       <w:outlineLvl w:val="3"/>
     </w:pPr>
     <w:rPr>
-      <w:rFonts w:asciiTheme="minorHAnsi" w:eastAsiaTheme="majorEastAsia" w:hAnsiTheme="minorHAnsi" w:cstheme="majorBidi"/>
+      <w:rFonts w:eastAsiaTheme="majorEastAsia" w:cstheme="majorBidi"/>
       <w:i/>
       <w:iCs/>
       <w:color w:val="2F5496" w:themeColor="accent1" w:themeShade="BF"/>
-      <w:kern w:val="2"/>
-      <w:sz w:val="24"/>
-      <w:szCs w:val="24"/>
-      <w:lang w:val="en-US"/>
-      <w14:ligatures w14:val="standardContextual"/>
     </w:rPr>
   </w:style>
   <w:style w:type="paragraph" w:styleId="Heading5">
@@ -3037,21 +3101,16 @@
     <w:semiHidden/>
     <w:unhideWhenUsed/>
     <w:qFormat/>
-    <w:rsid w:val="008D0C97"/>
+    <w:rsid w:val="00C16009"/>
     <w:pPr>
       <w:keepNext/>
       <w:keepLines/>
-      <w:spacing w:before="80" w:after="40" w:line="278" w:lineRule="auto"/>
+      <w:spacing w:before="80" w:after="40"/>
       <w:outlineLvl w:val="4"/>
     </w:pPr>
     <w:rPr>
-      <w:rFonts w:asciiTheme="minorHAnsi" w:eastAsiaTheme="majorEastAsia" w:hAnsiTheme="minorHAnsi" w:cstheme="majorBidi"/>
+      <w:rFonts w:eastAsiaTheme="majorEastAsia" w:cstheme="majorBidi"/>
       <w:color w:val="2F5496" w:themeColor="accent1" w:themeShade="BF"/>
-      <w:kern w:val="2"/>
-      <w:sz w:val="24"/>
-      <w:szCs w:val="24"/>
-      <w:lang w:val="en-US"/>
-      <w14:ligatures w14:val="standardContextual"/>
     </w:rPr>
   </w:style>
   <w:style w:type="paragraph" w:styleId="Heading6">
@@ -3063,23 +3122,18 @@
     <w:semiHidden/>
     <w:unhideWhenUsed/>
     <w:qFormat/>
-    <w:rsid w:val="008D0C97"/>
+    <w:rsid w:val="00C16009"/>
     <w:pPr>
       <w:keepNext/>
       <w:keepLines/>
-      <w:spacing w:before="40" w:line="278" w:lineRule="auto"/>
+      <w:spacing w:before="40" w:after="0"/>
       <w:outlineLvl w:val="5"/>
     </w:pPr>
     <w:rPr>
-      <w:rFonts w:asciiTheme="minorHAnsi" w:eastAsiaTheme="majorEastAsia" w:hAnsiTheme="minorHAnsi" w:cstheme="majorBidi"/>
+      <w:rFonts w:eastAsiaTheme="majorEastAsia" w:cstheme="majorBidi"/>
       <w:i/>
       <w:iCs/>
       <w:color w:val="595959" w:themeColor="text1" w:themeTint="A6"/>
-      <w:kern w:val="2"/>
-      <w:sz w:val="24"/>
-      <w:szCs w:val="24"/>
-      <w:lang w:val="en-US"/>
-      <w14:ligatures w14:val="standardContextual"/>
     </w:rPr>
   </w:style>
   <w:style w:type="paragraph" w:styleId="Heading7">
@@ -3091,21 +3145,16 @@
     <w:semiHidden/>
     <w:unhideWhenUsed/>
     <w:qFormat/>
-    <w:rsid w:val="008D0C97"/>
+    <w:rsid w:val="00C16009"/>
     <w:pPr>
       <w:keepNext/>
       <w:keepLines/>
-      <w:spacing w:before="40" w:line="278" w:lineRule="auto"/>
+      <w:spacing w:before="40" w:after="0"/>
       <w:outlineLvl w:val="6"/>
     </w:pPr>
     <w:rPr>
-      <w:rFonts w:asciiTheme="minorHAnsi" w:eastAsiaTheme="majorEastAsia" w:hAnsiTheme="minorHAnsi" w:cstheme="majorBidi"/>
+      <w:rFonts w:eastAsiaTheme="majorEastAsia" w:cstheme="majorBidi"/>
       <w:color w:val="595959" w:themeColor="text1" w:themeTint="A6"/>
-      <w:kern w:val="2"/>
-      <w:sz w:val="24"/>
-      <w:szCs w:val="24"/>
-      <w:lang w:val="en-US"/>
-      <w14:ligatures w14:val="standardContextual"/>
     </w:rPr>
   </w:style>
   <w:style w:type="paragraph" w:styleId="Heading8">
@@ -3117,23 +3166,18 @@
     <w:semiHidden/>
     <w:unhideWhenUsed/>
     <w:qFormat/>
-    <w:rsid w:val="008D0C97"/>
+    <w:rsid w:val="00C16009"/>
     <w:pPr>
       <w:keepNext/>
       <w:keepLines/>
-      <w:spacing w:line="278" w:lineRule="auto"/>
+      <w:spacing w:after="0"/>
       <w:outlineLvl w:val="7"/>
     </w:pPr>
     <w:rPr>
-      <w:rFonts w:asciiTheme="minorHAnsi" w:eastAsiaTheme="majorEastAsia" w:hAnsiTheme="minorHAnsi" w:cstheme="majorBidi"/>
+      <w:rFonts w:eastAsiaTheme="majorEastAsia" w:cstheme="majorBidi"/>
       <w:i/>
       <w:iCs/>
       <w:color w:val="272727" w:themeColor="text1" w:themeTint="D8"/>
-      <w:kern w:val="2"/>
-      <w:sz w:val="24"/>
-      <w:szCs w:val="24"/>
-      <w:lang w:val="en-US"/>
-      <w14:ligatures w14:val="standardContextual"/>
     </w:rPr>
   </w:style>
   <w:style w:type="paragraph" w:styleId="Heading9">
@@ -3145,21 +3189,16 @@
     <w:semiHidden/>
     <w:unhideWhenUsed/>
     <w:qFormat/>
-    <w:rsid w:val="008D0C97"/>
+    <w:rsid w:val="00C16009"/>
     <w:pPr>
       <w:keepNext/>
       <w:keepLines/>
-      <w:spacing w:line="278" w:lineRule="auto"/>
+      <w:spacing w:after="0"/>
       <w:outlineLvl w:val="8"/>
     </w:pPr>
     <w:rPr>
-      <w:rFonts w:asciiTheme="minorHAnsi" w:eastAsiaTheme="majorEastAsia" w:hAnsiTheme="minorHAnsi" w:cstheme="majorBidi"/>
+      <w:rFonts w:eastAsiaTheme="majorEastAsia" w:cstheme="majorBidi"/>
       <w:color w:val="272727" w:themeColor="text1" w:themeTint="D8"/>
-      <w:kern w:val="2"/>
-      <w:sz w:val="24"/>
-      <w:szCs w:val="24"/>
-      <w:lang w:val="en-US"/>
-      <w14:ligatures w14:val="standardContextual"/>
     </w:rPr>
   </w:style>
   <w:style w:type="character" w:default="1" w:styleId="DefaultParagraphFont">
@@ -3194,7 +3233,7 @@
     <w:basedOn w:val="DefaultParagraphFont"/>
     <w:link w:val="Heading1"/>
     <w:uiPriority w:val="9"/>
-    <w:rsid w:val="008D0C97"/>
+    <w:rsid w:val="00C16009"/>
     <w:rPr>
       <w:rFonts w:asciiTheme="majorHAnsi" w:eastAsiaTheme="majorEastAsia" w:hAnsiTheme="majorHAnsi" w:cstheme="majorBidi"/>
       <w:color w:val="2F5496" w:themeColor="accent1" w:themeShade="BF"/>
@@ -3207,7 +3246,8 @@
     <w:basedOn w:val="DefaultParagraphFont"/>
     <w:link w:val="Heading2"/>
     <w:uiPriority w:val="9"/>
-    <w:rsid w:val="008D0C97"/>
+    <w:semiHidden/>
+    <w:rsid w:val="00C16009"/>
     <w:rPr>
       <w:rFonts w:asciiTheme="majorHAnsi" w:eastAsiaTheme="majorEastAsia" w:hAnsiTheme="majorHAnsi" w:cstheme="majorBidi"/>
       <w:color w:val="2F5496" w:themeColor="accent1" w:themeShade="BF"/>
@@ -3221,7 +3261,7 @@
     <w:link w:val="Heading3"/>
     <w:uiPriority w:val="9"/>
     <w:semiHidden/>
-    <w:rsid w:val="008D0C97"/>
+    <w:rsid w:val="00C16009"/>
     <w:rPr>
       <w:rFonts w:eastAsiaTheme="majorEastAsia" w:cstheme="majorBidi"/>
       <w:color w:val="2F5496" w:themeColor="accent1" w:themeShade="BF"/>
@@ -3235,7 +3275,7 @@
     <w:link w:val="Heading4"/>
     <w:uiPriority w:val="9"/>
     <w:semiHidden/>
-    <w:rsid w:val="008D0C97"/>
+    <w:rsid w:val="00C16009"/>
     <w:rPr>
       <w:rFonts w:eastAsiaTheme="majorEastAsia" w:cstheme="majorBidi"/>
       <w:i/>
@@ -3249,7 +3289,7 @@
     <w:link w:val="Heading5"/>
     <w:uiPriority w:val="9"/>
     <w:semiHidden/>
-    <w:rsid w:val="008D0C97"/>
+    <w:rsid w:val="00C16009"/>
     <w:rPr>
       <w:rFonts w:eastAsiaTheme="majorEastAsia" w:cstheme="majorBidi"/>
       <w:color w:val="2F5496" w:themeColor="accent1" w:themeShade="BF"/>
@@ -3261,7 +3301,7 @@
     <w:link w:val="Heading6"/>
     <w:uiPriority w:val="9"/>
     <w:semiHidden/>
-    <w:rsid w:val="008D0C97"/>
+    <w:rsid w:val="00C16009"/>
     <w:rPr>
       <w:rFonts w:eastAsiaTheme="majorEastAsia" w:cstheme="majorBidi"/>
       <w:i/>
@@ -3275,7 +3315,7 @@
     <w:link w:val="Heading7"/>
     <w:uiPriority w:val="9"/>
     <w:semiHidden/>
-    <w:rsid w:val="008D0C97"/>
+    <w:rsid w:val="00C16009"/>
     <w:rPr>
       <w:rFonts w:eastAsiaTheme="majorEastAsia" w:cstheme="majorBidi"/>
       <w:color w:val="595959" w:themeColor="text1" w:themeTint="A6"/>
@@ -3287,7 +3327,7 @@
     <w:link w:val="Heading8"/>
     <w:uiPriority w:val="9"/>
     <w:semiHidden/>
-    <w:rsid w:val="008D0C97"/>
+    <w:rsid w:val="00C16009"/>
     <w:rPr>
       <w:rFonts w:eastAsiaTheme="majorEastAsia" w:cstheme="majorBidi"/>
       <w:i/>
@@ -3301,7 +3341,7 @@
     <w:link w:val="Heading9"/>
     <w:uiPriority w:val="9"/>
     <w:semiHidden/>
-    <w:rsid w:val="008D0C97"/>
+    <w:rsid w:val="00C16009"/>
     <w:rPr>
       <w:rFonts w:eastAsiaTheme="majorEastAsia" w:cstheme="majorBidi"/>
       <w:color w:val="272727" w:themeColor="text1" w:themeTint="D8"/>
@@ -3314,7 +3354,7 @@
     <w:link w:val="TitleChar"/>
     <w:uiPriority w:val="10"/>
     <w:qFormat/>
-    <w:rsid w:val="008D0C97"/>
+    <w:rsid w:val="00C16009"/>
     <w:pPr>
       <w:spacing w:after="80" w:line="240" w:lineRule="auto"/>
       <w:contextualSpacing/>
@@ -3325,8 +3365,6 @@
       <w:kern w:val="28"/>
       <w:sz w:val="56"/>
       <w:szCs w:val="56"/>
-      <w:lang w:val="en-US"/>
-      <w14:ligatures w14:val="standardContextual"/>
     </w:rPr>
   </w:style>
   <w:style w:type="character" w:customStyle="1" w:styleId="TitleChar">
@@ -3334,7 +3372,7 @@
     <w:basedOn w:val="DefaultParagraphFont"/>
     <w:link w:val="Title"/>
     <w:uiPriority w:val="10"/>
-    <w:rsid w:val="008D0C97"/>
+    <w:rsid w:val="00C16009"/>
     <w:rPr>
       <w:rFonts w:asciiTheme="majorHAnsi" w:eastAsiaTheme="majorEastAsia" w:hAnsiTheme="majorHAnsi" w:cstheme="majorBidi"/>
       <w:spacing w:val="-10"/>
@@ -3350,22 +3388,18 @@
     <w:link w:val="SubtitleChar"/>
     <w:uiPriority w:val="11"/>
     <w:qFormat/>
-    <w:rsid w:val="008D0C97"/>
+    <w:rsid w:val="00C16009"/>
     <w:pPr>
       <w:numPr>
         <w:ilvl w:val="1"/>
       </w:numPr>
-      <w:spacing w:after="160" w:line="278" w:lineRule="auto"/>
     </w:pPr>
     <w:rPr>
-      <w:rFonts w:asciiTheme="minorHAnsi" w:eastAsiaTheme="majorEastAsia" w:hAnsiTheme="minorHAnsi" w:cstheme="majorBidi"/>
+      <w:rFonts w:eastAsiaTheme="majorEastAsia" w:cstheme="majorBidi"/>
       <w:color w:val="595959" w:themeColor="text1" w:themeTint="A6"/>
       <w:spacing w:val="15"/>
-      <w:kern w:val="2"/>
       <w:sz w:val="28"/>
       <w:szCs w:val="28"/>
-      <w:lang w:val="en-US"/>
-      <w14:ligatures w14:val="standardContextual"/>
     </w:rPr>
   </w:style>
   <w:style w:type="character" w:customStyle="1" w:styleId="SubtitleChar">
@@ -3373,7 +3407,7 @@
     <w:basedOn w:val="DefaultParagraphFont"/>
     <w:link w:val="Subtitle"/>
     <w:uiPriority w:val="11"/>
-    <w:rsid w:val="008D0C97"/>
+    <w:rsid w:val="00C16009"/>
     <w:rPr>
       <w:rFonts w:eastAsiaTheme="majorEastAsia" w:cstheme="majorBidi"/>
       <w:color w:val="595959" w:themeColor="text1" w:themeTint="A6"/>
@@ -3389,21 +3423,15 @@
     <w:link w:val="QuoteChar"/>
     <w:uiPriority w:val="29"/>
     <w:qFormat/>
-    <w:rsid w:val="008D0C97"/>
+    <w:rsid w:val="00C16009"/>
     <w:pPr>
-      <w:spacing w:before="160" w:after="160" w:line="278" w:lineRule="auto"/>
+      <w:spacing w:before="160"/>
       <w:jc w:val="center"/>
     </w:pPr>
     <w:rPr>
-      <w:rFonts w:asciiTheme="minorHAnsi" w:eastAsiaTheme="minorHAnsi" w:hAnsiTheme="minorHAnsi" w:cstheme="minorBidi"/>
       <w:i/>
       <w:iCs/>
       <w:color w:val="404040" w:themeColor="text1" w:themeTint="BF"/>
-      <w:kern w:val="2"/>
-      <w:sz w:val="24"/>
-      <w:szCs w:val="24"/>
-      <w:lang w:val="en-US"/>
-      <w14:ligatures w14:val="standardContextual"/>
     </w:rPr>
   </w:style>
   <w:style w:type="character" w:customStyle="1" w:styleId="QuoteChar">
@@ -3411,7 +3439,7 @@
     <w:basedOn w:val="DefaultParagraphFont"/>
     <w:link w:val="Quote"/>
     <w:uiPriority w:val="29"/>
-    <w:rsid w:val="008D0C97"/>
+    <w:rsid w:val="00C16009"/>
     <w:rPr>
       <w:i/>
       <w:iCs/>
@@ -3423,27 +3451,18 @@
     <w:basedOn w:val="Normal"/>
     <w:uiPriority w:val="34"/>
     <w:qFormat/>
-    <w:rsid w:val="008D0C97"/>
+    <w:rsid w:val="00C16009"/>
     <w:pPr>
-      <w:spacing w:after="160" w:line="278" w:lineRule="auto"/>
       <w:ind w:left="720"/>
       <w:contextualSpacing/>
     </w:pPr>
-    <w:rPr>
-      <w:rFonts w:asciiTheme="minorHAnsi" w:eastAsiaTheme="minorHAnsi" w:hAnsiTheme="minorHAnsi" w:cstheme="minorBidi"/>
-      <w:kern w:val="2"/>
-      <w:sz w:val="24"/>
-      <w:szCs w:val="24"/>
-      <w:lang w:val="en-US"/>
-      <w14:ligatures w14:val="standardContextual"/>
-    </w:rPr>
   </w:style>
   <w:style w:type="character" w:styleId="IntenseEmphasis">
     <w:name w:val="Intense Emphasis"/>
     <w:basedOn w:val="DefaultParagraphFont"/>
     <w:uiPriority w:val="21"/>
     <w:qFormat/>
-    <w:rsid w:val="008D0C97"/>
+    <w:rsid w:val="00C16009"/>
     <w:rPr>
       <w:i/>
       <w:iCs/>
@@ -3457,26 +3476,20 @@
     <w:link w:val="IntenseQuoteChar"/>
     <w:uiPriority w:val="30"/>
     <w:qFormat/>
-    <w:rsid w:val="008D0C97"/>
+    <w:rsid w:val="00C16009"/>
     <w:pPr>
       <w:pBdr>
         <w:top w:val="single" w:sz="4" w:space="10" w:color="2F5496" w:themeColor="accent1" w:themeShade="BF"/>
         <w:bottom w:val="single" w:sz="4" w:space="10" w:color="2F5496" w:themeColor="accent1" w:themeShade="BF"/>
       </w:pBdr>
-      <w:spacing w:before="360" w:after="360" w:line="278" w:lineRule="auto"/>
+      <w:spacing w:before="360" w:after="360"/>
       <w:ind w:left="864" w:right="864"/>
       <w:jc w:val="center"/>
     </w:pPr>
     <w:rPr>
-      <w:rFonts w:asciiTheme="minorHAnsi" w:eastAsiaTheme="minorHAnsi" w:hAnsiTheme="minorHAnsi" w:cstheme="minorBidi"/>
       <w:i/>
       <w:iCs/>
       <w:color w:val="2F5496" w:themeColor="accent1" w:themeShade="BF"/>
-      <w:kern w:val="2"/>
-      <w:sz w:val="24"/>
-      <w:szCs w:val="24"/>
-      <w:lang w:val="en-US"/>
-      <w14:ligatures w14:val="standardContextual"/>
     </w:rPr>
   </w:style>
   <w:style w:type="character" w:customStyle="1" w:styleId="IntenseQuoteChar">
@@ -3484,7 +3497,7 @@
     <w:basedOn w:val="DefaultParagraphFont"/>
     <w:link w:val="IntenseQuote"/>
     <w:uiPriority w:val="30"/>
-    <w:rsid w:val="008D0C97"/>
+    <w:rsid w:val="00C16009"/>
     <w:rPr>
       <w:i/>
       <w:iCs/>
@@ -3496,7 +3509,7 @@
     <w:basedOn w:val="DefaultParagraphFont"/>
     <w:uiPriority w:val="32"/>
     <w:qFormat/>
-    <w:rsid w:val="008D0C97"/>
+    <w:rsid w:val="00C16009"/>
     <w:rPr>
       <w:b/>
       <w:bCs/>

--- a/Knowledge/2-Science/3-Social science/1-Linguistics/0-Intro to Linguistics/5-My Source/2-Linguistics Basics/21-Types of Grammatical Functions/9-Types of Attributes/5-Possessive Attribute.docx
+++ b/Knowledge/2-Science/3-Social science/1-Linguistics/0-Intro to Linguistics/5-My Source/2-Linguistics Basics/21-Types of Grammatical Functions/9-Types of Attributes/5-Possessive Attribute.docx
@@ -37,78 +37,1543 @@
       </w:pPr>
       <w:r>
         <w:rPr>
-          <w:rFonts w:ascii="Arial" w:eastAsia="Arial" w:hAnsi="Arial" w:cs="Arial"/>
-          <w:b/>
-          <w:color w:val="000000"/>
-          <w:sz w:val="18"/>
-          <w:highlight w:val="lightGray"/>
-        </w:rPr>
-        <w:t># Source: AI Source: Provided by: [Data Path</w:t>
-      </w:r>
-      <w:r>
-        <w:rPr>
-          <w:rFonts w:ascii="Arial" w:eastAsia="Arial" w:hAnsi="Arial" w:cs="Arial"/>
-          <w:color w:val="000000"/>
-          <w:sz w:val="18"/>
-          <w:highlight w:val="lightGray"/>
-        </w:rPr>
-        <w:t xml:space="preserve">: Persons Table -&gt; ID Column: 1, Name_En Column: Motasem Essam] -&gt; </w:t>
-      </w:r>
-      <w:r>
-        <w:rPr>
-          <w:rFonts w:ascii="Arial" w:eastAsia="Arial" w:hAnsi="Arial" w:cs="Arial"/>
-          <w:b/>
-          <w:color w:val="000000"/>
-          <w:sz w:val="18"/>
-          <w:highlight w:val="lightGray"/>
-        </w:rPr>
-        <w:t>From:</w:t>
-      </w:r>
-      <w:r>
-        <w:rPr>
-          <w:rFonts w:ascii="Arial" w:eastAsia="Arial" w:hAnsi="Arial" w:cs="Arial"/>
-          <w:color w:val="000000"/>
-          <w:sz w:val="18"/>
-          <w:highlight w:val="lightGray"/>
-        </w:rPr>
-        <w:t xml:space="preserve"> [Chatgpt (GPT</w:t>
-      </w:r>
-      <w:r>
-        <w:rPr>
-          <w:rFonts w:ascii="Arial" w:eastAsia="Arial" w:hAnsi="Arial" w:cs="Cambria Math"/>
-          <w:color w:val="000000"/>
-          <w:sz w:val="18"/>
-          <w:highlight w:val="lightGray"/>
-        </w:rPr>
-        <w:t>‑</w:t>
-      </w:r>
-      <w:r>
-        <w:rPr>
-          <w:rFonts w:ascii="Arial" w:eastAsia="Arial" w:hAnsi="Arial" w:cs="Arial"/>
-          <w:color w:val="000000"/>
-          <w:sz w:val="18"/>
-          <w:highlight w:val="lightGray"/>
-        </w:rPr>
-        <w:t xml:space="preserve">5 Mini)] </w:t>
-      </w:r>
-      <w:r>
-        <w:rPr>
-          <w:rFonts w:ascii="Arial" w:eastAsia="Arial" w:hAnsi="Arial" w:cs="Arial"/>
-          <w:b/>
-          <w:color w:val="000000"/>
-          <w:sz w:val="18"/>
-          <w:highlight w:val="lightGray"/>
-        </w:rPr>
-        <w:t>on</w:t>
-      </w:r>
-      <w:r>
-        <w:rPr>
-          <w:rFonts w:ascii="Arial" w:eastAsia="Arial" w:hAnsi="Arial"/>
-          <w:b/>
-          <w:sz w:val="18"/>
-          <w:highlight w:val="lightGray"/>
-        </w:rPr>
-        <w:t xml:space="preserve"> [8/7/2025]</w:t>
+          <w:rFonts w:ascii="Arial" w:hAnsi="Arial" w:eastAsia="Arial" w:cs="Arial"/>
+          <w:b/>
+          <w:i w:val="0"/>
+          <w:color w:val="000000"/>
+          <w:sz w:val="18"/>
+          <w:highlight w:val="lightGray"/>
+        </w:rPr>
+        <w:t>#</w:t>
+      </w:r>
+      <w:r>
+        <w:rPr>
+          <w:rFonts w:ascii="Arial" w:hAnsi="Arial" w:eastAsia="Arial" w:cs="Arial"/>
+          <w:b/>
+          <w:i w:val="0"/>
+          <w:color w:val="000000"/>
+          <w:sz w:val="18"/>
+          <w:highlight w:val="lightGray"/>
+        </w:rPr>
+        <w:t xml:space="preserve"> </w:t>
+      </w:r>
+      <w:r>
+        <w:rPr>
+          <w:rFonts w:ascii="Arial" w:hAnsi="Arial" w:eastAsia="Arial" w:cs="Arial"/>
+          <w:b/>
+          <w:i w:val="0"/>
+          <w:color w:val="000000"/>
+          <w:sz w:val="18"/>
+          <w:highlight w:val="lightGray"/>
+        </w:rPr>
+        <w:t>S</w:t>
+      </w:r>
+      <w:r>
+        <w:rPr>
+          <w:rFonts w:ascii="Arial" w:hAnsi="Arial" w:eastAsia="Arial" w:cs="Arial"/>
+          <w:b/>
+          <w:i w:val="0"/>
+          <w:color w:val="000000"/>
+          <w:sz w:val="18"/>
+          <w:highlight w:val="lightGray"/>
+        </w:rPr>
+        <w:t>o</w:t>
+      </w:r>
+      <w:r>
+        <w:rPr>
+          <w:rFonts w:ascii="Arial" w:hAnsi="Arial" w:eastAsia="Arial" w:cs="Arial"/>
+          <w:b/>
+          <w:i w:val="0"/>
+          <w:color w:val="000000"/>
+          <w:sz w:val="18"/>
+          <w:highlight w:val="lightGray"/>
+        </w:rPr>
+        <w:t>u</w:t>
+      </w:r>
+      <w:r>
+        <w:rPr>
+          <w:rFonts w:ascii="Arial" w:hAnsi="Arial" w:eastAsia="Arial" w:cs="Arial"/>
+          <w:b/>
+          <w:i w:val="0"/>
+          <w:color w:val="000000"/>
+          <w:sz w:val="18"/>
+          <w:highlight w:val="lightGray"/>
+        </w:rPr>
+        <w:t>r</w:t>
+      </w:r>
+      <w:r>
+        <w:rPr>
+          <w:rFonts w:ascii="Arial" w:hAnsi="Arial" w:eastAsia="Arial" w:cs="Arial"/>
+          <w:b/>
+          <w:i w:val="0"/>
+          <w:color w:val="000000"/>
+          <w:sz w:val="18"/>
+          <w:highlight w:val="lightGray"/>
+        </w:rPr>
+        <w:t>c</w:t>
+      </w:r>
+      <w:r>
+        <w:rPr>
+          <w:rFonts w:ascii="Arial" w:hAnsi="Arial" w:eastAsia="Arial" w:cs="Arial"/>
+          <w:b/>
+          <w:i w:val="0"/>
+          <w:color w:val="000000"/>
+          <w:sz w:val="18"/>
+          <w:highlight w:val="lightGray"/>
+        </w:rPr>
+        <w:t>e</w:t>
+      </w:r>
+      <w:r>
+        <w:rPr>
+          <w:rFonts w:ascii="Arial" w:hAnsi="Arial" w:eastAsia="Arial" w:cs="Arial"/>
+          <w:b/>
+          <w:i w:val="0"/>
+          <w:color w:val="000000"/>
+          <w:sz w:val="18"/>
+          <w:highlight w:val="lightGray"/>
+        </w:rPr>
+        <w:t>:</w:t>
+      </w:r>
+      <w:r>
+        <w:rPr>
+          <w:rFonts w:ascii="Arial" w:hAnsi="Arial" w:eastAsia="Arial" w:cs="Arial"/>
+          <w:b/>
+          <w:i w:val="0"/>
+          <w:color w:val="000000"/>
+          <w:sz w:val="18"/>
+          <w:highlight w:val="lightGray"/>
+        </w:rPr>
+        <w:t xml:space="preserve"> </w:t>
+      </w:r>
+      <w:r>
+        <w:rPr>
+          <w:rFonts w:ascii="Arial" w:hAnsi="Arial" w:eastAsia="Arial" w:cs="Arial"/>
+          <w:b/>
+          <w:i w:val="0"/>
+          <w:color w:val="000000"/>
+          <w:sz w:val="18"/>
+          <w:highlight w:val="lightGray"/>
+        </w:rPr>
+        <w:t>A</w:t>
+      </w:r>
+      <w:r>
+        <w:rPr>
+          <w:rFonts w:ascii="Arial" w:hAnsi="Arial" w:eastAsia="Arial" w:cs="Arial"/>
+          <w:b/>
+          <w:i w:val="0"/>
+          <w:color w:val="000000"/>
+          <w:sz w:val="18"/>
+          <w:highlight w:val="lightGray"/>
+        </w:rPr>
+        <w:t>I</w:t>
+      </w:r>
+      <w:r>
+        <w:rPr>
+          <w:rFonts w:ascii="Arial" w:hAnsi="Arial" w:eastAsia="Arial" w:cs="Arial"/>
+          <w:b/>
+          <w:i w:val="0"/>
+          <w:color w:val="000000"/>
+          <w:sz w:val="18"/>
+          <w:highlight w:val="lightGray"/>
+        </w:rPr>
+        <w:t xml:space="preserve"> </w:t>
+      </w:r>
+      <w:r>
+        <w:rPr>
+          <w:rFonts w:ascii="Arial" w:hAnsi="Arial" w:eastAsia="Arial" w:cs="Arial"/>
+          <w:b/>
+          <w:i w:val="0"/>
+          <w:color w:val="000000"/>
+          <w:sz w:val="18"/>
+          <w:highlight w:val="lightGray"/>
+        </w:rPr>
+        <w:t>S</w:t>
+      </w:r>
+      <w:r>
+        <w:rPr>
+          <w:rFonts w:ascii="Arial" w:hAnsi="Arial" w:eastAsia="Arial" w:cs="Arial"/>
+          <w:b/>
+          <w:i w:val="0"/>
+          <w:color w:val="000000"/>
+          <w:sz w:val="18"/>
+          <w:highlight w:val="lightGray"/>
+        </w:rPr>
+        <w:t>o</w:t>
+      </w:r>
+      <w:r>
+        <w:rPr>
+          <w:rFonts w:ascii="Arial" w:hAnsi="Arial" w:eastAsia="Arial" w:cs="Arial"/>
+          <w:b/>
+          <w:i w:val="0"/>
+          <w:color w:val="000000"/>
+          <w:sz w:val="18"/>
+          <w:highlight w:val="lightGray"/>
+        </w:rPr>
+        <w:t>u</w:t>
+      </w:r>
+      <w:r>
+        <w:rPr>
+          <w:rFonts w:ascii="Arial" w:hAnsi="Arial" w:eastAsia="Arial" w:cs="Arial"/>
+          <w:b/>
+          <w:i w:val="0"/>
+          <w:color w:val="000000"/>
+          <w:sz w:val="18"/>
+          <w:highlight w:val="lightGray"/>
+        </w:rPr>
+        <w:t>r</w:t>
+      </w:r>
+      <w:r>
+        <w:rPr>
+          <w:rFonts w:ascii="Arial" w:hAnsi="Arial" w:eastAsia="Arial" w:cs="Arial"/>
+          <w:b/>
+          <w:i w:val="0"/>
+          <w:color w:val="000000"/>
+          <w:sz w:val="18"/>
+          <w:highlight w:val="lightGray"/>
+        </w:rPr>
+        <w:t>c</w:t>
+      </w:r>
+      <w:r>
+        <w:rPr>
+          <w:rFonts w:ascii="Arial" w:hAnsi="Arial" w:eastAsia="Arial" w:cs="Arial"/>
+          <w:b/>
+          <w:i w:val="0"/>
+          <w:color w:val="000000"/>
+          <w:sz w:val="18"/>
+          <w:highlight w:val="lightGray"/>
+        </w:rPr>
+        <w:t>e</w:t>
+      </w:r>
+      <w:r>
+        <w:rPr>
+          <w:rFonts w:ascii="Arial" w:hAnsi="Arial" w:eastAsia="Arial" w:cs="Arial"/>
+          <w:b/>
+          <w:i w:val="0"/>
+          <w:color w:val="000000"/>
+          <w:sz w:val="18"/>
+          <w:highlight w:val="lightGray"/>
+        </w:rPr>
+        <w:t>:</w:t>
+      </w:r>
+      <w:r>
+        <w:rPr>
+          <w:rFonts w:ascii="Arial" w:hAnsi="Arial" w:eastAsia="Arial" w:cs="Arial"/>
+          <w:b/>
+          <w:i w:val="0"/>
+          <w:color w:val="000000"/>
+          <w:sz w:val="18"/>
+          <w:highlight w:val="lightGray"/>
+        </w:rPr>
+        <w:t xml:space="preserve"> </w:t>
+      </w:r>
+      <w:r>
+        <w:rPr>
+          <w:rFonts w:ascii="Arial" w:hAnsi="Arial" w:eastAsia="Arial" w:cs="Arial"/>
+          <w:b/>
+          <w:i w:val="0"/>
+          <w:color w:val="000000"/>
+          <w:sz w:val="18"/>
+          <w:highlight w:val="lightGray"/>
+        </w:rPr>
+        <w:t>P</w:t>
+      </w:r>
+      <w:r>
+        <w:rPr>
+          <w:rFonts w:ascii="Arial" w:hAnsi="Arial" w:eastAsia="Arial" w:cs="Arial"/>
+          <w:b/>
+          <w:i w:val="0"/>
+          <w:color w:val="000000"/>
+          <w:sz w:val="18"/>
+          <w:highlight w:val="lightGray"/>
+        </w:rPr>
+        <w:t>r</w:t>
+      </w:r>
+      <w:r>
+        <w:rPr>
+          <w:rFonts w:ascii="Arial" w:hAnsi="Arial" w:eastAsia="Arial" w:cs="Arial"/>
+          <w:b/>
+          <w:i w:val="0"/>
+          <w:color w:val="000000"/>
+          <w:sz w:val="18"/>
+          <w:highlight w:val="lightGray"/>
+        </w:rPr>
+        <w:t>o</w:t>
+      </w:r>
+      <w:r>
+        <w:rPr>
+          <w:rFonts w:ascii="Arial" w:hAnsi="Arial" w:eastAsia="Arial" w:cs="Arial"/>
+          <w:b/>
+          <w:i w:val="0"/>
+          <w:color w:val="000000"/>
+          <w:sz w:val="18"/>
+          <w:highlight w:val="lightGray"/>
+        </w:rPr>
+        <w:t>v</w:t>
+      </w:r>
+      <w:r>
+        <w:rPr>
+          <w:rFonts w:ascii="Arial" w:hAnsi="Arial" w:eastAsia="Arial" w:cs="Arial"/>
+          <w:b/>
+          <w:i w:val="0"/>
+          <w:color w:val="000000"/>
+          <w:sz w:val="18"/>
+          <w:highlight w:val="lightGray"/>
+        </w:rPr>
+        <w:t>i</w:t>
+      </w:r>
+      <w:r>
+        <w:rPr>
+          <w:rFonts w:ascii="Arial" w:hAnsi="Arial" w:eastAsia="Arial" w:cs="Arial"/>
+          <w:b/>
+          <w:i w:val="0"/>
+          <w:color w:val="000000"/>
+          <w:sz w:val="18"/>
+          <w:highlight w:val="lightGray"/>
+        </w:rPr>
+        <w:t>d</w:t>
+      </w:r>
+      <w:r>
+        <w:rPr>
+          <w:rFonts w:ascii="Arial" w:hAnsi="Arial" w:eastAsia="Arial" w:cs="Arial"/>
+          <w:b/>
+          <w:i w:val="0"/>
+          <w:color w:val="000000"/>
+          <w:sz w:val="18"/>
+          <w:highlight w:val="lightGray"/>
+        </w:rPr>
+        <w:t>e</w:t>
+      </w:r>
+      <w:r>
+        <w:rPr>
+          <w:rFonts w:ascii="Arial" w:hAnsi="Arial" w:eastAsia="Arial" w:cs="Arial"/>
+          <w:b/>
+          <w:i w:val="0"/>
+          <w:color w:val="000000"/>
+          <w:sz w:val="18"/>
+          <w:highlight w:val="lightGray"/>
+        </w:rPr>
+        <w:t>d</w:t>
+      </w:r>
+      <w:r>
+        <w:rPr>
+          <w:rFonts w:ascii="Arial" w:hAnsi="Arial" w:eastAsia="Arial" w:cs="Arial"/>
+          <w:b/>
+          <w:i w:val="0"/>
+          <w:color w:val="000000"/>
+          <w:sz w:val="18"/>
+          <w:highlight w:val="lightGray"/>
+        </w:rPr>
+        <w:t xml:space="preserve"> </w:t>
+      </w:r>
+      <w:r>
+        <w:rPr>
+          <w:rFonts w:ascii="Arial" w:hAnsi="Arial" w:eastAsia="Arial" w:cs="Arial"/>
+          <w:b/>
+          <w:i w:val="0"/>
+          <w:color w:val="000000"/>
+          <w:sz w:val="18"/>
+          <w:highlight w:val="lightGray"/>
+        </w:rPr>
+        <w:t>b</w:t>
+      </w:r>
+      <w:r>
+        <w:rPr>
+          <w:rFonts w:ascii="Arial" w:hAnsi="Arial" w:eastAsia="Arial" w:cs="Arial"/>
+          <w:b/>
+          <w:i w:val="0"/>
+          <w:color w:val="000000"/>
+          <w:sz w:val="18"/>
+          <w:highlight w:val="lightGray"/>
+        </w:rPr>
+        <w:t>y</w:t>
+      </w:r>
+      <w:r>
+        <w:rPr>
+          <w:rFonts w:ascii="Arial" w:hAnsi="Arial" w:eastAsia="Arial" w:cs="Arial"/>
+          <w:b/>
+          <w:i w:val="0"/>
+          <w:color w:val="000000"/>
+          <w:sz w:val="18"/>
+          <w:highlight w:val="lightGray"/>
+        </w:rPr>
+        <w:t>:</w:t>
+      </w:r>
+      <w:r>
+        <w:rPr>
+          <w:rFonts w:ascii="Arial" w:hAnsi="Arial" w:eastAsia="Arial" w:cs="Arial"/>
+          <w:b/>
+          <w:i w:val="0"/>
+          <w:color w:val="000000"/>
+          <w:sz w:val="18"/>
+          <w:highlight w:val="lightGray"/>
+        </w:rPr>
+        <w:t xml:space="preserve"> </w:t>
+      </w:r>
+      <w:r>
+        <w:rPr>
+          <w:rFonts w:ascii="Arial" w:hAnsi="Arial" w:eastAsia="Arial" w:cs="Arial"/>
+          <w:b/>
+          <w:i w:val="0"/>
+          <w:color w:val="000000"/>
+          <w:sz w:val="18"/>
+          <w:highlight w:val="lightGray"/>
+        </w:rPr>
+        <w:t>[</w:t>
+      </w:r>
+      <w:r>
+        <w:rPr>
+          <w:rFonts w:ascii="Arial" w:hAnsi="Arial" w:eastAsia="Arial" w:cs="Arial"/>
+          <w:b/>
+          <w:i w:val="0"/>
+          <w:color w:val="000000"/>
+          <w:sz w:val="18"/>
+          <w:highlight w:val="lightGray"/>
+        </w:rPr>
+        <w:t>D</w:t>
+      </w:r>
+      <w:r>
+        <w:rPr>
+          <w:rFonts w:ascii="Arial" w:hAnsi="Arial" w:eastAsia="Arial" w:cs="Arial"/>
+          <w:b/>
+          <w:i w:val="0"/>
+          <w:color w:val="000000"/>
+          <w:sz w:val="18"/>
+          <w:highlight w:val="lightGray"/>
+        </w:rPr>
+        <w:t>a</w:t>
+      </w:r>
+      <w:r>
+        <w:rPr>
+          <w:rFonts w:ascii="Arial" w:hAnsi="Arial" w:eastAsia="Arial" w:cs="Arial"/>
+          <w:b/>
+          <w:i w:val="0"/>
+          <w:color w:val="000000"/>
+          <w:sz w:val="18"/>
+          <w:highlight w:val="lightGray"/>
+        </w:rPr>
+        <w:t>t</w:t>
+      </w:r>
+      <w:r>
+        <w:rPr>
+          <w:rFonts w:ascii="Arial" w:hAnsi="Arial" w:eastAsia="Arial" w:cs="Arial"/>
+          <w:b/>
+          <w:i w:val="0"/>
+          <w:color w:val="000000"/>
+          <w:sz w:val="18"/>
+          <w:highlight w:val="lightGray"/>
+        </w:rPr>
+        <w:t>a</w:t>
+      </w:r>
+      <w:r>
+        <w:rPr>
+          <w:rFonts w:ascii="Arial" w:hAnsi="Arial" w:eastAsia="Arial" w:cs="Arial"/>
+          <w:b/>
+          <w:i w:val="0"/>
+          <w:color w:val="000000"/>
+          <w:sz w:val="18"/>
+          <w:highlight w:val="lightGray"/>
+        </w:rPr>
+        <w:t xml:space="preserve"> </w:t>
+      </w:r>
+      <w:r>
+        <w:rPr>
+          <w:rFonts w:ascii="Arial" w:hAnsi="Arial" w:eastAsia="Arial" w:cs="Arial"/>
+          <w:b/>
+          <w:i w:val="0"/>
+          <w:color w:val="000000"/>
+          <w:sz w:val="18"/>
+          <w:highlight w:val="lightGray"/>
+        </w:rPr>
+        <w:t>P</w:t>
+      </w:r>
+      <w:r>
+        <w:rPr>
+          <w:rFonts w:ascii="Arial" w:hAnsi="Arial" w:eastAsia="Arial" w:cs="Arial"/>
+          <w:b/>
+          <w:i w:val="0"/>
+          <w:color w:val="000000"/>
+          <w:sz w:val="18"/>
+          <w:highlight w:val="lightGray"/>
+        </w:rPr>
+        <w:t>a</w:t>
+      </w:r>
+      <w:r>
+        <w:rPr>
+          <w:rFonts w:ascii="Arial" w:hAnsi="Arial" w:eastAsia="Arial" w:cs="Arial"/>
+          <w:b/>
+          <w:i w:val="0"/>
+          <w:color w:val="000000"/>
+          <w:sz w:val="18"/>
+          <w:highlight w:val="lightGray"/>
+        </w:rPr>
+        <w:t>t</w:t>
+      </w:r>
+      <w:r>
+        <w:rPr>
+          <w:rFonts w:ascii="Arial" w:hAnsi="Arial" w:eastAsia="Arial" w:cs="Arial"/>
+          <w:b/>
+          <w:i w:val="0"/>
+          <w:color w:val="000000"/>
+          <w:sz w:val="18"/>
+          <w:highlight w:val="lightGray"/>
+        </w:rPr>
+        <w:t>h</w:t>
+      </w:r>
+      <w:r>
+        <w:rPr>
+          <w:rFonts w:ascii="Arial" w:hAnsi="Arial" w:eastAsia="Arial" w:cs="Arial"/>
+          <w:b w:val="0"/>
+          <w:i w:val="0"/>
+          <w:color w:val="000000"/>
+          <w:sz w:val="18"/>
+          <w:highlight w:val="lightGray"/>
+        </w:rPr>
+        <w:t>:</w:t>
+      </w:r>
+      <w:r>
+        <w:rPr>
+          <w:rFonts w:ascii="Arial" w:hAnsi="Arial" w:eastAsia="Arial" w:cs="Arial"/>
+          <w:b w:val="0"/>
+          <w:i w:val="0"/>
+          <w:color w:val="000000"/>
+          <w:sz w:val="18"/>
+          <w:highlight w:val="lightGray"/>
+        </w:rPr>
+        <w:t xml:space="preserve"> </w:t>
+      </w:r>
+      <w:r>
+        <w:rPr>
+          <w:rFonts w:ascii="Arial" w:hAnsi="Arial" w:eastAsia="Arial" w:cs="Arial"/>
+          <w:b w:val="0"/>
+          <w:i w:val="0"/>
+          <w:color w:val="000000"/>
+          <w:sz w:val="18"/>
+          <w:highlight w:val="lightGray"/>
+        </w:rPr>
+        <w:t>P</w:t>
+      </w:r>
+      <w:r>
+        <w:rPr>
+          <w:rFonts w:ascii="Arial" w:hAnsi="Arial" w:eastAsia="Arial" w:cs="Arial"/>
+          <w:b w:val="0"/>
+          <w:i w:val="0"/>
+          <w:color w:val="000000"/>
+          <w:sz w:val="18"/>
+          <w:highlight w:val="lightGray"/>
+        </w:rPr>
+        <w:t>e</w:t>
+      </w:r>
+      <w:r>
+        <w:rPr>
+          <w:rFonts w:ascii="Arial" w:hAnsi="Arial" w:eastAsia="Arial" w:cs="Arial"/>
+          <w:b w:val="0"/>
+          <w:i w:val="0"/>
+          <w:color w:val="000000"/>
+          <w:sz w:val="18"/>
+          <w:highlight w:val="lightGray"/>
+        </w:rPr>
+        <w:t>r</w:t>
+      </w:r>
+      <w:r>
+        <w:rPr>
+          <w:rFonts w:ascii="Arial" w:hAnsi="Arial" w:eastAsia="Arial" w:cs="Arial"/>
+          <w:b w:val="0"/>
+          <w:i w:val="0"/>
+          <w:color w:val="000000"/>
+          <w:sz w:val="18"/>
+          <w:highlight w:val="lightGray"/>
+        </w:rPr>
+        <w:t>s</w:t>
+      </w:r>
+      <w:r>
+        <w:rPr>
+          <w:rFonts w:ascii="Arial" w:hAnsi="Arial" w:eastAsia="Arial" w:cs="Arial"/>
+          <w:b w:val="0"/>
+          <w:i w:val="0"/>
+          <w:color w:val="000000"/>
+          <w:sz w:val="18"/>
+          <w:highlight w:val="lightGray"/>
+        </w:rPr>
+        <w:t>o</w:t>
+      </w:r>
+      <w:r>
+        <w:rPr>
+          <w:rFonts w:ascii="Arial" w:hAnsi="Arial" w:eastAsia="Arial" w:cs="Arial"/>
+          <w:b w:val="0"/>
+          <w:i w:val="0"/>
+          <w:color w:val="000000"/>
+          <w:sz w:val="18"/>
+          <w:highlight w:val="lightGray"/>
+        </w:rPr>
+        <w:t>n</w:t>
+      </w:r>
+      <w:r>
+        <w:rPr>
+          <w:rFonts w:ascii="Arial" w:hAnsi="Arial" w:eastAsia="Arial" w:cs="Arial"/>
+          <w:b w:val="0"/>
+          <w:i w:val="0"/>
+          <w:color w:val="000000"/>
+          <w:sz w:val="18"/>
+          <w:highlight w:val="lightGray"/>
+        </w:rPr>
+        <w:t>s</w:t>
+      </w:r>
+      <w:r>
+        <w:rPr>
+          <w:rFonts w:ascii="Arial" w:hAnsi="Arial" w:eastAsia="Arial" w:cs="Arial"/>
+          <w:b w:val="0"/>
+          <w:i w:val="0"/>
+          <w:color w:val="000000"/>
+          <w:sz w:val="18"/>
+          <w:highlight w:val="lightGray"/>
+        </w:rPr>
+        <w:t xml:space="preserve"> </w:t>
+      </w:r>
+      <w:r>
+        <w:rPr>
+          <w:rFonts w:ascii="Arial" w:hAnsi="Arial" w:eastAsia="Arial" w:cs="Arial"/>
+          <w:b w:val="0"/>
+          <w:i w:val="0"/>
+          <w:color w:val="000000"/>
+          <w:sz w:val="18"/>
+          <w:highlight w:val="lightGray"/>
+        </w:rPr>
+        <w:t>T</w:t>
+      </w:r>
+      <w:r>
+        <w:rPr>
+          <w:rFonts w:ascii="Arial" w:hAnsi="Arial" w:eastAsia="Arial" w:cs="Arial"/>
+          <w:b w:val="0"/>
+          <w:i w:val="0"/>
+          <w:color w:val="000000"/>
+          <w:sz w:val="18"/>
+          <w:highlight w:val="lightGray"/>
+        </w:rPr>
+        <w:t>a</w:t>
+      </w:r>
+      <w:r>
+        <w:rPr>
+          <w:rFonts w:ascii="Arial" w:hAnsi="Arial" w:eastAsia="Arial" w:cs="Arial"/>
+          <w:b w:val="0"/>
+          <w:i w:val="0"/>
+          <w:color w:val="000000"/>
+          <w:sz w:val="18"/>
+          <w:highlight w:val="lightGray"/>
+        </w:rPr>
+        <w:t>b</w:t>
+      </w:r>
+      <w:r>
+        <w:rPr>
+          <w:rFonts w:ascii="Arial" w:hAnsi="Arial" w:eastAsia="Arial" w:cs="Arial"/>
+          <w:b w:val="0"/>
+          <w:i w:val="0"/>
+          <w:color w:val="000000"/>
+          <w:sz w:val="18"/>
+          <w:highlight w:val="lightGray"/>
+        </w:rPr>
+        <w:t>l</w:t>
+      </w:r>
+      <w:r>
+        <w:rPr>
+          <w:rFonts w:ascii="Arial" w:hAnsi="Arial" w:eastAsia="Arial" w:cs="Arial"/>
+          <w:b w:val="0"/>
+          <w:i w:val="0"/>
+          <w:color w:val="000000"/>
+          <w:sz w:val="18"/>
+          <w:highlight w:val="lightGray"/>
+        </w:rPr>
+        <w:t>e</w:t>
+      </w:r>
+      <w:r>
+        <w:rPr>
+          <w:rFonts w:ascii="Arial" w:hAnsi="Arial" w:eastAsia="Arial" w:cs="Arial"/>
+          <w:b w:val="0"/>
+          <w:i w:val="0"/>
+          <w:color w:val="000000"/>
+          <w:sz w:val="18"/>
+          <w:highlight w:val="lightGray"/>
+        </w:rPr>
+        <w:t xml:space="preserve"> </w:t>
+      </w:r>
+      <w:r>
+        <w:rPr>
+          <w:rFonts w:ascii="Arial" w:hAnsi="Arial" w:eastAsia="Arial" w:cs="Arial"/>
+          <w:b w:val="0"/>
+          <w:i w:val="0"/>
+          <w:color w:val="000000"/>
+          <w:sz w:val="18"/>
+          <w:highlight w:val="lightGray"/>
+        </w:rPr>
+        <w:t>-</w:t>
+      </w:r>
+      <w:r>
+        <w:rPr>
+          <w:rFonts w:ascii="Arial" w:hAnsi="Arial" w:eastAsia="Arial" w:cs="Arial"/>
+          <w:b w:val="0"/>
+          <w:i w:val="0"/>
+          <w:color w:val="000000"/>
+          <w:sz w:val="18"/>
+          <w:highlight w:val="lightGray"/>
+        </w:rPr>
+        <w:t>&gt;</w:t>
+      </w:r>
+      <w:r>
+        <w:rPr>
+          <w:rFonts w:ascii="Arial" w:hAnsi="Arial" w:eastAsia="Arial" w:cs="Arial"/>
+          <w:b w:val="0"/>
+          <w:i w:val="0"/>
+          <w:color w:val="000000"/>
+          <w:sz w:val="18"/>
+          <w:highlight w:val="lightGray"/>
+        </w:rPr>
+        <w:t xml:space="preserve"> </w:t>
+      </w:r>
+      <w:r>
+        <w:rPr>
+          <w:rFonts w:ascii="Arial" w:hAnsi="Arial" w:eastAsia="Arial" w:cs="Arial"/>
+          <w:b w:val="0"/>
+          <w:i w:val="0"/>
+          <w:color w:val="000000"/>
+          <w:sz w:val="18"/>
+          <w:highlight w:val="lightGray"/>
+        </w:rPr>
+        <w:t>I</w:t>
+      </w:r>
+      <w:r>
+        <w:rPr>
+          <w:rFonts w:ascii="Arial" w:hAnsi="Arial" w:eastAsia="Arial" w:cs="Arial"/>
+          <w:b w:val="0"/>
+          <w:i w:val="0"/>
+          <w:color w:val="000000"/>
+          <w:sz w:val="18"/>
+          <w:highlight w:val="lightGray"/>
+        </w:rPr>
+        <w:t>D</w:t>
+      </w:r>
+      <w:r>
+        <w:rPr>
+          <w:rFonts w:ascii="Arial" w:hAnsi="Arial" w:eastAsia="Arial" w:cs="Arial"/>
+          <w:b w:val="0"/>
+          <w:i w:val="0"/>
+          <w:color w:val="000000"/>
+          <w:sz w:val="18"/>
+          <w:highlight w:val="lightGray"/>
+        </w:rPr>
+        <w:t xml:space="preserve"> </w:t>
+      </w:r>
+      <w:r>
+        <w:rPr>
+          <w:rFonts w:ascii="Arial" w:hAnsi="Arial" w:eastAsia="Arial" w:cs="Arial"/>
+          <w:b w:val="0"/>
+          <w:i w:val="0"/>
+          <w:color w:val="000000"/>
+          <w:sz w:val="18"/>
+          <w:highlight w:val="lightGray"/>
+        </w:rPr>
+        <w:t>C</w:t>
+      </w:r>
+      <w:r>
+        <w:rPr>
+          <w:rFonts w:ascii="Arial" w:hAnsi="Arial" w:eastAsia="Arial" w:cs="Arial"/>
+          <w:b w:val="0"/>
+          <w:i w:val="0"/>
+          <w:color w:val="000000"/>
+          <w:sz w:val="18"/>
+          <w:highlight w:val="lightGray"/>
+        </w:rPr>
+        <w:t>o</w:t>
+      </w:r>
+      <w:r>
+        <w:rPr>
+          <w:rFonts w:ascii="Arial" w:hAnsi="Arial" w:eastAsia="Arial" w:cs="Arial"/>
+          <w:b w:val="0"/>
+          <w:i w:val="0"/>
+          <w:color w:val="000000"/>
+          <w:sz w:val="18"/>
+          <w:highlight w:val="lightGray"/>
+        </w:rPr>
+        <w:t>l</w:t>
+      </w:r>
+      <w:r>
+        <w:rPr>
+          <w:rFonts w:ascii="Arial" w:hAnsi="Arial" w:eastAsia="Arial" w:cs="Arial"/>
+          <w:b w:val="0"/>
+          <w:i w:val="0"/>
+          <w:color w:val="000000"/>
+          <w:sz w:val="18"/>
+          <w:highlight w:val="lightGray"/>
+        </w:rPr>
+        <w:t>u</w:t>
+      </w:r>
+      <w:r>
+        <w:rPr>
+          <w:rFonts w:ascii="Arial" w:hAnsi="Arial" w:eastAsia="Arial" w:cs="Arial"/>
+          <w:b w:val="0"/>
+          <w:i w:val="0"/>
+          <w:color w:val="000000"/>
+          <w:sz w:val="18"/>
+          <w:highlight w:val="lightGray"/>
+        </w:rPr>
+        <w:t>m</w:t>
+      </w:r>
+      <w:r>
+        <w:rPr>
+          <w:rFonts w:ascii="Arial" w:hAnsi="Arial" w:eastAsia="Arial" w:cs="Arial"/>
+          <w:b w:val="0"/>
+          <w:i w:val="0"/>
+          <w:color w:val="000000"/>
+          <w:sz w:val="18"/>
+          <w:highlight w:val="lightGray"/>
+        </w:rPr>
+        <w:t>n</w:t>
+      </w:r>
+      <w:r>
+        <w:rPr>
+          <w:rFonts w:ascii="Arial" w:hAnsi="Arial" w:eastAsia="Arial" w:cs="Arial"/>
+          <w:b w:val="0"/>
+          <w:i w:val="0"/>
+          <w:color w:val="000000"/>
+          <w:sz w:val="18"/>
+          <w:highlight w:val="lightGray"/>
+        </w:rPr>
+        <w:t>:</w:t>
+      </w:r>
+      <w:r>
+        <w:rPr>
+          <w:rFonts w:ascii="Arial" w:hAnsi="Arial" w:eastAsia="Arial" w:cs="Arial"/>
+          <w:b w:val="0"/>
+          <w:i w:val="0"/>
+          <w:color w:val="000000"/>
+          <w:sz w:val="18"/>
+          <w:highlight w:val="lightGray"/>
+        </w:rPr>
+        <w:t xml:space="preserve"> </w:t>
+      </w:r>
+      <w:r>
+        <w:rPr>
+          <w:rFonts w:ascii="Arial" w:hAnsi="Arial" w:eastAsia="Arial" w:cs="Arial"/>
+          <w:b w:val="0"/>
+          <w:i w:val="0"/>
+          <w:color w:val="000000"/>
+          <w:sz w:val="18"/>
+          <w:highlight w:val="lightGray"/>
+        </w:rPr>
+        <w:t>1</w:t>
+      </w:r>
+      <w:r>
+        <w:rPr>
+          <w:rFonts w:ascii="Arial" w:hAnsi="Arial" w:eastAsia="Arial" w:cs="Arial"/>
+          <w:b w:val="0"/>
+          <w:i w:val="0"/>
+          <w:color w:val="000000"/>
+          <w:sz w:val="18"/>
+          <w:highlight w:val="lightGray"/>
+        </w:rPr>
+        <w:t>,</w:t>
+      </w:r>
+      <w:r>
+        <w:rPr>
+          <w:rFonts w:ascii="Arial" w:hAnsi="Arial" w:eastAsia="Arial" w:cs="Arial"/>
+          <w:b w:val="0"/>
+          <w:i w:val="0"/>
+          <w:color w:val="000000"/>
+          <w:sz w:val="18"/>
+          <w:highlight w:val="lightGray"/>
+        </w:rPr>
+        <w:t xml:space="preserve"> </w:t>
+      </w:r>
+      <w:r>
+        <w:rPr>
+          <w:rFonts w:ascii="Arial" w:hAnsi="Arial" w:eastAsia="Arial" w:cs="Arial"/>
+          <w:b w:val="0"/>
+          <w:i w:val="0"/>
+          <w:color w:val="000000"/>
+          <w:sz w:val="18"/>
+          <w:highlight w:val="lightGray"/>
+        </w:rPr>
+        <w:t>N</w:t>
+      </w:r>
+      <w:r>
+        <w:rPr>
+          <w:rFonts w:ascii="Arial" w:hAnsi="Arial" w:eastAsia="Arial" w:cs="Arial"/>
+          <w:b w:val="0"/>
+          <w:i w:val="0"/>
+          <w:color w:val="000000"/>
+          <w:sz w:val="18"/>
+          <w:highlight w:val="lightGray"/>
+        </w:rPr>
+        <w:t>a</w:t>
+      </w:r>
+      <w:r>
+        <w:rPr>
+          <w:rFonts w:ascii="Arial" w:hAnsi="Arial" w:eastAsia="Arial" w:cs="Arial"/>
+          <w:b w:val="0"/>
+          <w:i w:val="0"/>
+          <w:color w:val="000000"/>
+          <w:sz w:val="18"/>
+          <w:highlight w:val="lightGray"/>
+        </w:rPr>
+        <w:t>m</w:t>
+      </w:r>
+      <w:r>
+        <w:rPr>
+          <w:rFonts w:ascii="Arial" w:hAnsi="Arial" w:eastAsia="Arial" w:cs="Arial"/>
+          <w:b w:val="0"/>
+          <w:i w:val="0"/>
+          <w:color w:val="000000"/>
+          <w:sz w:val="18"/>
+          <w:highlight w:val="lightGray"/>
+        </w:rPr>
+        <w:t>e</w:t>
+      </w:r>
+      <w:r>
+        <w:rPr>
+          <w:rFonts w:ascii="Arial" w:hAnsi="Arial" w:eastAsia="Arial" w:cs="Arial"/>
+          <w:b w:val="0"/>
+          <w:i w:val="0"/>
+          <w:color w:val="000000"/>
+          <w:sz w:val="18"/>
+          <w:highlight w:val="lightGray"/>
+        </w:rPr>
+        <w:t>_</w:t>
+      </w:r>
+      <w:r>
+        <w:rPr>
+          <w:rFonts w:ascii="Arial" w:hAnsi="Arial" w:eastAsia="Arial" w:cs="Arial"/>
+          <w:b w:val="0"/>
+          <w:i w:val="0"/>
+          <w:color w:val="000000"/>
+          <w:sz w:val="18"/>
+          <w:highlight w:val="lightGray"/>
+        </w:rPr>
+        <w:t>E</w:t>
+      </w:r>
+      <w:r>
+        <w:rPr>
+          <w:rFonts w:ascii="Arial" w:hAnsi="Arial" w:eastAsia="Arial" w:cs="Arial"/>
+          <w:b w:val="0"/>
+          <w:i w:val="0"/>
+          <w:color w:val="000000"/>
+          <w:sz w:val="18"/>
+          <w:highlight w:val="lightGray"/>
+        </w:rPr>
+        <w:t>n</w:t>
+      </w:r>
+      <w:r>
+        <w:rPr>
+          <w:rFonts w:ascii="Arial" w:hAnsi="Arial" w:eastAsia="Arial" w:cs="Arial"/>
+          <w:b w:val="0"/>
+          <w:i w:val="0"/>
+          <w:color w:val="000000"/>
+          <w:sz w:val="18"/>
+          <w:highlight w:val="lightGray"/>
+        </w:rPr>
+        <w:t xml:space="preserve"> </w:t>
+      </w:r>
+      <w:r>
+        <w:rPr>
+          <w:rFonts w:ascii="Arial" w:hAnsi="Arial" w:eastAsia="Arial" w:cs="Arial"/>
+          <w:b w:val="0"/>
+          <w:i w:val="0"/>
+          <w:color w:val="000000"/>
+          <w:sz w:val="18"/>
+          <w:highlight w:val="lightGray"/>
+        </w:rPr>
+        <w:t>C</w:t>
+      </w:r>
+      <w:r>
+        <w:rPr>
+          <w:rFonts w:ascii="Arial" w:hAnsi="Arial" w:eastAsia="Arial" w:cs="Arial"/>
+          <w:b w:val="0"/>
+          <w:i w:val="0"/>
+          <w:color w:val="000000"/>
+          <w:sz w:val="18"/>
+          <w:highlight w:val="lightGray"/>
+        </w:rPr>
+        <w:t>o</w:t>
+      </w:r>
+      <w:r>
+        <w:rPr>
+          <w:rFonts w:ascii="Arial" w:hAnsi="Arial" w:eastAsia="Arial" w:cs="Arial"/>
+          <w:b w:val="0"/>
+          <w:i w:val="0"/>
+          <w:color w:val="000000"/>
+          <w:sz w:val="18"/>
+          <w:highlight w:val="lightGray"/>
+        </w:rPr>
+        <w:t>l</w:t>
+      </w:r>
+      <w:r>
+        <w:rPr>
+          <w:rFonts w:ascii="Arial" w:hAnsi="Arial" w:eastAsia="Arial" w:cs="Arial"/>
+          <w:b w:val="0"/>
+          <w:i w:val="0"/>
+          <w:color w:val="000000"/>
+          <w:sz w:val="18"/>
+          <w:highlight w:val="lightGray"/>
+        </w:rPr>
+        <w:t>u</w:t>
+      </w:r>
+      <w:r>
+        <w:rPr>
+          <w:rFonts w:ascii="Arial" w:hAnsi="Arial" w:eastAsia="Arial" w:cs="Arial"/>
+          <w:b w:val="0"/>
+          <w:i w:val="0"/>
+          <w:color w:val="000000"/>
+          <w:sz w:val="18"/>
+          <w:highlight w:val="lightGray"/>
+        </w:rPr>
+        <w:t>m</w:t>
+      </w:r>
+      <w:r>
+        <w:rPr>
+          <w:rFonts w:ascii="Arial" w:hAnsi="Arial" w:eastAsia="Arial" w:cs="Arial"/>
+          <w:b w:val="0"/>
+          <w:i w:val="0"/>
+          <w:color w:val="000000"/>
+          <w:sz w:val="18"/>
+          <w:highlight w:val="lightGray"/>
+        </w:rPr>
+        <w:t>n</w:t>
+      </w:r>
+      <w:r>
+        <w:rPr>
+          <w:rFonts w:ascii="Arial" w:hAnsi="Arial" w:eastAsia="Arial" w:cs="Arial"/>
+          <w:b w:val="0"/>
+          <w:i w:val="0"/>
+          <w:color w:val="000000"/>
+          <w:sz w:val="18"/>
+          <w:highlight w:val="lightGray"/>
+        </w:rPr>
+        <w:t>:</w:t>
+      </w:r>
+      <w:r>
+        <w:rPr>
+          <w:rFonts w:ascii="Arial" w:hAnsi="Arial" w:eastAsia="Arial" w:cs="Arial"/>
+          <w:b w:val="0"/>
+          <w:i w:val="0"/>
+          <w:color w:val="000000"/>
+          <w:sz w:val="18"/>
+          <w:highlight w:val="lightGray"/>
+        </w:rPr>
+        <w:t xml:space="preserve"> </w:t>
+      </w:r>
+      <w:r>
+        <w:rPr>
+          <w:rFonts w:ascii="Arial" w:hAnsi="Arial" w:eastAsia="Arial" w:cs="Arial"/>
+          <w:b w:val="0"/>
+          <w:i w:val="0"/>
+          <w:color w:val="000000"/>
+          <w:sz w:val="18"/>
+          <w:highlight w:val="lightGray"/>
+        </w:rPr>
+        <w:t>M</w:t>
+      </w:r>
+      <w:r>
+        <w:rPr>
+          <w:rFonts w:ascii="Arial" w:hAnsi="Arial" w:eastAsia="Arial" w:cs="Arial"/>
+          <w:b w:val="0"/>
+          <w:i w:val="0"/>
+          <w:color w:val="000000"/>
+          <w:sz w:val="18"/>
+          <w:highlight w:val="lightGray"/>
+        </w:rPr>
+        <w:t>o</w:t>
+      </w:r>
+      <w:r>
+        <w:rPr>
+          <w:rFonts w:ascii="Arial" w:hAnsi="Arial" w:eastAsia="Arial" w:cs="Arial"/>
+          <w:b w:val="0"/>
+          <w:i w:val="0"/>
+          <w:color w:val="000000"/>
+          <w:sz w:val="18"/>
+          <w:highlight w:val="lightGray"/>
+        </w:rPr>
+        <w:t>t</w:t>
+      </w:r>
+      <w:r>
+        <w:rPr>
+          <w:rFonts w:ascii="Arial" w:hAnsi="Arial" w:eastAsia="Arial" w:cs="Arial"/>
+          <w:b w:val="0"/>
+          <w:i w:val="0"/>
+          <w:color w:val="000000"/>
+          <w:sz w:val="18"/>
+          <w:highlight w:val="lightGray"/>
+        </w:rPr>
+        <w:t>a</w:t>
+      </w:r>
+      <w:r>
+        <w:rPr>
+          <w:rFonts w:ascii="Arial" w:hAnsi="Arial" w:eastAsia="Arial" w:cs="Arial"/>
+          <w:b w:val="0"/>
+          <w:i w:val="0"/>
+          <w:color w:val="000000"/>
+          <w:sz w:val="18"/>
+          <w:highlight w:val="lightGray"/>
+        </w:rPr>
+        <w:t>s</w:t>
+      </w:r>
+      <w:r>
+        <w:rPr>
+          <w:rFonts w:ascii="Arial" w:hAnsi="Arial" w:eastAsia="Arial" w:cs="Arial"/>
+          <w:b w:val="0"/>
+          <w:i w:val="0"/>
+          <w:color w:val="000000"/>
+          <w:sz w:val="18"/>
+          <w:highlight w:val="lightGray"/>
+        </w:rPr>
+        <w:t>e</w:t>
+      </w:r>
+      <w:r>
+        <w:rPr>
+          <w:rFonts w:ascii="Arial" w:hAnsi="Arial" w:eastAsia="Arial" w:cs="Arial"/>
+          <w:b w:val="0"/>
+          <w:i w:val="0"/>
+          <w:color w:val="000000"/>
+          <w:sz w:val="18"/>
+          <w:highlight w:val="lightGray"/>
+        </w:rPr>
+        <w:t>m</w:t>
+      </w:r>
+      <w:r>
+        <w:rPr>
+          <w:rFonts w:ascii="Arial" w:hAnsi="Arial" w:eastAsia="Arial" w:cs="Arial"/>
+          <w:b w:val="0"/>
+          <w:i w:val="0"/>
+          <w:color w:val="000000"/>
+          <w:sz w:val="18"/>
+          <w:highlight w:val="lightGray"/>
+        </w:rPr>
+        <w:t xml:space="preserve"> </w:t>
+      </w:r>
+      <w:r>
+        <w:rPr>
+          <w:rFonts w:ascii="Arial" w:hAnsi="Arial" w:eastAsia="Arial" w:cs="Arial"/>
+          <w:b w:val="0"/>
+          <w:i w:val="0"/>
+          <w:color w:val="000000"/>
+          <w:sz w:val="18"/>
+          <w:highlight w:val="lightGray"/>
+        </w:rPr>
+        <w:t>E</w:t>
+      </w:r>
+      <w:r>
+        <w:rPr>
+          <w:rFonts w:ascii="Arial" w:hAnsi="Arial" w:eastAsia="Arial" w:cs="Arial"/>
+          <w:b w:val="0"/>
+          <w:i w:val="0"/>
+          <w:color w:val="000000"/>
+          <w:sz w:val="18"/>
+          <w:highlight w:val="lightGray"/>
+        </w:rPr>
+        <w:t>s</w:t>
+      </w:r>
+      <w:r>
+        <w:rPr>
+          <w:rFonts w:ascii="Arial" w:hAnsi="Arial" w:eastAsia="Arial" w:cs="Arial"/>
+          <w:b w:val="0"/>
+          <w:i w:val="0"/>
+          <w:color w:val="000000"/>
+          <w:sz w:val="18"/>
+          <w:highlight w:val="lightGray"/>
+        </w:rPr>
+        <w:t>s</w:t>
+      </w:r>
+      <w:r>
+        <w:rPr>
+          <w:rFonts w:ascii="Arial" w:hAnsi="Arial" w:eastAsia="Arial" w:cs="Arial"/>
+          <w:b w:val="0"/>
+          <w:i w:val="0"/>
+          <w:color w:val="000000"/>
+          <w:sz w:val="18"/>
+          <w:highlight w:val="lightGray"/>
+        </w:rPr>
+        <w:t>a</w:t>
+      </w:r>
+      <w:r>
+        <w:rPr>
+          <w:rFonts w:ascii="Arial" w:hAnsi="Arial" w:eastAsia="Arial" w:cs="Arial"/>
+          <w:b w:val="0"/>
+          <w:i w:val="0"/>
+          <w:color w:val="000000"/>
+          <w:sz w:val="18"/>
+          <w:highlight w:val="lightGray"/>
+        </w:rPr>
+        <w:t>m</w:t>
+      </w:r>
+      <w:r>
+        <w:rPr>
+          <w:rFonts w:ascii="Arial" w:hAnsi="Arial" w:eastAsia="Arial" w:cs="Arial"/>
+          <w:b w:val="0"/>
+          <w:i w:val="0"/>
+          <w:color w:val="000000"/>
+          <w:sz w:val="18"/>
+          <w:highlight w:val="lightGray"/>
+        </w:rPr>
+        <w:t>]</w:t>
+      </w:r>
+      <w:r>
+        <w:rPr>
+          <w:rFonts w:ascii="Arial" w:hAnsi="Arial" w:eastAsia="Arial" w:cs="Arial"/>
+          <w:b w:val="0"/>
+          <w:i w:val="0"/>
+          <w:color w:val="000000"/>
+          <w:sz w:val="18"/>
+          <w:highlight w:val="lightGray"/>
+        </w:rPr>
+        <w:t xml:space="preserve"> </w:t>
+      </w:r>
+      <w:r>
+        <w:rPr>
+          <w:rFonts w:ascii="Arial" w:hAnsi="Arial" w:eastAsia="Arial" w:cs="Arial"/>
+          <w:b w:val="0"/>
+          <w:i w:val="0"/>
+          <w:color w:val="000000"/>
+          <w:sz w:val="18"/>
+          <w:highlight w:val="lightGray"/>
+        </w:rPr>
+        <w:t>-</w:t>
+      </w:r>
+      <w:r>
+        <w:rPr>
+          <w:rFonts w:ascii="Arial" w:hAnsi="Arial" w:eastAsia="Arial" w:cs="Arial"/>
+          <w:b w:val="0"/>
+          <w:i w:val="0"/>
+          <w:color w:val="000000"/>
+          <w:sz w:val="18"/>
+          <w:highlight w:val="lightGray"/>
+        </w:rPr>
+        <w:t>&gt;</w:t>
+      </w:r>
+      <w:r>
+        <w:rPr>
+          <w:rFonts w:ascii="Arial" w:hAnsi="Arial" w:eastAsia="Arial" w:cs="Arial"/>
+          <w:b w:val="0"/>
+          <w:i w:val="0"/>
+          <w:color w:val="000000"/>
+          <w:sz w:val="18"/>
+          <w:highlight w:val="lightGray"/>
+        </w:rPr>
+        <w:t xml:space="preserve"> </w:t>
+      </w:r>
+      <w:r>
+        <w:rPr>
+          <w:rFonts w:ascii="Arial" w:hAnsi="Arial" w:eastAsia="Arial" w:cs="Arial"/>
+          <w:b/>
+          <w:i w:val="0"/>
+          <w:color w:val="000000"/>
+          <w:sz w:val="18"/>
+          <w:highlight w:val="lightGray"/>
+        </w:rPr>
+        <w:t>F</w:t>
+      </w:r>
+      <w:r>
+        <w:rPr>
+          <w:rFonts w:ascii="Arial" w:hAnsi="Arial" w:eastAsia="Arial" w:cs="Arial"/>
+          <w:b/>
+          <w:i w:val="0"/>
+          <w:color w:val="000000"/>
+          <w:sz w:val="18"/>
+          <w:highlight w:val="lightGray"/>
+        </w:rPr>
+        <w:t>r</w:t>
+      </w:r>
+      <w:r>
+        <w:rPr>
+          <w:rFonts w:ascii="Arial" w:hAnsi="Arial" w:eastAsia="Arial" w:cs="Arial"/>
+          <w:b/>
+          <w:i w:val="0"/>
+          <w:color w:val="000000"/>
+          <w:sz w:val="18"/>
+          <w:highlight w:val="lightGray"/>
+        </w:rPr>
+        <w:t>o</w:t>
+      </w:r>
+      <w:r>
+        <w:rPr>
+          <w:rFonts w:ascii="Arial" w:hAnsi="Arial" w:eastAsia="Arial" w:cs="Arial"/>
+          <w:b/>
+          <w:i w:val="0"/>
+          <w:color w:val="000000"/>
+          <w:sz w:val="18"/>
+          <w:highlight w:val="lightGray"/>
+        </w:rPr>
+        <w:t>m</w:t>
+      </w:r>
+      <w:r>
+        <w:rPr>
+          <w:rFonts w:ascii="Arial" w:hAnsi="Arial" w:eastAsia="Arial" w:cs="Arial"/>
+          <w:b/>
+          <w:i w:val="0"/>
+          <w:color w:val="000000"/>
+          <w:sz w:val="18"/>
+          <w:highlight w:val="lightGray"/>
+        </w:rPr>
+        <w:t>:</w:t>
+      </w:r>
+      <w:r>
+        <w:rPr>
+          <w:rFonts w:ascii="Arial" w:hAnsi="Arial" w:eastAsia="Arial" w:cs="Arial"/>
+          <w:b w:val="0"/>
+          <w:i w:val="0"/>
+          <w:color w:val="000000"/>
+          <w:sz w:val="18"/>
+          <w:highlight w:val="lightGray"/>
+        </w:rPr>
+        <w:t xml:space="preserve"> </w:t>
+      </w:r>
+      <w:r>
+        <w:rPr>
+          <w:rFonts w:ascii="Arial" w:hAnsi="Arial" w:eastAsia="Arial" w:cs="Arial"/>
+          <w:b w:val="0"/>
+          <w:i w:val="0"/>
+          <w:color w:val="000000"/>
+          <w:sz w:val="18"/>
+          <w:highlight w:val="lightGray"/>
+        </w:rPr>
+        <w:t>[</w:t>
+      </w:r>
+      <w:r>
+        <w:rPr>
+          <w:rFonts w:ascii="Arial" w:hAnsi="Arial" w:eastAsia="Arial" w:cs="Arial"/>
+          <w:b w:val="0"/>
+          <w:i w:val="0"/>
+          <w:color w:val="000000"/>
+          <w:sz w:val="18"/>
+          <w:highlight w:val="lightGray"/>
+        </w:rPr>
+        <w:t>C</w:t>
+      </w:r>
+      <w:r>
+        <w:rPr>
+          <w:rFonts w:ascii="Arial" w:hAnsi="Arial" w:eastAsia="Arial" w:cs="Arial"/>
+          <w:b w:val="0"/>
+          <w:i w:val="0"/>
+          <w:color w:val="000000"/>
+          <w:sz w:val="18"/>
+          <w:highlight w:val="lightGray"/>
+        </w:rPr>
+        <w:t>h</w:t>
+      </w:r>
+      <w:r>
+        <w:rPr>
+          <w:rFonts w:ascii="Arial" w:hAnsi="Arial" w:eastAsia="Arial" w:cs="Arial"/>
+          <w:b w:val="0"/>
+          <w:i w:val="0"/>
+          <w:color w:val="000000"/>
+          <w:sz w:val="18"/>
+          <w:highlight w:val="lightGray"/>
+        </w:rPr>
+        <w:t>a</w:t>
+      </w:r>
+      <w:r>
+        <w:rPr>
+          <w:rFonts w:ascii="Arial" w:hAnsi="Arial" w:eastAsia="Arial" w:cs="Arial"/>
+          <w:b w:val="0"/>
+          <w:i w:val="0"/>
+          <w:color w:val="000000"/>
+          <w:sz w:val="18"/>
+          <w:highlight w:val="lightGray"/>
+        </w:rPr>
+        <w:t>t</w:t>
+      </w:r>
+      <w:r>
+        <w:rPr>
+          <w:rFonts w:ascii="Arial" w:hAnsi="Arial" w:eastAsia="Arial" w:cs="Arial"/>
+          <w:b w:val="0"/>
+          <w:i w:val="0"/>
+          <w:color w:val="000000"/>
+          <w:sz w:val="18"/>
+          <w:highlight w:val="lightGray"/>
+        </w:rPr>
+        <w:t>G</w:t>
+      </w:r>
+      <w:r>
+        <w:rPr>
+          <w:rFonts w:ascii="Arial" w:hAnsi="Arial" w:eastAsia="Arial" w:cs="Arial"/>
+          <w:b w:val="0"/>
+          <w:i w:val="0"/>
+          <w:color w:val="000000"/>
+          <w:sz w:val="18"/>
+          <w:highlight w:val="lightGray"/>
+        </w:rPr>
+        <w:t>P</w:t>
+      </w:r>
+      <w:r>
+        <w:rPr>
+          <w:rFonts w:ascii="Arial" w:hAnsi="Arial" w:eastAsia="Arial" w:cs="Arial"/>
+          <w:b w:val="0"/>
+          <w:i w:val="0"/>
+          <w:color w:val="000000"/>
+          <w:sz w:val="18"/>
+          <w:highlight w:val="lightGray"/>
+        </w:rPr>
+        <w:t>T</w:t>
+      </w:r>
+      <w:r>
+        <w:rPr>
+          <w:rFonts w:ascii="Arial" w:hAnsi="Arial" w:eastAsia="Arial" w:cs="Arial"/>
+          <w:b w:val="0"/>
+          <w:i w:val="0"/>
+          <w:color w:val="000000"/>
+          <w:sz w:val="18"/>
+          <w:highlight w:val="lightGray"/>
+        </w:rPr>
+        <w:t>]</w:t>
+      </w:r>
+      <w:r>
+        <w:rPr>
+          <w:rFonts w:ascii="Arial" w:hAnsi="Arial" w:eastAsia="Arial" w:cs="Arial"/>
+          <w:b w:val="0"/>
+          <w:i w:val="0"/>
+          <w:color w:val="000000"/>
+          <w:sz w:val="18"/>
+          <w:highlight w:val="lightGray"/>
+        </w:rPr>
+        <w:t xml:space="preserve"> </w:t>
+      </w:r>
+      <w:r>
+        <w:rPr>
+          <w:rFonts w:ascii="Arial" w:hAnsi="Arial" w:eastAsia="Arial" w:cs="Arial"/>
+          <w:b/>
+          <w:i w:val="0"/>
+          <w:color w:val="000000"/>
+          <w:sz w:val="18"/>
+          <w:highlight w:val="lightGray"/>
+        </w:rPr>
+        <w:t>o</w:t>
+      </w:r>
+      <w:r>
+        <w:rPr>
+          <w:rFonts w:ascii="Arial" w:hAnsi="Arial" w:eastAsia="Arial" w:cs="Arial"/>
+          <w:b/>
+          <w:i w:val="0"/>
+          <w:color w:val="000000"/>
+          <w:sz w:val="18"/>
+          <w:highlight w:val="lightGray"/>
+        </w:rPr>
+        <w:t>n</w:t>
+      </w:r>
+      <w:r>
+        <w:rPr>
+          <w:rFonts w:ascii="Arial" w:hAnsi="Arial" w:eastAsia="Arial" w:cs="Arial"/>
+          <w:b/>
+          <w:i w:val="0"/>
+          <w:color w:val="000000"/>
+          <w:sz w:val="18"/>
+          <w:highlight w:val="lightGray"/>
+        </w:rPr>
+        <w:t xml:space="preserve"> </w:t>
+      </w:r>
+      <w:r>
+        <w:rPr>
+          <w:rFonts w:ascii="Arial" w:hAnsi="Arial" w:eastAsia="Arial" w:cs="Arial"/>
+          <w:b w:val="0"/>
+          <w:i w:val="0"/>
+          <w:color w:val="000000"/>
+          <w:sz w:val="18"/>
+          <w:highlight w:val="lightGray"/>
+        </w:rPr>
+        <w:t>[</w:t>
+      </w:r>
+      <w:r>
+        <w:rPr>
+          <w:rFonts w:ascii="Arial" w:hAnsi="Arial" w:eastAsia="Arial" w:cs="Arial"/>
+          <w:b w:val="0"/>
+          <w:i w:val="0"/>
+          <w:color w:val="000000"/>
+          <w:sz w:val="18"/>
+          <w:highlight w:val="lightGray"/>
+        </w:rPr>
+        <w:t>8</w:t>
+      </w:r>
+      <w:r>
+        <w:rPr>
+          <w:rFonts w:ascii="Arial" w:hAnsi="Arial" w:eastAsia="Arial" w:cs="Arial"/>
+          <w:b w:val="0"/>
+          <w:i w:val="0"/>
+          <w:color w:val="000000"/>
+          <w:sz w:val="18"/>
+          <w:highlight w:val="lightGray"/>
+        </w:rPr>
+        <w:t>/</w:t>
+      </w:r>
+      <w:r>
+        <w:rPr>
+          <w:rFonts w:ascii="Arial" w:hAnsi="Arial" w:eastAsia="Arial" w:cs="Arial"/>
+          <w:b w:val="0"/>
+          <w:i w:val="0"/>
+          <w:color w:val="000000"/>
+          <w:sz w:val="18"/>
+          <w:highlight w:val="lightGray"/>
+        </w:rPr>
+        <w:t>7</w:t>
+      </w:r>
+      <w:r>
+        <w:rPr>
+          <w:rFonts w:ascii="Arial" w:hAnsi="Arial" w:eastAsia="Arial" w:cs="Arial"/>
+          <w:b w:val="0"/>
+          <w:i w:val="0"/>
+          <w:color w:val="000000"/>
+          <w:sz w:val="18"/>
+          <w:highlight w:val="lightGray"/>
+        </w:rPr>
+        <w:t>/</w:t>
+      </w:r>
+      <w:r>
+        <w:rPr>
+          <w:rFonts w:ascii="Arial" w:hAnsi="Arial" w:eastAsia="Arial" w:cs="Arial"/>
+          <w:b w:val="0"/>
+          <w:i w:val="0"/>
+          <w:color w:val="000000"/>
+          <w:sz w:val="18"/>
+          <w:highlight w:val="lightGray"/>
+        </w:rPr>
+        <w:t>2</w:t>
+      </w:r>
+      <w:r>
+        <w:rPr>
+          <w:rFonts w:ascii="Arial" w:hAnsi="Arial" w:eastAsia="Arial" w:cs="Arial"/>
+          <w:b w:val="0"/>
+          <w:i w:val="0"/>
+          <w:color w:val="000000"/>
+          <w:sz w:val="18"/>
+          <w:highlight w:val="lightGray"/>
+        </w:rPr>
+        <w:t>0</w:t>
+      </w:r>
+      <w:r>
+        <w:rPr>
+          <w:rFonts w:ascii="Arial" w:hAnsi="Arial" w:eastAsia="Arial" w:cs="Arial"/>
+          <w:b w:val="0"/>
+          <w:i w:val="0"/>
+          <w:color w:val="000000"/>
+          <w:sz w:val="18"/>
+          <w:highlight w:val="lightGray"/>
+        </w:rPr>
+        <w:t>2</w:t>
+      </w:r>
+      <w:r>
+        <w:rPr>
+          <w:rFonts w:ascii="Arial" w:hAnsi="Arial" w:eastAsia="Arial" w:cs="Arial"/>
+          <w:b w:val="0"/>
+          <w:i w:val="0"/>
+          <w:color w:val="000000"/>
+          <w:sz w:val="18"/>
+          <w:highlight w:val="lightGray"/>
+        </w:rPr>
+        <w:t>5</w:t>
+      </w:r>
+      <w:r>
+        <w:rPr>
+          <w:rFonts w:ascii="Arial" w:hAnsi="Arial" w:eastAsia="Arial" w:cs="Arial"/>
+          <w:b w:val="0"/>
+          <w:i w:val="0"/>
+          <w:color w:val="000000"/>
+          <w:sz w:val="18"/>
+          <w:highlight w:val="lightGray"/>
+        </w:rPr>
+        <w:t>]</w:t>
       </w:r>
     </w:p>
     <w:p>
@@ -203,78 +1668,1543 @@
       </w:pPr>
       <w:r>
         <w:rPr>
-          <w:rFonts w:ascii="Arial" w:eastAsia="Arial" w:hAnsi="Arial" w:cs="Arial"/>
-          <w:b/>
-          <w:color w:val="000000"/>
-          <w:sz w:val="18"/>
-          <w:highlight w:val="lightGray"/>
-        </w:rPr>
-        <w:t># Source: AI Source: Provided by: [Data Path</w:t>
-      </w:r>
-      <w:r>
-        <w:rPr>
-          <w:rFonts w:ascii="Arial" w:eastAsia="Arial" w:hAnsi="Arial" w:cs="Arial"/>
-          <w:color w:val="000000"/>
-          <w:sz w:val="18"/>
-          <w:highlight w:val="lightGray"/>
-        </w:rPr>
-        <w:t xml:space="preserve">: Persons Table -&gt; ID Column: 1, Name_En Column: Motasem Essam] -&gt; </w:t>
-      </w:r>
-      <w:r>
-        <w:rPr>
-          <w:rFonts w:ascii="Arial" w:eastAsia="Arial" w:hAnsi="Arial" w:cs="Arial"/>
-          <w:b/>
-          <w:color w:val="000000"/>
-          <w:sz w:val="18"/>
-          <w:highlight w:val="lightGray"/>
-        </w:rPr>
-        <w:t>From:</w:t>
-      </w:r>
-      <w:r>
-        <w:rPr>
-          <w:rFonts w:ascii="Arial" w:eastAsia="Arial" w:hAnsi="Arial" w:cs="Arial"/>
-          <w:color w:val="000000"/>
-          <w:sz w:val="18"/>
-          <w:highlight w:val="lightGray"/>
-        </w:rPr>
-        <w:t xml:space="preserve"> [Chatgpt (GPT</w:t>
-      </w:r>
-      <w:r>
-        <w:rPr>
-          <w:rFonts w:ascii="Arial" w:eastAsia="Arial" w:hAnsi="Arial" w:cs="Cambria Math"/>
-          <w:color w:val="000000"/>
-          <w:sz w:val="18"/>
-          <w:highlight w:val="lightGray"/>
-        </w:rPr>
-        <w:t>‑</w:t>
-      </w:r>
-      <w:r>
-        <w:rPr>
-          <w:rFonts w:ascii="Arial" w:eastAsia="Arial" w:hAnsi="Arial" w:cs="Arial"/>
-          <w:color w:val="000000"/>
-          <w:sz w:val="18"/>
-          <w:highlight w:val="lightGray"/>
-        </w:rPr>
-        <w:t xml:space="preserve">5 Mini)] </w:t>
-      </w:r>
-      <w:r>
-        <w:rPr>
-          <w:rFonts w:ascii="Arial" w:eastAsia="Arial" w:hAnsi="Arial" w:cs="Arial"/>
-          <w:b/>
-          <w:color w:val="000000"/>
-          <w:sz w:val="18"/>
-          <w:highlight w:val="lightGray"/>
-        </w:rPr>
-        <w:t>on</w:t>
-      </w:r>
-      <w:r>
-        <w:rPr>
-          <w:rFonts w:ascii="Arial" w:eastAsia="Arial" w:hAnsi="Arial"/>
-          <w:b/>
-          <w:sz w:val="18"/>
-          <w:highlight w:val="lightGray"/>
-        </w:rPr>
-        <w:t xml:space="preserve"> [8/7/2025]</w:t>
+          <w:rFonts w:ascii="Arial" w:hAnsi="Arial" w:eastAsia="Arial" w:cs="Arial"/>
+          <w:b/>
+          <w:i w:val="0"/>
+          <w:color w:val="000000"/>
+          <w:sz w:val="18"/>
+          <w:highlight w:val="lightGray"/>
+        </w:rPr>
+        <w:t>#</w:t>
+      </w:r>
+      <w:r>
+        <w:rPr>
+          <w:rFonts w:ascii="Arial" w:hAnsi="Arial" w:eastAsia="Arial" w:cs="Arial"/>
+          <w:b/>
+          <w:i w:val="0"/>
+          <w:color w:val="000000"/>
+          <w:sz w:val="18"/>
+          <w:highlight w:val="lightGray"/>
+        </w:rPr>
+        <w:t xml:space="preserve"> </w:t>
+      </w:r>
+      <w:r>
+        <w:rPr>
+          <w:rFonts w:ascii="Arial" w:hAnsi="Arial" w:eastAsia="Arial" w:cs="Arial"/>
+          <w:b/>
+          <w:i w:val="0"/>
+          <w:color w:val="000000"/>
+          <w:sz w:val="18"/>
+          <w:highlight w:val="lightGray"/>
+        </w:rPr>
+        <w:t>S</w:t>
+      </w:r>
+      <w:r>
+        <w:rPr>
+          <w:rFonts w:ascii="Arial" w:hAnsi="Arial" w:eastAsia="Arial" w:cs="Arial"/>
+          <w:b/>
+          <w:i w:val="0"/>
+          <w:color w:val="000000"/>
+          <w:sz w:val="18"/>
+          <w:highlight w:val="lightGray"/>
+        </w:rPr>
+        <w:t>o</w:t>
+      </w:r>
+      <w:r>
+        <w:rPr>
+          <w:rFonts w:ascii="Arial" w:hAnsi="Arial" w:eastAsia="Arial" w:cs="Arial"/>
+          <w:b/>
+          <w:i w:val="0"/>
+          <w:color w:val="000000"/>
+          <w:sz w:val="18"/>
+          <w:highlight w:val="lightGray"/>
+        </w:rPr>
+        <w:t>u</w:t>
+      </w:r>
+      <w:r>
+        <w:rPr>
+          <w:rFonts w:ascii="Arial" w:hAnsi="Arial" w:eastAsia="Arial" w:cs="Arial"/>
+          <w:b/>
+          <w:i w:val="0"/>
+          <w:color w:val="000000"/>
+          <w:sz w:val="18"/>
+          <w:highlight w:val="lightGray"/>
+        </w:rPr>
+        <w:t>r</w:t>
+      </w:r>
+      <w:r>
+        <w:rPr>
+          <w:rFonts w:ascii="Arial" w:hAnsi="Arial" w:eastAsia="Arial" w:cs="Arial"/>
+          <w:b/>
+          <w:i w:val="0"/>
+          <w:color w:val="000000"/>
+          <w:sz w:val="18"/>
+          <w:highlight w:val="lightGray"/>
+        </w:rPr>
+        <w:t>c</w:t>
+      </w:r>
+      <w:r>
+        <w:rPr>
+          <w:rFonts w:ascii="Arial" w:hAnsi="Arial" w:eastAsia="Arial" w:cs="Arial"/>
+          <w:b/>
+          <w:i w:val="0"/>
+          <w:color w:val="000000"/>
+          <w:sz w:val="18"/>
+          <w:highlight w:val="lightGray"/>
+        </w:rPr>
+        <w:t>e</w:t>
+      </w:r>
+      <w:r>
+        <w:rPr>
+          <w:rFonts w:ascii="Arial" w:hAnsi="Arial" w:eastAsia="Arial" w:cs="Arial"/>
+          <w:b/>
+          <w:i w:val="0"/>
+          <w:color w:val="000000"/>
+          <w:sz w:val="18"/>
+          <w:highlight w:val="lightGray"/>
+        </w:rPr>
+        <w:t>:</w:t>
+      </w:r>
+      <w:r>
+        <w:rPr>
+          <w:rFonts w:ascii="Arial" w:hAnsi="Arial" w:eastAsia="Arial" w:cs="Arial"/>
+          <w:b/>
+          <w:i w:val="0"/>
+          <w:color w:val="000000"/>
+          <w:sz w:val="18"/>
+          <w:highlight w:val="lightGray"/>
+        </w:rPr>
+        <w:t xml:space="preserve"> </w:t>
+      </w:r>
+      <w:r>
+        <w:rPr>
+          <w:rFonts w:ascii="Arial" w:hAnsi="Arial" w:eastAsia="Arial" w:cs="Arial"/>
+          <w:b/>
+          <w:i w:val="0"/>
+          <w:color w:val="000000"/>
+          <w:sz w:val="18"/>
+          <w:highlight w:val="lightGray"/>
+        </w:rPr>
+        <w:t>A</w:t>
+      </w:r>
+      <w:r>
+        <w:rPr>
+          <w:rFonts w:ascii="Arial" w:hAnsi="Arial" w:eastAsia="Arial" w:cs="Arial"/>
+          <w:b/>
+          <w:i w:val="0"/>
+          <w:color w:val="000000"/>
+          <w:sz w:val="18"/>
+          <w:highlight w:val="lightGray"/>
+        </w:rPr>
+        <w:t>I</w:t>
+      </w:r>
+      <w:r>
+        <w:rPr>
+          <w:rFonts w:ascii="Arial" w:hAnsi="Arial" w:eastAsia="Arial" w:cs="Arial"/>
+          <w:b/>
+          <w:i w:val="0"/>
+          <w:color w:val="000000"/>
+          <w:sz w:val="18"/>
+          <w:highlight w:val="lightGray"/>
+        </w:rPr>
+        <w:t xml:space="preserve"> </w:t>
+      </w:r>
+      <w:r>
+        <w:rPr>
+          <w:rFonts w:ascii="Arial" w:hAnsi="Arial" w:eastAsia="Arial" w:cs="Arial"/>
+          <w:b/>
+          <w:i w:val="0"/>
+          <w:color w:val="000000"/>
+          <w:sz w:val="18"/>
+          <w:highlight w:val="lightGray"/>
+        </w:rPr>
+        <w:t>S</w:t>
+      </w:r>
+      <w:r>
+        <w:rPr>
+          <w:rFonts w:ascii="Arial" w:hAnsi="Arial" w:eastAsia="Arial" w:cs="Arial"/>
+          <w:b/>
+          <w:i w:val="0"/>
+          <w:color w:val="000000"/>
+          <w:sz w:val="18"/>
+          <w:highlight w:val="lightGray"/>
+        </w:rPr>
+        <w:t>o</w:t>
+      </w:r>
+      <w:r>
+        <w:rPr>
+          <w:rFonts w:ascii="Arial" w:hAnsi="Arial" w:eastAsia="Arial" w:cs="Arial"/>
+          <w:b/>
+          <w:i w:val="0"/>
+          <w:color w:val="000000"/>
+          <w:sz w:val="18"/>
+          <w:highlight w:val="lightGray"/>
+        </w:rPr>
+        <w:t>u</w:t>
+      </w:r>
+      <w:r>
+        <w:rPr>
+          <w:rFonts w:ascii="Arial" w:hAnsi="Arial" w:eastAsia="Arial" w:cs="Arial"/>
+          <w:b/>
+          <w:i w:val="0"/>
+          <w:color w:val="000000"/>
+          <w:sz w:val="18"/>
+          <w:highlight w:val="lightGray"/>
+        </w:rPr>
+        <w:t>r</w:t>
+      </w:r>
+      <w:r>
+        <w:rPr>
+          <w:rFonts w:ascii="Arial" w:hAnsi="Arial" w:eastAsia="Arial" w:cs="Arial"/>
+          <w:b/>
+          <w:i w:val="0"/>
+          <w:color w:val="000000"/>
+          <w:sz w:val="18"/>
+          <w:highlight w:val="lightGray"/>
+        </w:rPr>
+        <w:t>c</w:t>
+      </w:r>
+      <w:r>
+        <w:rPr>
+          <w:rFonts w:ascii="Arial" w:hAnsi="Arial" w:eastAsia="Arial" w:cs="Arial"/>
+          <w:b/>
+          <w:i w:val="0"/>
+          <w:color w:val="000000"/>
+          <w:sz w:val="18"/>
+          <w:highlight w:val="lightGray"/>
+        </w:rPr>
+        <w:t>e</w:t>
+      </w:r>
+      <w:r>
+        <w:rPr>
+          <w:rFonts w:ascii="Arial" w:hAnsi="Arial" w:eastAsia="Arial" w:cs="Arial"/>
+          <w:b/>
+          <w:i w:val="0"/>
+          <w:color w:val="000000"/>
+          <w:sz w:val="18"/>
+          <w:highlight w:val="lightGray"/>
+        </w:rPr>
+        <w:t>:</w:t>
+      </w:r>
+      <w:r>
+        <w:rPr>
+          <w:rFonts w:ascii="Arial" w:hAnsi="Arial" w:eastAsia="Arial" w:cs="Arial"/>
+          <w:b/>
+          <w:i w:val="0"/>
+          <w:color w:val="000000"/>
+          <w:sz w:val="18"/>
+          <w:highlight w:val="lightGray"/>
+        </w:rPr>
+        <w:t xml:space="preserve"> </w:t>
+      </w:r>
+      <w:r>
+        <w:rPr>
+          <w:rFonts w:ascii="Arial" w:hAnsi="Arial" w:eastAsia="Arial" w:cs="Arial"/>
+          <w:b/>
+          <w:i w:val="0"/>
+          <w:color w:val="000000"/>
+          <w:sz w:val="18"/>
+          <w:highlight w:val="lightGray"/>
+        </w:rPr>
+        <w:t>P</w:t>
+      </w:r>
+      <w:r>
+        <w:rPr>
+          <w:rFonts w:ascii="Arial" w:hAnsi="Arial" w:eastAsia="Arial" w:cs="Arial"/>
+          <w:b/>
+          <w:i w:val="0"/>
+          <w:color w:val="000000"/>
+          <w:sz w:val="18"/>
+          <w:highlight w:val="lightGray"/>
+        </w:rPr>
+        <w:t>r</w:t>
+      </w:r>
+      <w:r>
+        <w:rPr>
+          <w:rFonts w:ascii="Arial" w:hAnsi="Arial" w:eastAsia="Arial" w:cs="Arial"/>
+          <w:b/>
+          <w:i w:val="0"/>
+          <w:color w:val="000000"/>
+          <w:sz w:val="18"/>
+          <w:highlight w:val="lightGray"/>
+        </w:rPr>
+        <w:t>o</w:t>
+      </w:r>
+      <w:r>
+        <w:rPr>
+          <w:rFonts w:ascii="Arial" w:hAnsi="Arial" w:eastAsia="Arial" w:cs="Arial"/>
+          <w:b/>
+          <w:i w:val="0"/>
+          <w:color w:val="000000"/>
+          <w:sz w:val="18"/>
+          <w:highlight w:val="lightGray"/>
+        </w:rPr>
+        <w:t>v</w:t>
+      </w:r>
+      <w:r>
+        <w:rPr>
+          <w:rFonts w:ascii="Arial" w:hAnsi="Arial" w:eastAsia="Arial" w:cs="Arial"/>
+          <w:b/>
+          <w:i w:val="0"/>
+          <w:color w:val="000000"/>
+          <w:sz w:val="18"/>
+          <w:highlight w:val="lightGray"/>
+        </w:rPr>
+        <w:t>i</w:t>
+      </w:r>
+      <w:r>
+        <w:rPr>
+          <w:rFonts w:ascii="Arial" w:hAnsi="Arial" w:eastAsia="Arial" w:cs="Arial"/>
+          <w:b/>
+          <w:i w:val="0"/>
+          <w:color w:val="000000"/>
+          <w:sz w:val="18"/>
+          <w:highlight w:val="lightGray"/>
+        </w:rPr>
+        <w:t>d</w:t>
+      </w:r>
+      <w:r>
+        <w:rPr>
+          <w:rFonts w:ascii="Arial" w:hAnsi="Arial" w:eastAsia="Arial" w:cs="Arial"/>
+          <w:b/>
+          <w:i w:val="0"/>
+          <w:color w:val="000000"/>
+          <w:sz w:val="18"/>
+          <w:highlight w:val="lightGray"/>
+        </w:rPr>
+        <w:t>e</w:t>
+      </w:r>
+      <w:r>
+        <w:rPr>
+          <w:rFonts w:ascii="Arial" w:hAnsi="Arial" w:eastAsia="Arial" w:cs="Arial"/>
+          <w:b/>
+          <w:i w:val="0"/>
+          <w:color w:val="000000"/>
+          <w:sz w:val="18"/>
+          <w:highlight w:val="lightGray"/>
+        </w:rPr>
+        <w:t>d</w:t>
+      </w:r>
+      <w:r>
+        <w:rPr>
+          <w:rFonts w:ascii="Arial" w:hAnsi="Arial" w:eastAsia="Arial" w:cs="Arial"/>
+          <w:b/>
+          <w:i w:val="0"/>
+          <w:color w:val="000000"/>
+          <w:sz w:val="18"/>
+          <w:highlight w:val="lightGray"/>
+        </w:rPr>
+        <w:t xml:space="preserve"> </w:t>
+      </w:r>
+      <w:r>
+        <w:rPr>
+          <w:rFonts w:ascii="Arial" w:hAnsi="Arial" w:eastAsia="Arial" w:cs="Arial"/>
+          <w:b/>
+          <w:i w:val="0"/>
+          <w:color w:val="000000"/>
+          <w:sz w:val="18"/>
+          <w:highlight w:val="lightGray"/>
+        </w:rPr>
+        <w:t>b</w:t>
+      </w:r>
+      <w:r>
+        <w:rPr>
+          <w:rFonts w:ascii="Arial" w:hAnsi="Arial" w:eastAsia="Arial" w:cs="Arial"/>
+          <w:b/>
+          <w:i w:val="0"/>
+          <w:color w:val="000000"/>
+          <w:sz w:val="18"/>
+          <w:highlight w:val="lightGray"/>
+        </w:rPr>
+        <w:t>y</w:t>
+      </w:r>
+      <w:r>
+        <w:rPr>
+          <w:rFonts w:ascii="Arial" w:hAnsi="Arial" w:eastAsia="Arial" w:cs="Arial"/>
+          <w:b/>
+          <w:i w:val="0"/>
+          <w:color w:val="000000"/>
+          <w:sz w:val="18"/>
+          <w:highlight w:val="lightGray"/>
+        </w:rPr>
+        <w:t>:</w:t>
+      </w:r>
+      <w:r>
+        <w:rPr>
+          <w:rFonts w:ascii="Arial" w:hAnsi="Arial" w:eastAsia="Arial" w:cs="Arial"/>
+          <w:b/>
+          <w:i w:val="0"/>
+          <w:color w:val="000000"/>
+          <w:sz w:val="18"/>
+          <w:highlight w:val="lightGray"/>
+        </w:rPr>
+        <w:t xml:space="preserve"> </w:t>
+      </w:r>
+      <w:r>
+        <w:rPr>
+          <w:rFonts w:ascii="Arial" w:hAnsi="Arial" w:eastAsia="Arial" w:cs="Arial"/>
+          <w:b/>
+          <w:i w:val="0"/>
+          <w:color w:val="000000"/>
+          <w:sz w:val="18"/>
+          <w:highlight w:val="lightGray"/>
+        </w:rPr>
+        <w:t>[</w:t>
+      </w:r>
+      <w:r>
+        <w:rPr>
+          <w:rFonts w:ascii="Arial" w:hAnsi="Arial" w:eastAsia="Arial" w:cs="Arial"/>
+          <w:b/>
+          <w:i w:val="0"/>
+          <w:color w:val="000000"/>
+          <w:sz w:val="18"/>
+          <w:highlight w:val="lightGray"/>
+        </w:rPr>
+        <w:t>D</w:t>
+      </w:r>
+      <w:r>
+        <w:rPr>
+          <w:rFonts w:ascii="Arial" w:hAnsi="Arial" w:eastAsia="Arial" w:cs="Arial"/>
+          <w:b/>
+          <w:i w:val="0"/>
+          <w:color w:val="000000"/>
+          <w:sz w:val="18"/>
+          <w:highlight w:val="lightGray"/>
+        </w:rPr>
+        <w:t>a</w:t>
+      </w:r>
+      <w:r>
+        <w:rPr>
+          <w:rFonts w:ascii="Arial" w:hAnsi="Arial" w:eastAsia="Arial" w:cs="Arial"/>
+          <w:b/>
+          <w:i w:val="0"/>
+          <w:color w:val="000000"/>
+          <w:sz w:val="18"/>
+          <w:highlight w:val="lightGray"/>
+        </w:rPr>
+        <w:t>t</w:t>
+      </w:r>
+      <w:r>
+        <w:rPr>
+          <w:rFonts w:ascii="Arial" w:hAnsi="Arial" w:eastAsia="Arial" w:cs="Arial"/>
+          <w:b/>
+          <w:i w:val="0"/>
+          <w:color w:val="000000"/>
+          <w:sz w:val="18"/>
+          <w:highlight w:val="lightGray"/>
+        </w:rPr>
+        <w:t>a</w:t>
+      </w:r>
+      <w:r>
+        <w:rPr>
+          <w:rFonts w:ascii="Arial" w:hAnsi="Arial" w:eastAsia="Arial" w:cs="Arial"/>
+          <w:b/>
+          <w:i w:val="0"/>
+          <w:color w:val="000000"/>
+          <w:sz w:val="18"/>
+          <w:highlight w:val="lightGray"/>
+        </w:rPr>
+        <w:t xml:space="preserve"> </w:t>
+      </w:r>
+      <w:r>
+        <w:rPr>
+          <w:rFonts w:ascii="Arial" w:hAnsi="Arial" w:eastAsia="Arial" w:cs="Arial"/>
+          <w:b/>
+          <w:i w:val="0"/>
+          <w:color w:val="000000"/>
+          <w:sz w:val="18"/>
+          <w:highlight w:val="lightGray"/>
+        </w:rPr>
+        <w:t>P</w:t>
+      </w:r>
+      <w:r>
+        <w:rPr>
+          <w:rFonts w:ascii="Arial" w:hAnsi="Arial" w:eastAsia="Arial" w:cs="Arial"/>
+          <w:b/>
+          <w:i w:val="0"/>
+          <w:color w:val="000000"/>
+          <w:sz w:val="18"/>
+          <w:highlight w:val="lightGray"/>
+        </w:rPr>
+        <w:t>a</w:t>
+      </w:r>
+      <w:r>
+        <w:rPr>
+          <w:rFonts w:ascii="Arial" w:hAnsi="Arial" w:eastAsia="Arial" w:cs="Arial"/>
+          <w:b/>
+          <w:i w:val="0"/>
+          <w:color w:val="000000"/>
+          <w:sz w:val="18"/>
+          <w:highlight w:val="lightGray"/>
+        </w:rPr>
+        <w:t>t</w:t>
+      </w:r>
+      <w:r>
+        <w:rPr>
+          <w:rFonts w:ascii="Arial" w:hAnsi="Arial" w:eastAsia="Arial" w:cs="Arial"/>
+          <w:b/>
+          <w:i w:val="0"/>
+          <w:color w:val="000000"/>
+          <w:sz w:val="18"/>
+          <w:highlight w:val="lightGray"/>
+        </w:rPr>
+        <w:t>h</w:t>
+      </w:r>
+      <w:r>
+        <w:rPr>
+          <w:rFonts w:ascii="Arial" w:hAnsi="Arial" w:eastAsia="Arial" w:cs="Arial"/>
+          <w:b w:val="0"/>
+          <w:i w:val="0"/>
+          <w:color w:val="000000"/>
+          <w:sz w:val="18"/>
+          <w:highlight w:val="lightGray"/>
+        </w:rPr>
+        <w:t>:</w:t>
+      </w:r>
+      <w:r>
+        <w:rPr>
+          <w:rFonts w:ascii="Arial" w:hAnsi="Arial" w:eastAsia="Arial" w:cs="Arial"/>
+          <w:b w:val="0"/>
+          <w:i w:val="0"/>
+          <w:color w:val="000000"/>
+          <w:sz w:val="18"/>
+          <w:highlight w:val="lightGray"/>
+        </w:rPr>
+        <w:t xml:space="preserve"> </w:t>
+      </w:r>
+      <w:r>
+        <w:rPr>
+          <w:rFonts w:ascii="Arial" w:hAnsi="Arial" w:eastAsia="Arial" w:cs="Arial"/>
+          <w:b w:val="0"/>
+          <w:i w:val="0"/>
+          <w:color w:val="000000"/>
+          <w:sz w:val="18"/>
+          <w:highlight w:val="lightGray"/>
+        </w:rPr>
+        <w:t>P</w:t>
+      </w:r>
+      <w:r>
+        <w:rPr>
+          <w:rFonts w:ascii="Arial" w:hAnsi="Arial" w:eastAsia="Arial" w:cs="Arial"/>
+          <w:b w:val="0"/>
+          <w:i w:val="0"/>
+          <w:color w:val="000000"/>
+          <w:sz w:val="18"/>
+          <w:highlight w:val="lightGray"/>
+        </w:rPr>
+        <w:t>e</w:t>
+      </w:r>
+      <w:r>
+        <w:rPr>
+          <w:rFonts w:ascii="Arial" w:hAnsi="Arial" w:eastAsia="Arial" w:cs="Arial"/>
+          <w:b w:val="0"/>
+          <w:i w:val="0"/>
+          <w:color w:val="000000"/>
+          <w:sz w:val="18"/>
+          <w:highlight w:val="lightGray"/>
+        </w:rPr>
+        <w:t>r</w:t>
+      </w:r>
+      <w:r>
+        <w:rPr>
+          <w:rFonts w:ascii="Arial" w:hAnsi="Arial" w:eastAsia="Arial" w:cs="Arial"/>
+          <w:b w:val="0"/>
+          <w:i w:val="0"/>
+          <w:color w:val="000000"/>
+          <w:sz w:val="18"/>
+          <w:highlight w:val="lightGray"/>
+        </w:rPr>
+        <w:t>s</w:t>
+      </w:r>
+      <w:r>
+        <w:rPr>
+          <w:rFonts w:ascii="Arial" w:hAnsi="Arial" w:eastAsia="Arial" w:cs="Arial"/>
+          <w:b w:val="0"/>
+          <w:i w:val="0"/>
+          <w:color w:val="000000"/>
+          <w:sz w:val="18"/>
+          <w:highlight w:val="lightGray"/>
+        </w:rPr>
+        <w:t>o</w:t>
+      </w:r>
+      <w:r>
+        <w:rPr>
+          <w:rFonts w:ascii="Arial" w:hAnsi="Arial" w:eastAsia="Arial" w:cs="Arial"/>
+          <w:b w:val="0"/>
+          <w:i w:val="0"/>
+          <w:color w:val="000000"/>
+          <w:sz w:val="18"/>
+          <w:highlight w:val="lightGray"/>
+        </w:rPr>
+        <w:t>n</w:t>
+      </w:r>
+      <w:r>
+        <w:rPr>
+          <w:rFonts w:ascii="Arial" w:hAnsi="Arial" w:eastAsia="Arial" w:cs="Arial"/>
+          <w:b w:val="0"/>
+          <w:i w:val="0"/>
+          <w:color w:val="000000"/>
+          <w:sz w:val="18"/>
+          <w:highlight w:val="lightGray"/>
+        </w:rPr>
+        <w:t>s</w:t>
+      </w:r>
+      <w:r>
+        <w:rPr>
+          <w:rFonts w:ascii="Arial" w:hAnsi="Arial" w:eastAsia="Arial" w:cs="Arial"/>
+          <w:b w:val="0"/>
+          <w:i w:val="0"/>
+          <w:color w:val="000000"/>
+          <w:sz w:val="18"/>
+          <w:highlight w:val="lightGray"/>
+        </w:rPr>
+        <w:t xml:space="preserve"> </w:t>
+      </w:r>
+      <w:r>
+        <w:rPr>
+          <w:rFonts w:ascii="Arial" w:hAnsi="Arial" w:eastAsia="Arial" w:cs="Arial"/>
+          <w:b w:val="0"/>
+          <w:i w:val="0"/>
+          <w:color w:val="000000"/>
+          <w:sz w:val="18"/>
+          <w:highlight w:val="lightGray"/>
+        </w:rPr>
+        <w:t>T</w:t>
+      </w:r>
+      <w:r>
+        <w:rPr>
+          <w:rFonts w:ascii="Arial" w:hAnsi="Arial" w:eastAsia="Arial" w:cs="Arial"/>
+          <w:b w:val="0"/>
+          <w:i w:val="0"/>
+          <w:color w:val="000000"/>
+          <w:sz w:val="18"/>
+          <w:highlight w:val="lightGray"/>
+        </w:rPr>
+        <w:t>a</w:t>
+      </w:r>
+      <w:r>
+        <w:rPr>
+          <w:rFonts w:ascii="Arial" w:hAnsi="Arial" w:eastAsia="Arial" w:cs="Arial"/>
+          <w:b w:val="0"/>
+          <w:i w:val="0"/>
+          <w:color w:val="000000"/>
+          <w:sz w:val="18"/>
+          <w:highlight w:val="lightGray"/>
+        </w:rPr>
+        <w:t>b</w:t>
+      </w:r>
+      <w:r>
+        <w:rPr>
+          <w:rFonts w:ascii="Arial" w:hAnsi="Arial" w:eastAsia="Arial" w:cs="Arial"/>
+          <w:b w:val="0"/>
+          <w:i w:val="0"/>
+          <w:color w:val="000000"/>
+          <w:sz w:val="18"/>
+          <w:highlight w:val="lightGray"/>
+        </w:rPr>
+        <w:t>l</w:t>
+      </w:r>
+      <w:r>
+        <w:rPr>
+          <w:rFonts w:ascii="Arial" w:hAnsi="Arial" w:eastAsia="Arial" w:cs="Arial"/>
+          <w:b w:val="0"/>
+          <w:i w:val="0"/>
+          <w:color w:val="000000"/>
+          <w:sz w:val="18"/>
+          <w:highlight w:val="lightGray"/>
+        </w:rPr>
+        <w:t>e</w:t>
+      </w:r>
+      <w:r>
+        <w:rPr>
+          <w:rFonts w:ascii="Arial" w:hAnsi="Arial" w:eastAsia="Arial" w:cs="Arial"/>
+          <w:b w:val="0"/>
+          <w:i w:val="0"/>
+          <w:color w:val="000000"/>
+          <w:sz w:val="18"/>
+          <w:highlight w:val="lightGray"/>
+        </w:rPr>
+        <w:t xml:space="preserve"> </w:t>
+      </w:r>
+      <w:r>
+        <w:rPr>
+          <w:rFonts w:ascii="Arial" w:hAnsi="Arial" w:eastAsia="Arial" w:cs="Arial"/>
+          <w:b w:val="0"/>
+          <w:i w:val="0"/>
+          <w:color w:val="000000"/>
+          <w:sz w:val="18"/>
+          <w:highlight w:val="lightGray"/>
+        </w:rPr>
+        <w:t>-</w:t>
+      </w:r>
+      <w:r>
+        <w:rPr>
+          <w:rFonts w:ascii="Arial" w:hAnsi="Arial" w:eastAsia="Arial" w:cs="Arial"/>
+          <w:b w:val="0"/>
+          <w:i w:val="0"/>
+          <w:color w:val="000000"/>
+          <w:sz w:val="18"/>
+          <w:highlight w:val="lightGray"/>
+        </w:rPr>
+        <w:t>&gt;</w:t>
+      </w:r>
+      <w:r>
+        <w:rPr>
+          <w:rFonts w:ascii="Arial" w:hAnsi="Arial" w:eastAsia="Arial" w:cs="Arial"/>
+          <w:b w:val="0"/>
+          <w:i w:val="0"/>
+          <w:color w:val="000000"/>
+          <w:sz w:val="18"/>
+          <w:highlight w:val="lightGray"/>
+        </w:rPr>
+        <w:t xml:space="preserve"> </w:t>
+      </w:r>
+      <w:r>
+        <w:rPr>
+          <w:rFonts w:ascii="Arial" w:hAnsi="Arial" w:eastAsia="Arial" w:cs="Arial"/>
+          <w:b w:val="0"/>
+          <w:i w:val="0"/>
+          <w:color w:val="000000"/>
+          <w:sz w:val="18"/>
+          <w:highlight w:val="lightGray"/>
+        </w:rPr>
+        <w:t>I</w:t>
+      </w:r>
+      <w:r>
+        <w:rPr>
+          <w:rFonts w:ascii="Arial" w:hAnsi="Arial" w:eastAsia="Arial" w:cs="Arial"/>
+          <w:b w:val="0"/>
+          <w:i w:val="0"/>
+          <w:color w:val="000000"/>
+          <w:sz w:val="18"/>
+          <w:highlight w:val="lightGray"/>
+        </w:rPr>
+        <w:t>D</w:t>
+      </w:r>
+      <w:r>
+        <w:rPr>
+          <w:rFonts w:ascii="Arial" w:hAnsi="Arial" w:eastAsia="Arial" w:cs="Arial"/>
+          <w:b w:val="0"/>
+          <w:i w:val="0"/>
+          <w:color w:val="000000"/>
+          <w:sz w:val="18"/>
+          <w:highlight w:val="lightGray"/>
+        </w:rPr>
+        <w:t xml:space="preserve"> </w:t>
+      </w:r>
+      <w:r>
+        <w:rPr>
+          <w:rFonts w:ascii="Arial" w:hAnsi="Arial" w:eastAsia="Arial" w:cs="Arial"/>
+          <w:b w:val="0"/>
+          <w:i w:val="0"/>
+          <w:color w:val="000000"/>
+          <w:sz w:val="18"/>
+          <w:highlight w:val="lightGray"/>
+        </w:rPr>
+        <w:t>C</w:t>
+      </w:r>
+      <w:r>
+        <w:rPr>
+          <w:rFonts w:ascii="Arial" w:hAnsi="Arial" w:eastAsia="Arial" w:cs="Arial"/>
+          <w:b w:val="0"/>
+          <w:i w:val="0"/>
+          <w:color w:val="000000"/>
+          <w:sz w:val="18"/>
+          <w:highlight w:val="lightGray"/>
+        </w:rPr>
+        <w:t>o</w:t>
+      </w:r>
+      <w:r>
+        <w:rPr>
+          <w:rFonts w:ascii="Arial" w:hAnsi="Arial" w:eastAsia="Arial" w:cs="Arial"/>
+          <w:b w:val="0"/>
+          <w:i w:val="0"/>
+          <w:color w:val="000000"/>
+          <w:sz w:val="18"/>
+          <w:highlight w:val="lightGray"/>
+        </w:rPr>
+        <w:t>l</w:t>
+      </w:r>
+      <w:r>
+        <w:rPr>
+          <w:rFonts w:ascii="Arial" w:hAnsi="Arial" w:eastAsia="Arial" w:cs="Arial"/>
+          <w:b w:val="0"/>
+          <w:i w:val="0"/>
+          <w:color w:val="000000"/>
+          <w:sz w:val="18"/>
+          <w:highlight w:val="lightGray"/>
+        </w:rPr>
+        <w:t>u</w:t>
+      </w:r>
+      <w:r>
+        <w:rPr>
+          <w:rFonts w:ascii="Arial" w:hAnsi="Arial" w:eastAsia="Arial" w:cs="Arial"/>
+          <w:b w:val="0"/>
+          <w:i w:val="0"/>
+          <w:color w:val="000000"/>
+          <w:sz w:val="18"/>
+          <w:highlight w:val="lightGray"/>
+        </w:rPr>
+        <w:t>m</w:t>
+      </w:r>
+      <w:r>
+        <w:rPr>
+          <w:rFonts w:ascii="Arial" w:hAnsi="Arial" w:eastAsia="Arial" w:cs="Arial"/>
+          <w:b w:val="0"/>
+          <w:i w:val="0"/>
+          <w:color w:val="000000"/>
+          <w:sz w:val="18"/>
+          <w:highlight w:val="lightGray"/>
+        </w:rPr>
+        <w:t>n</w:t>
+      </w:r>
+      <w:r>
+        <w:rPr>
+          <w:rFonts w:ascii="Arial" w:hAnsi="Arial" w:eastAsia="Arial" w:cs="Arial"/>
+          <w:b w:val="0"/>
+          <w:i w:val="0"/>
+          <w:color w:val="000000"/>
+          <w:sz w:val="18"/>
+          <w:highlight w:val="lightGray"/>
+        </w:rPr>
+        <w:t>:</w:t>
+      </w:r>
+      <w:r>
+        <w:rPr>
+          <w:rFonts w:ascii="Arial" w:hAnsi="Arial" w:eastAsia="Arial" w:cs="Arial"/>
+          <w:b w:val="0"/>
+          <w:i w:val="0"/>
+          <w:color w:val="000000"/>
+          <w:sz w:val="18"/>
+          <w:highlight w:val="lightGray"/>
+        </w:rPr>
+        <w:t xml:space="preserve"> </w:t>
+      </w:r>
+      <w:r>
+        <w:rPr>
+          <w:rFonts w:ascii="Arial" w:hAnsi="Arial" w:eastAsia="Arial" w:cs="Arial"/>
+          <w:b w:val="0"/>
+          <w:i w:val="0"/>
+          <w:color w:val="000000"/>
+          <w:sz w:val="18"/>
+          <w:highlight w:val="lightGray"/>
+        </w:rPr>
+        <w:t>1</w:t>
+      </w:r>
+      <w:r>
+        <w:rPr>
+          <w:rFonts w:ascii="Arial" w:hAnsi="Arial" w:eastAsia="Arial" w:cs="Arial"/>
+          <w:b w:val="0"/>
+          <w:i w:val="0"/>
+          <w:color w:val="000000"/>
+          <w:sz w:val="18"/>
+          <w:highlight w:val="lightGray"/>
+        </w:rPr>
+        <w:t>,</w:t>
+      </w:r>
+      <w:r>
+        <w:rPr>
+          <w:rFonts w:ascii="Arial" w:hAnsi="Arial" w:eastAsia="Arial" w:cs="Arial"/>
+          <w:b w:val="0"/>
+          <w:i w:val="0"/>
+          <w:color w:val="000000"/>
+          <w:sz w:val="18"/>
+          <w:highlight w:val="lightGray"/>
+        </w:rPr>
+        <w:t xml:space="preserve"> </w:t>
+      </w:r>
+      <w:r>
+        <w:rPr>
+          <w:rFonts w:ascii="Arial" w:hAnsi="Arial" w:eastAsia="Arial" w:cs="Arial"/>
+          <w:b w:val="0"/>
+          <w:i w:val="0"/>
+          <w:color w:val="000000"/>
+          <w:sz w:val="18"/>
+          <w:highlight w:val="lightGray"/>
+        </w:rPr>
+        <w:t>N</w:t>
+      </w:r>
+      <w:r>
+        <w:rPr>
+          <w:rFonts w:ascii="Arial" w:hAnsi="Arial" w:eastAsia="Arial" w:cs="Arial"/>
+          <w:b w:val="0"/>
+          <w:i w:val="0"/>
+          <w:color w:val="000000"/>
+          <w:sz w:val="18"/>
+          <w:highlight w:val="lightGray"/>
+        </w:rPr>
+        <w:t>a</w:t>
+      </w:r>
+      <w:r>
+        <w:rPr>
+          <w:rFonts w:ascii="Arial" w:hAnsi="Arial" w:eastAsia="Arial" w:cs="Arial"/>
+          <w:b w:val="0"/>
+          <w:i w:val="0"/>
+          <w:color w:val="000000"/>
+          <w:sz w:val="18"/>
+          <w:highlight w:val="lightGray"/>
+        </w:rPr>
+        <w:t>m</w:t>
+      </w:r>
+      <w:r>
+        <w:rPr>
+          <w:rFonts w:ascii="Arial" w:hAnsi="Arial" w:eastAsia="Arial" w:cs="Arial"/>
+          <w:b w:val="0"/>
+          <w:i w:val="0"/>
+          <w:color w:val="000000"/>
+          <w:sz w:val="18"/>
+          <w:highlight w:val="lightGray"/>
+        </w:rPr>
+        <w:t>e</w:t>
+      </w:r>
+      <w:r>
+        <w:rPr>
+          <w:rFonts w:ascii="Arial" w:hAnsi="Arial" w:eastAsia="Arial" w:cs="Arial"/>
+          <w:b w:val="0"/>
+          <w:i w:val="0"/>
+          <w:color w:val="000000"/>
+          <w:sz w:val="18"/>
+          <w:highlight w:val="lightGray"/>
+        </w:rPr>
+        <w:t>_</w:t>
+      </w:r>
+      <w:r>
+        <w:rPr>
+          <w:rFonts w:ascii="Arial" w:hAnsi="Arial" w:eastAsia="Arial" w:cs="Arial"/>
+          <w:b w:val="0"/>
+          <w:i w:val="0"/>
+          <w:color w:val="000000"/>
+          <w:sz w:val="18"/>
+          <w:highlight w:val="lightGray"/>
+        </w:rPr>
+        <w:t>E</w:t>
+      </w:r>
+      <w:r>
+        <w:rPr>
+          <w:rFonts w:ascii="Arial" w:hAnsi="Arial" w:eastAsia="Arial" w:cs="Arial"/>
+          <w:b w:val="0"/>
+          <w:i w:val="0"/>
+          <w:color w:val="000000"/>
+          <w:sz w:val="18"/>
+          <w:highlight w:val="lightGray"/>
+        </w:rPr>
+        <w:t>n</w:t>
+      </w:r>
+      <w:r>
+        <w:rPr>
+          <w:rFonts w:ascii="Arial" w:hAnsi="Arial" w:eastAsia="Arial" w:cs="Arial"/>
+          <w:b w:val="0"/>
+          <w:i w:val="0"/>
+          <w:color w:val="000000"/>
+          <w:sz w:val="18"/>
+          <w:highlight w:val="lightGray"/>
+        </w:rPr>
+        <w:t xml:space="preserve"> </w:t>
+      </w:r>
+      <w:r>
+        <w:rPr>
+          <w:rFonts w:ascii="Arial" w:hAnsi="Arial" w:eastAsia="Arial" w:cs="Arial"/>
+          <w:b w:val="0"/>
+          <w:i w:val="0"/>
+          <w:color w:val="000000"/>
+          <w:sz w:val="18"/>
+          <w:highlight w:val="lightGray"/>
+        </w:rPr>
+        <w:t>C</w:t>
+      </w:r>
+      <w:r>
+        <w:rPr>
+          <w:rFonts w:ascii="Arial" w:hAnsi="Arial" w:eastAsia="Arial" w:cs="Arial"/>
+          <w:b w:val="0"/>
+          <w:i w:val="0"/>
+          <w:color w:val="000000"/>
+          <w:sz w:val="18"/>
+          <w:highlight w:val="lightGray"/>
+        </w:rPr>
+        <w:t>o</w:t>
+      </w:r>
+      <w:r>
+        <w:rPr>
+          <w:rFonts w:ascii="Arial" w:hAnsi="Arial" w:eastAsia="Arial" w:cs="Arial"/>
+          <w:b w:val="0"/>
+          <w:i w:val="0"/>
+          <w:color w:val="000000"/>
+          <w:sz w:val="18"/>
+          <w:highlight w:val="lightGray"/>
+        </w:rPr>
+        <w:t>l</w:t>
+      </w:r>
+      <w:r>
+        <w:rPr>
+          <w:rFonts w:ascii="Arial" w:hAnsi="Arial" w:eastAsia="Arial" w:cs="Arial"/>
+          <w:b w:val="0"/>
+          <w:i w:val="0"/>
+          <w:color w:val="000000"/>
+          <w:sz w:val="18"/>
+          <w:highlight w:val="lightGray"/>
+        </w:rPr>
+        <w:t>u</w:t>
+      </w:r>
+      <w:r>
+        <w:rPr>
+          <w:rFonts w:ascii="Arial" w:hAnsi="Arial" w:eastAsia="Arial" w:cs="Arial"/>
+          <w:b w:val="0"/>
+          <w:i w:val="0"/>
+          <w:color w:val="000000"/>
+          <w:sz w:val="18"/>
+          <w:highlight w:val="lightGray"/>
+        </w:rPr>
+        <w:t>m</w:t>
+      </w:r>
+      <w:r>
+        <w:rPr>
+          <w:rFonts w:ascii="Arial" w:hAnsi="Arial" w:eastAsia="Arial" w:cs="Arial"/>
+          <w:b w:val="0"/>
+          <w:i w:val="0"/>
+          <w:color w:val="000000"/>
+          <w:sz w:val="18"/>
+          <w:highlight w:val="lightGray"/>
+        </w:rPr>
+        <w:t>n</w:t>
+      </w:r>
+      <w:r>
+        <w:rPr>
+          <w:rFonts w:ascii="Arial" w:hAnsi="Arial" w:eastAsia="Arial" w:cs="Arial"/>
+          <w:b w:val="0"/>
+          <w:i w:val="0"/>
+          <w:color w:val="000000"/>
+          <w:sz w:val="18"/>
+          <w:highlight w:val="lightGray"/>
+        </w:rPr>
+        <w:t>:</w:t>
+      </w:r>
+      <w:r>
+        <w:rPr>
+          <w:rFonts w:ascii="Arial" w:hAnsi="Arial" w:eastAsia="Arial" w:cs="Arial"/>
+          <w:b w:val="0"/>
+          <w:i w:val="0"/>
+          <w:color w:val="000000"/>
+          <w:sz w:val="18"/>
+          <w:highlight w:val="lightGray"/>
+        </w:rPr>
+        <w:t xml:space="preserve"> </w:t>
+      </w:r>
+      <w:r>
+        <w:rPr>
+          <w:rFonts w:ascii="Arial" w:hAnsi="Arial" w:eastAsia="Arial" w:cs="Arial"/>
+          <w:b w:val="0"/>
+          <w:i w:val="0"/>
+          <w:color w:val="000000"/>
+          <w:sz w:val="18"/>
+          <w:highlight w:val="lightGray"/>
+        </w:rPr>
+        <w:t>M</w:t>
+      </w:r>
+      <w:r>
+        <w:rPr>
+          <w:rFonts w:ascii="Arial" w:hAnsi="Arial" w:eastAsia="Arial" w:cs="Arial"/>
+          <w:b w:val="0"/>
+          <w:i w:val="0"/>
+          <w:color w:val="000000"/>
+          <w:sz w:val="18"/>
+          <w:highlight w:val="lightGray"/>
+        </w:rPr>
+        <w:t>o</w:t>
+      </w:r>
+      <w:r>
+        <w:rPr>
+          <w:rFonts w:ascii="Arial" w:hAnsi="Arial" w:eastAsia="Arial" w:cs="Arial"/>
+          <w:b w:val="0"/>
+          <w:i w:val="0"/>
+          <w:color w:val="000000"/>
+          <w:sz w:val="18"/>
+          <w:highlight w:val="lightGray"/>
+        </w:rPr>
+        <w:t>t</w:t>
+      </w:r>
+      <w:r>
+        <w:rPr>
+          <w:rFonts w:ascii="Arial" w:hAnsi="Arial" w:eastAsia="Arial" w:cs="Arial"/>
+          <w:b w:val="0"/>
+          <w:i w:val="0"/>
+          <w:color w:val="000000"/>
+          <w:sz w:val="18"/>
+          <w:highlight w:val="lightGray"/>
+        </w:rPr>
+        <w:t>a</w:t>
+      </w:r>
+      <w:r>
+        <w:rPr>
+          <w:rFonts w:ascii="Arial" w:hAnsi="Arial" w:eastAsia="Arial" w:cs="Arial"/>
+          <w:b w:val="0"/>
+          <w:i w:val="0"/>
+          <w:color w:val="000000"/>
+          <w:sz w:val="18"/>
+          <w:highlight w:val="lightGray"/>
+        </w:rPr>
+        <w:t>s</w:t>
+      </w:r>
+      <w:r>
+        <w:rPr>
+          <w:rFonts w:ascii="Arial" w:hAnsi="Arial" w:eastAsia="Arial" w:cs="Arial"/>
+          <w:b w:val="0"/>
+          <w:i w:val="0"/>
+          <w:color w:val="000000"/>
+          <w:sz w:val="18"/>
+          <w:highlight w:val="lightGray"/>
+        </w:rPr>
+        <w:t>e</w:t>
+      </w:r>
+      <w:r>
+        <w:rPr>
+          <w:rFonts w:ascii="Arial" w:hAnsi="Arial" w:eastAsia="Arial" w:cs="Arial"/>
+          <w:b w:val="0"/>
+          <w:i w:val="0"/>
+          <w:color w:val="000000"/>
+          <w:sz w:val="18"/>
+          <w:highlight w:val="lightGray"/>
+        </w:rPr>
+        <w:t>m</w:t>
+      </w:r>
+      <w:r>
+        <w:rPr>
+          <w:rFonts w:ascii="Arial" w:hAnsi="Arial" w:eastAsia="Arial" w:cs="Arial"/>
+          <w:b w:val="0"/>
+          <w:i w:val="0"/>
+          <w:color w:val="000000"/>
+          <w:sz w:val="18"/>
+          <w:highlight w:val="lightGray"/>
+        </w:rPr>
+        <w:t xml:space="preserve"> </w:t>
+      </w:r>
+      <w:r>
+        <w:rPr>
+          <w:rFonts w:ascii="Arial" w:hAnsi="Arial" w:eastAsia="Arial" w:cs="Arial"/>
+          <w:b w:val="0"/>
+          <w:i w:val="0"/>
+          <w:color w:val="000000"/>
+          <w:sz w:val="18"/>
+          <w:highlight w:val="lightGray"/>
+        </w:rPr>
+        <w:t>E</w:t>
+      </w:r>
+      <w:r>
+        <w:rPr>
+          <w:rFonts w:ascii="Arial" w:hAnsi="Arial" w:eastAsia="Arial" w:cs="Arial"/>
+          <w:b w:val="0"/>
+          <w:i w:val="0"/>
+          <w:color w:val="000000"/>
+          <w:sz w:val="18"/>
+          <w:highlight w:val="lightGray"/>
+        </w:rPr>
+        <w:t>s</w:t>
+      </w:r>
+      <w:r>
+        <w:rPr>
+          <w:rFonts w:ascii="Arial" w:hAnsi="Arial" w:eastAsia="Arial" w:cs="Arial"/>
+          <w:b w:val="0"/>
+          <w:i w:val="0"/>
+          <w:color w:val="000000"/>
+          <w:sz w:val="18"/>
+          <w:highlight w:val="lightGray"/>
+        </w:rPr>
+        <w:t>s</w:t>
+      </w:r>
+      <w:r>
+        <w:rPr>
+          <w:rFonts w:ascii="Arial" w:hAnsi="Arial" w:eastAsia="Arial" w:cs="Arial"/>
+          <w:b w:val="0"/>
+          <w:i w:val="0"/>
+          <w:color w:val="000000"/>
+          <w:sz w:val="18"/>
+          <w:highlight w:val="lightGray"/>
+        </w:rPr>
+        <w:t>a</w:t>
+      </w:r>
+      <w:r>
+        <w:rPr>
+          <w:rFonts w:ascii="Arial" w:hAnsi="Arial" w:eastAsia="Arial" w:cs="Arial"/>
+          <w:b w:val="0"/>
+          <w:i w:val="0"/>
+          <w:color w:val="000000"/>
+          <w:sz w:val="18"/>
+          <w:highlight w:val="lightGray"/>
+        </w:rPr>
+        <w:t>m</w:t>
+      </w:r>
+      <w:r>
+        <w:rPr>
+          <w:rFonts w:ascii="Arial" w:hAnsi="Arial" w:eastAsia="Arial" w:cs="Arial"/>
+          <w:b w:val="0"/>
+          <w:i w:val="0"/>
+          <w:color w:val="000000"/>
+          <w:sz w:val="18"/>
+          <w:highlight w:val="lightGray"/>
+        </w:rPr>
+        <w:t>]</w:t>
+      </w:r>
+      <w:r>
+        <w:rPr>
+          <w:rFonts w:ascii="Arial" w:hAnsi="Arial" w:eastAsia="Arial" w:cs="Arial"/>
+          <w:b w:val="0"/>
+          <w:i w:val="0"/>
+          <w:color w:val="000000"/>
+          <w:sz w:val="18"/>
+          <w:highlight w:val="lightGray"/>
+        </w:rPr>
+        <w:t xml:space="preserve"> </w:t>
+      </w:r>
+      <w:r>
+        <w:rPr>
+          <w:rFonts w:ascii="Arial" w:hAnsi="Arial" w:eastAsia="Arial" w:cs="Arial"/>
+          <w:b w:val="0"/>
+          <w:i w:val="0"/>
+          <w:color w:val="000000"/>
+          <w:sz w:val="18"/>
+          <w:highlight w:val="lightGray"/>
+        </w:rPr>
+        <w:t>-</w:t>
+      </w:r>
+      <w:r>
+        <w:rPr>
+          <w:rFonts w:ascii="Arial" w:hAnsi="Arial" w:eastAsia="Arial" w:cs="Arial"/>
+          <w:b w:val="0"/>
+          <w:i w:val="0"/>
+          <w:color w:val="000000"/>
+          <w:sz w:val="18"/>
+          <w:highlight w:val="lightGray"/>
+        </w:rPr>
+        <w:t>&gt;</w:t>
+      </w:r>
+      <w:r>
+        <w:rPr>
+          <w:rFonts w:ascii="Arial" w:hAnsi="Arial" w:eastAsia="Arial" w:cs="Arial"/>
+          <w:b w:val="0"/>
+          <w:i w:val="0"/>
+          <w:color w:val="000000"/>
+          <w:sz w:val="18"/>
+          <w:highlight w:val="lightGray"/>
+        </w:rPr>
+        <w:t xml:space="preserve"> </w:t>
+      </w:r>
+      <w:r>
+        <w:rPr>
+          <w:rFonts w:ascii="Arial" w:hAnsi="Arial" w:eastAsia="Arial" w:cs="Arial"/>
+          <w:b/>
+          <w:i w:val="0"/>
+          <w:color w:val="000000"/>
+          <w:sz w:val="18"/>
+          <w:highlight w:val="lightGray"/>
+        </w:rPr>
+        <w:t>F</w:t>
+      </w:r>
+      <w:r>
+        <w:rPr>
+          <w:rFonts w:ascii="Arial" w:hAnsi="Arial" w:eastAsia="Arial" w:cs="Arial"/>
+          <w:b/>
+          <w:i w:val="0"/>
+          <w:color w:val="000000"/>
+          <w:sz w:val="18"/>
+          <w:highlight w:val="lightGray"/>
+        </w:rPr>
+        <w:t>r</w:t>
+      </w:r>
+      <w:r>
+        <w:rPr>
+          <w:rFonts w:ascii="Arial" w:hAnsi="Arial" w:eastAsia="Arial" w:cs="Arial"/>
+          <w:b/>
+          <w:i w:val="0"/>
+          <w:color w:val="000000"/>
+          <w:sz w:val="18"/>
+          <w:highlight w:val="lightGray"/>
+        </w:rPr>
+        <w:t>o</w:t>
+      </w:r>
+      <w:r>
+        <w:rPr>
+          <w:rFonts w:ascii="Arial" w:hAnsi="Arial" w:eastAsia="Arial" w:cs="Arial"/>
+          <w:b/>
+          <w:i w:val="0"/>
+          <w:color w:val="000000"/>
+          <w:sz w:val="18"/>
+          <w:highlight w:val="lightGray"/>
+        </w:rPr>
+        <w:t>m</w:t>
+      </w:r>
+      <w:r>
+        <w:rPr>
+          <w:rFonts w:ascii="Arial" w:hAnsi="Arial" w:eastAsia="Arial" w:cs="Arial"/>
+          <w:b/>
+          <w:i w:val="0"/>
+          <w:color w:val="000000"/>
+          <w:sz w:val="18"/>
+          <w:highlight w:val="lightGray"/>
+        </w:rPr>
+        <w:t>:</w:t>
+      </w:r>
+      <w:r>
+        <w:rPr>
+          <w:rFonts w:ascii="Arial" w:hAnsi="Arial" w:eastAsia="Arial" w:cs="Arial"/>
+          <w:b w:val="0"/>
+          <w:i w:val="0"/>
+          <w:color w:val="000000"/>
+          <w:sz w:val="18"/>
+          <w:highlight w:val="lightGray"/>
+        </w:rPr>
+        <w:t xml:space="preserve"> </w:t>
+      </w:r>
+      <w:r>
+        <w:rPr>
+          <w:rFonts w:ascii="Arial" w:hAnsi="Arial" w:eastAsia="Arial" w:cs="Arial"/>
+          <w:b w:val="0"/>
+          <w:i w:val="0"/>
+          <w:color w:val="000000"/>
+          <w:sz w:val="18"/>
+          <w:highlight w:val="lightGray"/>
+        </w:rPr>
+        <w:t>[</w:t>
+      </w:r>
+      <w:r>
+        <w:rPr>
+          <w:rFonts w:ascii="Arial" w:hAnsi="Arial" w:eastAsia="Arial" w:cs="Arial"/>
+          <w:b w:val="0"/>
+          <w:i w:val="0"/>
+          <w:color w:val="000000"/>
+          <w:sz w:val="18"/>
+          <w:highlight w:val="lightGray"/>
+        </w:rPr>
+        <w:t>C</w:t>
+      </w:r>
+      <w:r>
+        <w:rPr>
+          <w:rFonts w:ascii="Arial" w:hAnsi="Arial" w:eastAsia="Arial" w:cs="Arial"/>
+          <w:b w:val="0"/>
+          <w:i w:val="0"/>
+          <w:color w:val="000000"/>
+          <w:sz w:val="18"/>
+          <w:highlight w:val="lightGray"/>
+        </w:rPr>
+        <w:t>h</w:t>
+      </w:r>
+      <w:r>
+        <w:rPr>
+          <w:rFonts w:ascii="Arial" w:hAnsi="Arial" w:eastAsia="Arial" w:cs="Arial"/>
+          <w:b w:val="0"/>
+          <w:i w:val="0"/>
+          <w:color w:val="000000"/>
+          <w:sz w:val="18"/>
+          <w:highlight w:val="lightGray"/>
+        </w:rPr>
+        <w:t>a</w:t>
+      </w:r>
+      <w:r>
+        <w:rPr>
+          <w:rFonts w:ascii="Arial" w:hAnsi="Arial" w:eastAsia="Arial" w:cs="Arial"/>
+          <w:b w:val="0"/>
+          <w:i w:val="0"/>
+          <w:color w:val="000000"/>
+          <w:sz w:val="18"/>
+          <w:highlight w:val="lightGray"/>
+        </w:rPr>
+        <w:t>t</w:t>
+      </w:r>
+      <w:r>
+        <w:rPr>
+          <w:rFonts w:ascii="Arial" w:hAnsi="Arial" w:eastAsia="Arial" w:cs="Arial"/>
+          <w:b w:val="0"/>
+          <w:i w:val="0"/>
+          <w:color w:val="000000"/>
+          <w:sz w:val="18"/>
+          <w:highlight w:val="lightGray"/>
+        </w:rPr>
+        <w:t>G</w:t>
+      </w:r>
+      <w:r>
+        <w:rPr>
+          <w:rFonts w:ascii="Arial" w:hAnsi="Arial" w:eastAsia="Arial" w:cs="Arial"/>
+          <w:b w:val="0"/>
+          <w:i w:val="0"/>
+          <w:color w:val="000000"/>
+          <w:sz w:val="18"/>
+          <w:highlight w:val="lightGray"/>
+        </w:rPr>
+        <w:t>P</w:t>
+      </w:r>
+      <w:r>
+        <w:rPr>
+          <w:rFonts w:ascii="Arial" w:hAnsi="Arial" w:eastAsia="Arial" w:cs="Arial"/>
+          <w:b w:val="0"/>
+          <w:i w:val="0"/>
+          <w:color w:val="000000"/>
+          <w:sz w:val="18"/>
+          <w:highlight w:val="lightGray"/>
+        </w:rPr>
+        <w:t>T</w:t>
+      </w:r>
+      <w:r>
+        <w:rPr>
+          <w:rFonts w:ascii="Arial" w:hAnsi="Arial" w:eastAsia="Arial" w:cs="Arial"/>
+          <w:b w:val="0"/>
+          <w:i w:val="0"/>
+          <w:color w:val="000000"/>
+          <w:sz w:val="18"/>
+          <w:highlight w:val="lightGray"/>
+        </w:rPr>
+        <w:t>]</w:t>
+      </w:r>
+      <w:r>
+        <w:rPr>
+          <w:rFonts w:ascii="Arial" w:hAnsi="Arial" w:eastAsia="Arial" w:cs="Arial"/>
+          <w:b w:val="0"/>
+          <w:i w:val="0"/>
+          <w:color w:val="000000"/>
+          <w:sz w:val="18"/>
+          <w:highlight w:val="lightGray"/>
+        </w:rPr>
+        <w:t xml:space="preserve"> </w:t>
+      </w:r>
+      <w:r>
+        <w:rPr>
+          <w:rFonts w:ascii="Arial" w:hAnsi="Arial" w:eastAsia="Arial" w:cs="Arial"/>
+          <w:b/>
+          <w:i w:val="0"/>
+          <w:color w:val="000000"/>
+          <w:sz w:val="18"/>
+          <w:highlight w:val="lightGray"/>
+        </w:rPr>
+        <w:t>o</w:t>
+      </w:r>
+      <w:r>
+        <w:rPr>
+          <w:rFonts w:ascii="Arial" w:hAnsi="Arial" w:eastAsia="Arial" w:cs="Arial"/>
+          <w:b/>
+          <w:i w:val="0"/>
+          <w:color w:val="000000"/>
+          <w:sz w:val="18"/>
+          <w:highlight w:val="lightGray"/>
+        </w:rPr>
+        <w:t>n</w:t>
+      </w:r>
+      <w:r>
+        <w:rPr>
+          <w:rFonts w:ascii="Arial" w:hAnsi="Arial" w:eastAsia="Arial" w:cs="Arial"/>
+          <w:b/>
+          <w:i w:val="0"/>
+          <w:color w:val="000000"/>
+          <w:sz w:val="18"/>
+          <w:highlight w:val="lightGray"/>
+        </w:rPr>
+        <w:t xml:space="preserve"> </w:t>
+      </w:r>
+      <w:r>
+        <w:rPr>
+          <w:rFonts w:ascii="Arial" w:hAnsi="Arial" w:eastAsia="Arial" w:cs="Arial"/>
+          <w:b w:val="0"/>
+          <w:i w:val="0"/>
+          <w:color w:val="000000"/>
+          <w:sz w:val="18"/>
+          <w:highlight w:val="lightGray"/>
+        </w:rPr>
+        <w:t>[</w:t>
+      </w:r>
+      <w:r>
+        <w:rPr>
+          <w:rFonts w:ascii="Arial" w:hAnsi="Arial" w:eastAsia="Arial" w:cs="Arial"/>
+          <w:b w:val="0"/>
+          <w:i w:val="0"/>
+          <w:color w:val="000000"/>
+          <w:sz w:val="18"/>
+          <w:highlight w:val="lightGray"/>
+        </w:rPr>
+        <w:t>8</w:t>
+      </w:r>
+      <w:r>
+        <w:rPr>
+          <w:rFonts w:ascii="Arial" w:hAnsi="Arial" w:eastAsia="Arial" w:cs="Arial"/>
+          <w:b w:val="0"/>
+          <w:i w:val="0"/>
+          <w:color w:val="000000"/>
+          <w:sz w:val="18"/>
+          <w:highlight w:val="lightGray"/>
+        </w:rPr>
+        <w:t>/</w:t>
+      </w:r>
+      <w:r>
+        <w:rPr>
+          <w:rFonts w:ascii="Arial" w:hAnsi="Arial" w:eastAsia="Arial" w:cs="Arial"/>
+          <w:b w:val="0"/>
+          <w:i w:val="0"/>
+          <w:color w:val="000000"/>
+          <w:sz w:val="18"/>
+          <w:highlight w:val="lightGray"/>
+        </w:rPr>
+        <w:t>7</w:t>
+      </w:r>
+      <w:r>
+        <w:rPr>
+          <w:rFonts w:ascii="Arial" w:hAnsi="Arial" w:eastAsia="Arial" w:cs="Arial"/>
+          <w:b w:val="0"/>
+          <w:i w:val="0"/>
+          <w:color w:val="000000"/>
+          <w:sz w:val="18"/>
+          <w:highlight w:val="lightGray"/>
+        </w:rPr>
+        <w:t>/</w:t>
+      </w:r>
+      <w:r>
+        <w:rPr>
+          <w:rFonts w:ascii="Arial" w:hAnsi="Arial" w:eastAsia="Arial" w:cs="Arial"/>
+          <w:b w:val="0"/>
+          <w:i w:val="0"/>
+          <w:color w:val="000000"/>
+          <w:sz w:val="18"/>
+          <w:highlight w:val="lightGray"/>
+        </w:rPr>
+        <w:t>2</w:t>
+      </w:r>
+      <w:r>
+        <w:rPr>
+          <w:rFonts w:ascii="Arial" w:hAnsi="Arial" w:eastAsia="Arial" w:cs="Arial"/>
+          <w:b w:val="0"/>
+          <w:i w:val="0"/>
+          <w:color w:val="000000"/>
+          <w:sz w:val="18"/>
+          <w:highlight w:val="lightGray"/>
+        </w:rPr>
+        <w:t>0</w:t>
+      </w:r>
+      <w:r>
+        <w:rPr>
+          <w:rFonts w:ascii="Arial" w:hAnsi="Arial" w:eastAsia="Arial" w:cs="Arial"/>
+          <w:b w:val="0"/>
+          <w:i w:val="0"/>
+          <w:color w:val="000000"/>
+          <w:sz w:val="18"/>
+          <w:highlight w:val="lightGray"/>
+        </w:rPr>
+        <w:t>2</w:t>
+      </w:r>
+      <w:r>
+        <w:rPr>
+          <w:rFonts w:ascii="Arial" w:hAnsi="Arial" w:eastAsia="Arial" w:cs="Arial"/>
+          <w:b w:val="0"/>
+          <w:i w:val="0"/>
+          <w:color w:val="000000"/>
+          <w:sz w:val="18"/>
+          <w:highlight w:val="lightGray"/>
+        </w:rPr>
+        <w:t>5</w:t>
+      </w:r>
+      <w:r>
+        <w:rPr>
+          <w:rFonts w:ascii="Arial" w:hAnsi="Arial" w:eastAsia="Arial" w:cs="Arial"/>
+          <w:b w:val="0"/>
+          <w:i w:val="0"/>
+          <w:color w:val="000000"/>
+          <w:sz w:val="18"/>
+          <w:highlight w:val="lightGray"/>
+        </w:rPr>
+        <w:t>]</w:t>
       </w:r>
     </w:p>
     <w:p>
@@ -721,78 +3651,1543 @@
       </w:pPr>
       <w:r>
         <w:rPr>
-          <w:rFonts w:ascii="Arial" w:eastAsia="Arial" w:hAnsi="Arial" w:cs="Arial"/>
-          <w:b/>
-          <w:color w:val="000000"/>
-          <w:sz w:val="18"/>
-          <w:highlight w:val="lightGray"/>
-        </w:rPr>
-        <w:t># Source: AI Source: Provided by: [Data Path</w:t>
-      </w:r>
-      <w:r>
-        <w:rPr>
-          <w:rFonts w:ascii="Arial" w:eastAsia="Arial" w:hAnsi="Arial" w:cs="Arial"/>
-          <w:color w:val="000000"/>
-          <w:sz w:val="18"/>
-          <w:highlight w:val="lightGray"/>
-        </w:rPr>
-        <w:t xml:space="preserve">: Persons Table -&gt; ID Column: 1, Name_En Column: Motasem Essam] -&gt; </w:t>
-      </w:r>
-      <w:r>
-        <w:rPr>
-          <w:rFonts w:ascii="Arial" w:eastAsia="Arial" w:hAnsi="Arial" w:cs="Arial"/>
-          <w:b/>
-          <w:color w:val="000000"/>
-          <w:sz w:val="18"/>
-          <w:highlight w:val="lightGray"/>
-        </w:rPr>
-        <w:t>From:</w:t>
-      </w:r>
-      <w:r>
-        <w:rPr>
-          <w:rFonts w:ascii="Arial" w:eastAsia="Arial" w:hAnsi="Arial" w:cs="Arial"/>
-          <w:color w:val="000000"/>
-          <w:sz w:val="18"/>
-          <w:highlight w:val="lightGray"/>
-        </w:rPr>
-        <w:t xml:space="preserve"> [Chatgpt (GPT</w:t>
-      </w:r>
-      <w:r>
-        <w:rPr>
-          <w:rFonts w:ascii="Arial" w:eastAsia="Arial" w:hAnsi="Arial" w:cs="Cambria Math"/>
-          <w:color w:val="000000"/>
-          <w:sz w:val="18"/>
-          <w:highlight w:val="lightGray"/>
-        </w:rPr>
-        <w:t>‑</w:t>
-      </w:r>
-      <w:r>
-        <w:rPr>
-          <w:rFonts w:ascii="Arial" w:eastAsia="Arial" w:hAnsi="Arial" w:cs="Arial"/>
-          <w:color w:val="000000"/>
-          <w:sz w:val="18"/>
-          <w:highlight w:val="lightGray"/>
-        </w:rPr>
-        <w:t xml:space="preserve">5 Mini)] </w:t>
-      </w:r>
-      <w:r>
-        <w:rPr>
-          <w:rFonts w:ascii="Arial" w:eastAsia="Arial" w:hAnsi="Arial" w:cs="Arial"/>
-          <w:b/>
-          <w:color w:val="000000"/>
-          <w:sz w:val="18"/>
-          <w:highlight w:val="lightGray"/>
-        </w:rPr>
-        <w:t>on</w:t>
-      </w:r>
-      <w:r>
-        <w:rPr>
-          <w:rFonts w:ascii="Arial" w:eastAsia="Arial" w:hAnsi="Arial"/>
-          <w:b/>
-          <w:sz w:val="18"/>
-          <w:highlight w:val="lightGray"/>
-        </w:rPr>
-        <w:t xml:space="preserve"> [8/7/2025]</w:t>
+          <w:rFonts w:ascii="Arial" w:hAnsi="Arial" w:eastAsia="Arial" w:cs="Arial"/>
+          <w:b/>
+          <w:i w:val="0"/>
+          <w:color w:val="000000"/>
+          <w:sz w:val="18"/>
+          <w:highlight w:val="lightGray"/>
+        </w:rPr>
+        <w:t>#</w:t>
+      </w:r>
+      <w:r>
+        <w:rPr>
+          <w:rFonts w:ascii="Arial" w:hAnsi="Arial" w:eastAsia="Arial" w:cs="Arial"/>
+          <w:b/>
+          <w:i w:val="0"/>
+          <w:color w:val="000000"/>
+          <w:sz w:val="18"/>
+          <w:highlight w:val="lightGray"/>
+        </w:rPr>
+        <w:t xml:space="preserve"> </w:t>
+      </w:r>
+      <w:r>
+        <w:rPr>
+          <w:rFonts w:ascii="Arial" w:hAnsi="Arial" w:eastAsia="Arial" w:cs="Arial"/>
+          <w:b/>
+          <w:i w:val="0"/>
+          <w:color w:val="000000"/>
+          <w:sz w:val="18"/>
+          <w:highlight w:val="lightGray"/>
+        </w:rPr>
+        <w:t>S</w:t>
+      </w:r>
+      <w:r>
+        <w:rPr>
+          <w:rFonts w:ascii="Arial" w:hAnsi="Arial" w:eastAsia="Arial" w:cs="Arial"/>
+          <w:b/>
+          <w:i w:val="0"/>
+          <w:color w:val="000000"/>
+          <w:sz w:val="18"/>
+          <w:highlight w:val="lightGray"/>
+        </w:rPr>
+        <w:t>o</w:t>
+      </w:r>
+      <w:r>
+        <w:rPr>
+          <w:rFonts w:ascii="Arial" w:hAnsi="Arial" w:eastAsia="Arial" w:cs="Arial"/>
+          <w:b/>
+          <w:i w:val="0"/>
+          <w:color w:val="000000"/>
+          <w:sz w:val="18"/>
+          <w:highlight w:val="lightGray"/>
+        </w:rPr>
+        <w:t>u</w:t>
+      </w:r>
+      <w:r>
+        <w:rPr>
+          <w:rFonts w:ascii="Arial" w:hAnsi="Arial" w:eastAsia="Arial" w:cs="Arial"/>
+          <w:b/>
+          <w:i w:val="0"/>
+          <w:color w:val="000000"/>
+          <w:sz w:val="18"/>
+          <w:highlight w:val="lightGray"/>
+        </w:rPr>
+        <w:t>r</w:t>
+      </w:r>
+      <w:r>
+        <w:rPr>
+          <w:rFonts w:ascii="Arial" w:hAnsi="Arial" w:eastAsia="Arial" w:cs="Arial"/>
+          <w:b/>
+          <w:i w:val="0"/>
+          <w:color w:val="000000"/>
+          <w:sz w:val="18"/>
+          <w:highlight w:val="lightGray"/>
+        </w:rPr>
+        <w:t>c</w:t>
+      </w:r>
+      <w:r>
+        <w:rPr>
+          <w:rFonts w:ascii="Arial" w:hAnsi="Arial" w:eastAsia="Arial" w:cs="Arial"/>
+          <w:b/>
+          <w:i w:val="0"/>
+          <w:color w:val="000000"/>
+          <w:sz w:val="18"/>
+          <w:highlight w:val="lightGray"/>
+        </w:rPr>
+        <w:t>e</w:t>
+      </w:r>
+      <w:r>
+        <w:rPr>
+          <w:rFonts w:ascii="Arial" w:hAnsi="Arial" w:eastAsia="Arial" w:cs="Arial"/>
+          <w:b/>
+          <w:i w:val="0"/>
+          <w:color w:val="000000"/>
+          <w:sz w:val="18"/>
+          <w:highlight w:val="lightGray"/>
+        </w:rPr>
+        <w:t>:</w:t>
+      </w:r>
+      <w:r>
+        <w:rPr>
+          <w:rFonts w:ascii="Arial" w:hAnsi="Arial" w:eastAsia="Arial" w:cs="Arial"/>
+          <w:b/>
+          <w:i w:val="0"/>
+          <w:color w:val="000000"/>
+          <w:sz w:val="18"/>
+          <w:highlight w:val="lightGray"/>
+        </w:rPr>
+        <w:t xml:space="preserve"> </w:t>
+      </w:r>
+      <w:r>
+        <w:rPr>
+          <w:rFonts w:ascii="Arial" w:hAnsi="Arial" w:eastAsia="Arial" w:cs="Arial"/>
+          <w:b/>
+          <w:i w:val="0"/>
+          <w:color w:val="000000"/>
+          <w:sz w:val="18"/>
+          <w:highlight w:val="lightGray"/>
+        </w:rPr>
+        <w:t>A</w:t>
+      </w:r>
+      <w:r>
+        <w:rPr>
+          <w:rFonts w:ascii="Arial" w:hAnsi="Arial" w:eastAsia="Arial" w:cs="Arial"/>
+          <w:b/>
+          <w:i w:val="0"/>
+          <w:color w:val="000000"/>
+          <w:sz w:val="18"/>
+          <w:highlight w:val="lightGray"/>
+        </w:rPr>
+        <w:t>I</w:t>
+      </w:r>
+      <w:r>
+        <w:rPr>
+          <w:rFonts w:ascii="Arial" w:hAnsi="Arial" w:eastAsia="Arial" w:cs="Arial"/>
+          <w:b/>
+          <w:i w:val="0"/>
+          <w:color w:val="000000"/>
+          <w:sz w:val="18"/>
+          <w:highlight w:val="lightGray"/>
+        </w:rPr>
+        <w:t xml:space="preserve"> </w:t>
+      </w:r>
+      <w:r>
+        <w:rPr>
+          <w:rFonts w:ascii="Arial" w:hAnsi="Arial" w:eastAsia="Arial" w:cs="Arial"/>
+          <w:b/>
+          <w:i w:val="0"/>
+          <w:color w:val="000000"/>
+          <w:sz w:val="18"/>
+          <w:highlight w:val="lightGray"/>
+        </w:rPr>
+        <w:t>S</w:t>
+      </w:r>
+      <w:r>
+        <w:rPr>
+          <w:rFonts w:ascii="Arial" w:hAnsi="Arial" w:eastAsia="Arial" w:cs="Arial"/>
+          <w:b/>
+          <w:i w:val="0"/>
+          <w:color w:val="000000"/>
+          <w:sz w:val="18"/>
+          <w:highlight w:val="lightGray"/>
+        </w:rPr>
+        <w:t>o</w:t>
+      </w:r>
+      <w:r>
+        <w:rPr>
+          <w:rFonts w:ascii="Arial" w:hAnsi="Arial" w:eastAsia="Arial" w:cs="Arial"/>
+          <w:b/>
+          <w:i w:val="0"/>
+          <w:color w:val="000000"/>
+          <w:sz w:val="18"/>
+          <w:highlight w:val="lightGray"/>
+        </w:rPr>
+        <w:t>u</w:t>
+      </w:r>
+      <w:r>
+        <w:rPr>
+          <w:rFonts w:ascii="Arial" w:hAnsi="Arial" w:eastAsia="Arial" w:cs="Arial"/>
+          <w:b/>
+          <w:i w:val="0"/>
+          <w:color w:val="000000"/>
+          <w:sz w:val="18"/>
+          <w:highlight w:val="lightGray"/>
+        </w:rPr>
+        <w:t>r</w:t>
+      </w:r>
+      <w:r>
+        <w:rPr>
+          <w:rFonts w:ascii="Arial" w:hAnsi="Arial" w:eastAsia="Arial" w:cs="Arial"/>
+          <w:b/>
+          <w:i w:val="0"/>
+          <w:color w:val="000000"/>
+          <w:sz w:val="18"/>
+          <w:highlight w:val="lightGray"/>
+        </w:rPr>
+        <w:t>c</w:t>
+      </w:r>
+      <w:r>
+        <w:rPr>
+          <w:rFonts w:ascii="Arial" w:hAnsi="Arial" w:eastAsia="Arial" w:cs="Arial"/>
+          <w:b/>
+          <w:i w:val="0"/>
+          <w:color w:val="000000"/>
+          <w:sz w:val="18"/>
+          <w:highlight w:val="lightGray"/>
+        </w:rPr>
+        <w:t>e</w:t>
+      </w:r>
+      <w:r>
+        <w:rPr>
+          <w:rFonts w:ascii="Arial" w:hAnsi="Arial" w:eastAsia="Arial" w:cs="Arial"/>
+          <w:b/>
+          <w:i w:val="0"/>
+          <w:color w:val="000000"/>
+          <w:sz w:val="18"/>
+          <w:highlight w:val="lightGray"/>
+        </w:rPr>
+        <w:t>:</w:t>
+      </w:r>
+      <w:r>
+        <w:rPr>
+          <w:rFonts w:ascii="Arial" w:hAnsi="Arial" w:eastAsia="Arial" w:cs="Arial"/>
+          <w:b/>
+          <w:i w:val="0"/>
+          <w:color w:val="000000"/>
+          <w:sz w:val="18"/>
+          <w:highlight w:val="lightGray"/>
+        </w:rPr>
+        <w:t xml:space="preserve"> </w:t>
+      </w:r>
+      <w:r>
+        <w:rPr>
+          <w:rFonts w:ascii="Arial" w:hAnsi="Arial" w:eastAsia="Arial" w:cs="Arial"/>
+          <w:b/>
+          <w:i w:val="0"/>
+          <w:color w:val="000000"/>
+          <w:sz w:val="18"/>
+          <w:highlight w:val="lightGray"/>
+        </w:rPr>
+        <w:t>P</w:t>
+      </w:r>
+      <w:r>
+        <w:rPr>
+          <w:rFonts w:ascii="Arial" w:hAnsi="Arial" w:eastAsia="Arial" w:cs="Arial"/>
+          <w:b/>
+          <w:i w:val="0"/>
+          <w:color w:val="000000"/>
+          <w:sz w:val="18"/>
+          <w:highlight w:val="lightGray"/>
+        </w:rPr>
+        <w:t>r</w:t>
+      </w:r>
+      <w:r>
+        <w:rPr>
+          <w:rFonts w:ascii="Arial" w:hAnsi="Arial" w:eastAsia="Arial" w:cs="Arial"/>
+          <w:b/>
+          <w:i w:val="0"/>
+          <w:color w:val="000000"/>
+          <w:sz w:val="18"/>
+          <w:highlight w:val="lightGray"/>
+        </w:rPr>
+        <w:t>o</w:t>
+      </w:r>
+      <w:r>
+        <w:rPr>
+          <w:rFonts w:ascii="Arial" w:hAnsi="Arial" w:eastAsia="Arial" w:cs="Arial"/>
+          <w:b/>
+          <w:i w:val="0"/>
+          <w:color w:val="000000"/>
+          <w:sz w:val="18"/>
+          <w:highlight w:val="lightGray"/>
+        </w:rPr>
+        <w:t>v</w:t>
+      </w:r>
+      <w:r>
+        <w:rPr>
+          <w:rFonts w:ascii="Arial" w:hAnsi="Arial" w:eastAsia="Arial" w:cs="Arial"/>
+          <w:b/>
+          <w:i w:val="0"/>
+          <w:color w:val="000000"/>
+          <w:sz w:val="18"/>
+          <w:highlight w:val="lightGray"/>
+        </w:rPr>
+        <w:t>i</w:t>
+      </w:r>
+      <w:r>
+        <w:rPr>
+          <w:rFonts w:ascii="Arial" w:hAnsi="Arial" w:eastAsia="Arial" w:cs="Arial"/>
+          <w:b/>
+          <w:i w:val="0"/>
+          <w:color w:val="000000"/>
+          <w:sz w:val="18"/>
+          <w:highlight w:val="lightGray"/>
+        </w:rPr>
+        <w:t>d</w:t>
+      </w:r>
+      <w:r>
+        <w:rPr>
+          <w:rFonts w:ascii="Arial" w:hAnsi="Arial" w:eastAsia="Arial" w:cs="Arial"/>
+          <w:b/>
+          <w:i w:val="0"/>
+          <w:color w:val="000000"/>
+          <w:sz w:val="18"/>
+          <w:highlight w:val="lightGray"/>
+        </w:rPr>
+        <w:t>e</w:t>
+      </w:r>
+      <w:r>
+        <w:rPr>
+          <w:rFonts w:ascii="Arial" w:hAnsi="Arial" w:eastAsia="Arial" w:cs="Arial"/>
+          <w:b/>
+          <w:i w:val="0"/>
+          <w:color w:val="000000"/>
+          <w:sz w:val="18"/>
+          <w:highlight w:val="lightGray"/>
+        </w:rPr>
+        <w:t>d</w:t>
+      </w:r>
+      <w:r>
+        <w:rPr>
+          <w:rFonts w:ascii="Arial" w:hAnsi="Arial" w:eastAsia="Arial" w:cs="Arial"/>
+          <w:b/>
+          <w:i w:val="0"/>
+          <w:color w:val="000000"/>
+          <w:sz w:val="18"/>
+          <w:highlight w:val="lightGray"/>
+        </w:rPr>
+        <w:t xml:space="preserve"> </w:t>
+      </w:r>
+      <w:r>
+        <w:rPr>
+          <w:rFonts w:ascii="Arial" w:hAnsi="Arial" w:eastAsia="Arial" w:cs="Arial"/>
+          <w:b/>
+          <w:i w:val="0"/>
+          <w:color w:val="000000"/>
+          <w:sz w:val="18"/>
+          <w:highlight w:val="lightGray"/>
+        </w:rPr>
+        <w:t>b</w:t>
+      </w:r>
+      <w:r>
+        <w:rPr>
+          <w:rFonts w:ascii="Arial" w:hAnsi="Arial" w:eastAsia="Arial" w:cs="Arial"/>
+          <w:b/>
+          <w:i w:val="0"/>
+          <w:color w:val="000000"/>
+          <w:sz w:val="18"/>
+          <w:highlight w:val="lightGray"/>
+        </w:rPr>
+        <w:t>y</w:t>
+      </w:r>
+      <w:r>
+        <w:rPr>
+          <w:rFonts w:ascii="Arial" w:hAnsi="Arial" w:eastAsia="Arial" w:cs="Arial"/>
+          <w:b/>
+          <w:i w:val="0"/>
+          <w:color w:val="000000"/>
+          <w:sz w:val="18"/>
+          <w:highlight w:val="lightGray"/>
+        </w:rPr>
+        <w:t>:</w:t>
+      </w:r>
+      <w:r>
+        <w:rPr>
+          <w:rFonts w:ascii="Arial" w:hAnsi="Arial" w:eastAsia="Arial" w:cs="Arial"/>
+          <w:b/>
+          <w:i w:val="0"/>
+          <w:color w:val="000000"/>
+          <w:sz w:val="18"/>
+          <w:highlight w:val="lightGray"/>
+        </w:rPr>
+        <w:t xml:space="preserve"> </w:t>
+      </w:r>
+      <w:r>
+        <w:rPr>
+          <w:rFonts w:ascii="Arial" w:hAnsi="Arial" w:eastAsia="Arial" w:cs="Arial"/>
+          <w:b/>
+          <w:i w:val="0"/>
+          <w:color w:val="000000"/>
+          <w:sz w:val="18"/>
+          <w:highlight w:val="lightGray"/>
+        </w:rPr>
+        <w:t>[</w:t>
+      </w:r>
+      <w:r>
+        <w:rPr>
+          <w:rFonts w:ascii="Arial" w:hAnsi="Arial" w:eastAsia="Arial" w:cs="Arial"/>
+          <w:b/>
+          <w:i w:val="0"/>
+          <w:color w:val="000000"/>
+          <w:sz w:val="18"/>
+          <w:highlight w:val="lightGray"/>
+        </w:rPr>
+        <w:t>D</w:t>
+      </w:r>
+      <w:r>
+        <w:rPr>
+          <w:rFonts w:ascii="Arial" w:hAnsi="Arial" w:eastAsia="Arial" w:cs="Arial"/>
+          <w:b/>
+          <w:i w:val="0"/>
+          <w:color w:val="000000"/>
+          <w:sz w:val="18"/>
+          <w:highlight w:val="lightGray"/>
+        </w:rPr>
+        <w:t>a</w:t>
+      </w:r>
+      <w:r>
+        <w:rPr>
+          <w:rFonts w:ascii="Arial" w:hAnsi="Arial" w:eastAsia="Arial" w:cs="Arial"/>
+          <w:b/>
+          <w:i w:val="0"/>
+          <w:color w:val="000000"/>
+          <w:sz w:val="18"/>
+          <w:highlight w:val="lightGray"/>
+        </w:rPr>
+        <w:t>t</w:t>
+      </w:r>
+      <w:r>
+        <w:rPr>
+          <w:rFonts w:ascii="Arial" w:hAnsi="Arial" w:eastAsia="Arial" w:cs="Arial"/>
+          <w:b/>
+          <w:i w:val="0"/>
+          <w:color w:val="000000"/>
+          <w:sz w:val="18"/>
+          <w:highlight w:val="lightGray"/>
+        </w:rPr>
+        <w:t>a</w:t>
+      </w:r>
+      <w:r>
+        <w:rPr>
+          <w:rFonts w:ascii="Arial" w:hAnsi="Arial" w:eastAsia="Arial" w:cs="Arial"/>
+          <w:b/>
+          <w:i w:val="0"/>
+          <w:color w:val="000000"/>
+          <w:sz w:val="18"/>
+          <w:highlight w:val="lightGray"/>
+        </w:rPr>
+        <w:t xml:space="preserve"> </w:t>
+      </w:r>
+      <w:r>
+        <w:rPr>
+          <w:rFonts w:ascii="Arial" w:hAnsi="Arial" w:eastAsia="Arial" w:cs="Arial"/>
+          <w:b/>
+          <w:i w:val="0"/>
+          <w:color w:val="000000"/>
+          <w:sz w:val="18"/>
+          <w:highlight w:val="lightGray"/>
+        </w:rPr>
+        <w:t>P</w:t>
+      </w:r>
+      <w:r>
+        <w:rPr>
+          <w:rFonts w:ascii="Arial" w:hAnsi="Arial" w:eastAsia="Arial" w:cs="Arial"/>
+          <w:b/>
+          <w:i w:val="0"/>
+          <w:color w:val="000000"/>
+          <w:sz w:val="18"/>
+          <w:highlight w:val="lightGray"/>
+        </w:rPr>
+        <w:t>a</w:t>
+      </w:r>
+      <w:r>
+        <w:rPr>
+          <w:rFonts w:ascii="Arial" w:hAnsi="Arial" w:eastAsia="Arial" w:cs="Arial"/>
+          <w:b/>
+          <w:i w:val="0"/>
+          <w:color w:val="000000"/>
+          <w:sz w:val="18"/>
+          <w:highlight w:val="lightGray"/>
+        </w:rPr>
+        <w:t>t</w:t>
+      </w:r>
+      <w:r>
+        <w:rPr>
+          <w:rFonts w:ascii="Arial" w:hAnsi="Arial" w:eastAsia="Arial" w:cs="Arial"/>
+          <w:b/>
+          <w:i w:val="0"/>
+          <w:color w:val="000000"/>
+          <w:sz w:val="18"/>
+          <w:highlight w:val="lightGray"/>
+        </w:rPr>
+        <w:t>h</w:t>
+      </w:r>
+      <w:r>
+        <w:rPr>
+          <w:rFonts w:ascii="Arial" w:hAnsi="Arial" w:eastAsia="Arial" w:cs="Arial"/>
+          <w:b w:val="0"/>
+          <w:i w:val="0"/>
+          <w:color w:val="000000"/>
+          <w:sz w:val="18"/>
+          <w:highlight w:val="lightGray"/>
+        </w:rPr>
+        <w:t>:</w:t>
+      </w:r>
+      <w:r>
+        <w:rPr>
+          <w:rFonts w:ascii="Arial" w:hAnsi="Arial" w:eastAsia="Arial" w:cs="Arial"/>
+          <w:b w:val="0"/>
+          <w:i w:val="0"/>
+          <w:color w:val="000000"/>
+          <w:sz w:val="18"/>
+          <w:highlight w:val="lightGray"/>
+        </w:rPr>
+        <w:t xml:space="preserve"> </w:t>
+      </w:r>
+      <w:r>
+        <w:rPr>
+          <w:rFonts w:ascii="Arial" w:hAnsi="Arial" w:eastAsia="Arial" w:cs="Arial"/>
+          <w:b w:val="0"/>
+          <w:i w:val="0"/>
+          <w:color w:val="000000"/>
+          <w:sz w:val="18"/>
+          <w:highlight w:val="lightGray"/>
+        </w:rPr>
+        <w:t>P</w:t>
+      </w:r>
+      <w:r>
+        <w:rPr>
+          <w:rFonts w:ascii="Arial" w:hAnsi="Arial" w:eastAsia="Arial" w:cs="Arial"/>
+          <w:b w:val="0"/>
+          <w:i w:val="0"/>
+          <w:color w:val="000000"/>
+          <w:sz w:val="18"/>
+          <w:highlight w:val="lightGray"/>
+        </w:rPr>
+        <w:t>e</w:t>
+      </w:r>
+      <w:r>
+        <w:rPr>
+          <w:rFonts w:ascii="Arial" w:hAnsi="Arial" w:eastAsia="Arial" w:cs="Arial"/>
+          <w:b w:val="0"/>
+          <w:i w:val="0"/>
+          <w:color w:val="000000"/>
+          <w:sz w:val="18"/>
+          <w:highlight w:val="lightGray"/>
+        </w:rPr>
+        <w:t>r</w:t>
+      </w:r>
+      <w:r>
+        <w:rPr>
+          <w:rFonts w:ascii="Arial" w:hAnsi="Arial" w:eastAsia="Arial" w:cs="Arial"/>
+          <w:b w:val="0"/>
+          <w:i w:val="0"/>
+          <w:color w:val="000000"/>
+          <w:sz w:val="18"/>
+          <w:highlight w:val="lightGray"/>
+        </w:rPr>
+        <w:t>s</w:t>
+      </w:r>
+      <w:r>
+        <w:rPr>
+          <w:rFonts w:ascii="Arial" w:hAnsi="Arial" w:eastAsia="Arial" w:cs="Arial"/>
+          <w:b w:val="0"/>
+          <w:i w:val="0"/>
+          <w:color w:val="000000"/>
+          <w:sz w:val="18"/>
+          <w:highlight w:val="lightGray"/>
+        </w:rPr>
+        <w:t>o</w:t>
+      </w:r>
+      <w:r>
+        <w:rPr>
+          <w:rFonts w:ascii="Arial" w:hAnsi="Arial" w:eastAsia="Arial" w:cs="Arial"/>
+          <w:b w:val="0"/>
+          <w:i w:val="0"/>
+          <w:color w:val="000000"/>
+          <w:sz w:val="18"/>
+          <w:highlight w:val="lightGray"/>
+        </w:rPr>
+        <w:t>n</w:t>
+      </w:r>
+      <w:r>
+        <w:rPr>
+          <w:rFonts w:ascii="Arial" w:hAnsi="Arial" w:eastAsia="Arial" w:cs="Arial"/>
+          <w:b w:val="0"/>
+          <w:i w:val="0"/>
+          <w:color w:val="000000"/>
+          <w:sz w:val="18"/>
+          <w:highlight w:val="lightGray"/>
+        </w:rPr>
+        <w:t>s</w:t>
+      </w:r>
+      <w:r>
+        <w:rPr>
+          <w:rFonts w:ascii="Arial" w:hAnsi="Arial" w:eastAsia="Arial" w:cs="Arial"/>
+          <w:b w:val="0"/>
+          <w:i w:val="0"/>
+          <w:color w:val="000000"/>
+          <w:sz w:val="18"/>
+          <w:highlight w:val="lightGray"/>
+        </w:rPr>
+        <w:t xml:space="preserve"> </w:t>
+      </w:r>
+      <w:r>
+        <w:rPr>
+          <w:rFonts w:ascii="Arial" w:hAnsi="Arial" w:eastAsia="Arial" w:cs="Arial"/>
+          <w:b w:val="0"/>
+          <w:i w:val="0"/>
+          <w:color w:val="000000"/>
+          <w:sz w:val="18"/>
+          <w:highlight w:val="lightGray"/>
+        </w:rPr>
+        <w:t>T</w:t>
+      </w:r>
+      <w:r>
+        <w:rPr>
+          <w:rFonts w:ascii="Arial" w:hAnsi="Arial" w:eastAsia="Arial" w:cs="Arial"/>
+          <w:b w:val="0"/>
+          <w:i w:val="0"/>
+          <w:color w:val="000000"/>
+          <w:sz w:val="18"/>
+          <w:highlight w:val="lightGray"/>
+        </w:rPr>
+        <w:t>a</w:t>
+      </w:r>
+      <w:r>
+        <w:rPr>
+          <w:rFonts w:ascii="Arial" w:hAnsi="Arial" w:eastAsia="Arial" w:cs="Arial"/>
+          <w:b w:val="0"/>
+          <w:i w:val="0"/>
+          <w:color w:val="000000"/>
+          <w:sz w:val="18"/>
+          <w:highlight w:val="lightGray"/>
+        </w:rPr>
+        <w:t>b</w:t>
+      </w:r>
+      <w:r>
+        <w:rPr>
+          <w:rFonts w:ascii="Arial" w:hAnsi="Arial" w:eastAsia="Arial" w:cs="Arial"/>
+          <w:b w:val="0"/>
+          <w:i w:val="0"/>
+          <w:color w:val="000000"/>
+          <w:sz w:val="18"/>
+          <w:highlight w:val="lightGray"/>
+        </w:rPr>
+        <w:t>l</w:t>
+      </w:r>
+      <w:r>
+        <w:rPr>
+          <w:rFonts w:ascii="Arial" w:hAnsi="Arial" w:eastAsia="Arial" w:cs="Arial"/>
+          <w:b w:val="0"/>
+          <w:i w:val="0"/>
+          <w:color w:val="000000"/>
+          <w:sz w:val="18"/>
+          <w:highlight w:val="lightGray"/>
+        </w:rPr>
+        <w:t>e</w:t>
+      </w:r>
+      <w:r>
+        <w:rPr>
+          <w:rFonts w:ascii="Arial" w:hAnsi="Arial" w:eastAsia="Arial" w:cs="Arial"/>
+          <w:b w:val="0"/>
+          <w:i w:val="0"/>
+          <w:color w:val="000000"/>
+          <w:sz w:val="18"/>
+          <w:highlight w:val="lightGray"/>
+        </w:rPr>
+        <w:t xml:space="preserve"> </w:t>
+      </w:r>
+      <w:r>
+        <w:rPr>
+          <w:rFonts w:ascii="Arial" w:hAnsi="Arial" w:eastAsia="Arial" w:cs="Arial"/>
+          <w:b w:val="0"/>
+          <w:i w:val="0"/>
+          <w:color w:val="000000"/>
+          <w:sz w:val="18"/>
+          <w:highlight w:val="lightGray"/>
+        </w:rPr>
+        <w:t>-</w:t>
+      </w:r>
+      <w:r>
+        <w:rPr>
+          <w:rFonts w:ascii="Arial" w:hAnsi="Arial" w:eastAsia="Arial" w:cs="Arial"/>
+          <w:b w:val="0"/>
+          <w:i w:val="0"/>
+          <w:color w:val="000000"/>
+          <w:sz w:val="18"/>
+          <w:highlight w:val="lightGray"/>
+        </w:rPr>
+        <w:t>&gt;</w:t>
+      </w:r>
+      <w:r>
+        <w:rPr>
+          <w:rFonts w:ascii="Arial" w:hAnsi="Arial" w:eastAsia="Arial" w:cs="Arial"/>
+          <w:b w:val="0"/>
+          <w:i w:val="0"/>
+          <w:color w:val="000000"/>
+          <w:sz w:val="18"/>
+          <w:highlight w:val="lightGray"/>
+        </w:rPr>
+        <w:t xml:space="preserve"> </w:t>
+      </w:r>
+      <w:r>
+        <w:rPr>
+          <w:rFonts w:ascii="Arial" w:hAnsi="Arial" w:eastAsia="Arial" w:cs="Arial"/>
+          <w:b w:val="0"/>
+          <w:i w:val="0"/>
+          <w:color w:val="000000"/>
+          <w:sz w:val="18"/>
+          <w:highlight w:val="lightGray"/>
+        </w:rPr>
+        <w:t>I</w:t>
+      </w:r>
+      <w:r>
+        <w:rPr>
+          <w:rFonts w:ascii="Arial" w:hAnsi="Arial" w:eastAsia="Arial" w:cs="Arial"/>
+          <w:b w:val="0"/>
+          <w:i w:val="0"/>
+          <w:color w:val="000000"/>
+          <w:sz w:val="18"/>
+          <w:highlight w:val="lightGray"/>
+        </w:rPr>
+        <w:t>D</w:t>
+      </w:r>
+      <w:r>
+        <w:rPr>
+          <w:rFonts w:ascii="Arial" w:hAnsi="Arial" w:eastAsia="Arial" w:cs="Arial"/>
+          <w:b w:val="0"/>
+          <w:i w:val="0"/>
+          <w:color w:val="000000"/>
+          <w:sz w:val="18"/>
+          <w:highlight w:val="lightGray"/>
+        </w:rPr>
+        <w:t xml:space="preserve"> </w:t>
+      </w:r>
+      <w:r>
+        <w:rPr>
+          <w:rFonts w:ascii="Arial" w:hAnsi="Arial" w:eastAsia="Arial" w:cs="Arial"/>
+          <w:b w:val="0"/>
+          <w:i w:val="0"/>
+          <w:color w:val="000000"/>
+          <w:sz w:val="18"/>
+          <w:highlight w:val="lightGray"/>
+        </w:rPr>
+        <w:t>C</w:t>
+      </w:r>
+      <w:r>
+        <w:rPr>
+          <w:rFonts w:ascii="Arial" w:hAnsi="Arial" w:eastAsia="Arial" w:cs="Arial"/>
+          <w:b w:val="0"/>
+          <w:i w:val="0"/>
+          <w:color w:val="000000"/>
+          <w:sz w:val="18"/>
+          <w:highlight w:val="lightGray"/>
+        </w:rPr>
+        <w:t>o</w:t>
+      </w:r>
+      <w:r>
+        <w:rPr>
+          <w:rFonts w:ascii="Arial" w:hAnsi="Arial" w:eastAsia="Arial" w:cs="Arial"/>
+          <w:b w:val="0"/>
+          <w:i w:val="0"/>
+          <w:color w:val="000000"/>
+          <w:sz w:val="18"/>
+          <w:highlight w:val="lightGray"/>
+        </w:rPr>
+        <w:t>l</w:t>
+      </w:r>
+      <w:r>
+        <w:rPr>
+          <w:rFonts w:ascii="Arial" w:hAnsi="Arial" w:eastAsia="Arial" w:cs="Arial"/>
+          <w:b w:val="0"/>
+          <w:i w:val="0"/>
+          <w:color w:val="000000"/>
+          <w:sz w:val="18"/>
+          <w:highlight w:val="lightGray"/>
+        </w:rPr>
+        <w:t>u</w:t>
+      </w:r>
+      <w:r>
+        <w:rPr>
+          <w:rFonts w:ascii="Arial" w:hAnsi="Arial" w:eastAsia="Arial" w:cs="Arial"/>
+          <w:b w:val="0"/>
+          <w:i w:val="0"/>
+          <w:color w:val="000000"/>
+          <w:sz w:val="18"/>
+          <w:highlight w:val="lightGray"/>
+        </w:rPr>
+        <w:t>m</w:t>
+      </w:r>
+      <w:r>
+        <w:rPr>
+          <w:rFonts w:ascii="Arial" w:hAnsi="Arial" w:eastAsia="Arial" w:cs="Arial"/>
+          <w:b w:val="0"/>
+          <w:i w:val="0"/>
+          <w:color w:val="000000"/>
+          <w:sz w:val="18"/>
+          <w:highlight w:val="lightGray"/>
+        </w:rPr>
+        <w:t>n</w:t>
+      </w:r>
+      <w:r>
+        <w:rPr>
+          <w:rFonts w:ascii="Arial" w:hAnsi="Arial" w:eastAsia="Arial" w:cs="Arial"/>
+          <w:b w:val="0"/>
+          <w:i w:val="0"/>
+          <w:color w:val="000000"/>
+          <w:sz w:val="18"/>
+          <w:highlight w:val="lightGray"/>
+        </w:rPr>
+        <w:t>:</w:t>
+      </w:r>
+      <w:r>
+        <w:rPr>
+          <w:rFonts w:ascii="Arial" w:hAnsi="Arial" w:eastAsia="Arial" w:cs="Arial"/>
+          <w:b w:val="0"/>
+          <w:i w:val="0"/>
+          <w:color w:val="000000"/>
+          <w:sz w:val="18"/>
+          <w:highlight w:val="lightGray"/>
+        </w:rPr>
+        <w:t xml:space="preserve"> </w:t>
+      </w:r>
+      <w:r>
+        <w:rPr>
+          <w:rFonts w:ascii="Arial" w:hAnsi="Arial" w:eastAsia="Arial" w:cs="Arial"/>
+          <w:b w:val="0"/>
+          <w:i w:val="0"/>
+          <w:color w:val="000000"/>
+          <w:sz w:val="18"/>
+          <w:highlight w:val="lightGray"/>
+        </w:rPr>
+        <w:t>1</w:t>
+      </w:r>
+      <w:r>
+        <w:rPr>
+          <w:rFonts w:ascii="Arial" w:hAnsi="Arial" w:eastAsia="Arial" w:cs="Arial"/>
+          <w:b w:val="0"/>
+          <w:i w:val="0"/>
+          <w:color w:val="000000"/>
+          <w:sz w:val="18"/>
+          <w:highlight w:val="lightGray"/>
+        </w:rPr>
+        <w:t>,</w:t>
+      </w:r>
+      <w:r>
+        <w:rPr>
+          <w:rFonts w:ascii="Arial" w:hAnsi="Arial" w:eastAsia="Arial" w:cs="Arial"/>
+          <w:b w:val="0"/>
+          <w:i w:val="0"/>
+          <w:color w:val="000000"/>
+          <w:sz w:val="18"/>
+          <w:highlight w:val="lightGray"/>
+        </w:rPr>
+        <w:t xml:space="preserve"> </w:t>
+      </w:r>
+      <w:r>
+        <w:rPr>
+          <w:rFonts w:ascii="Arial" w:hAnsi="Arial" w:eastAsia="Arial" w:cs="Arial"/>
+          <w:b w:val="0"/>
+          <w:i w:val="0"/>
+          <w:color w:val="000000"/>
+          <w:sz w:val="18"/>
+          <w:highlight w:val="lightGray"/>
+        </w:rPr>
+        <w:t>N</w:t>
+      </w:r>
+      <w:r>
+        <w:rPr>
+          <w:rFonts w:ascii="Arial" w:hAnsi="Arial" w:eastAsia="Arial" w:cs="Arial"/>
+          <w:b w:val="0"/>
+          <w:i w:val="0"/>
+          <w:color w:val="000000"/>
+          <w:sz w:val="18"/>
+          <w:highlight w:val="lightGray"/>
+        </w:rPr>
+        <w:t>a</w:t>
+      </w:r>
+      <w:r>
+        <w:rPr>
+          <w:rFonts w:ascii="Arial" w:hAnsi="Arial" w:eastAsia="Arial" w:cs="Arial"/>
+          <w:b w:val="0"/>
+          <w:i w:val="0"/>
+          <w:color w:val="000000"/>
+          <w:sz w:val="18"/>
+          <w:highlight w:val="lightGray"/>
+        </w:rPr>
+        <w:t>m</w:t>
+      </w:r>
+      <w:r>
+        <w:rPr>
+          <w:rFonts w:ascii="Arial" w:hAnsi="Arial" w:eastAsia="Arial" w:cs="Arial"/>
+          <w:b w:val="0"/>
+          <w:i w:val="0"/>
+          <w:color w:val="000000"/>
+          <w:sz w:val="18"/>
+          <w:highlight w:val="lightGray"/>
+        </w:rPr>
+        <w:t>e</w:t>
+      </w:r>
+      <w:r>
+        <w:rPr>
+          <w:rFonts w:ascii="Arial" w:hAnsi="Arial" w:eastAsia="Arial" w:cs="Arial"/>
+          <w:b w:val="0"/>
+          <w:i w:val="0"/>
+          <w:color w:val="000000"/>
+          <w:sz w:val="18"/>
+          <w:highlight w:val="lightGray"/>
+        </w:rPr>
+        <w:t>_</w:t>
+      </w:r>
+      <w:r>
+        <w:rPr>
+          <w:rFonts w:ascii="Arial" w:hAnsi="Arial" w:eastAsia="Arial" w:cs="Arial"/>
+          <w:b w:val="0"/>
+          <w:i w:val="0"/>
+          <w:color w:val="000000"/>
+          <w:sz w:val="18"/>
+          <w:highlight w:val="lightGray"/>
+        </w:rPr>
+        <w:t>E</w:t>
+      </w:r>
+      <w:r>
+        <w:rPr>
+          <w:rFonts w:ascii="Arial" w:hAnsi="Arial" w:eastAsia="Arial" w:cs="Arial"/>
+          <w:b w:val="0"/>
+          <w:i w:val="0"/>
+          <w:color w:val="000000"/>
+          <w:sz w:val="18"/>
+          <w:highlight w:val="lightGray"/>
+        </w:rPr>
+        <w:t>n</w:t>
+      </w:r>
+      <w:r>
+        <w:rPr>
+          <w:rFonts w:ascii="Arial" w:hAnsi="Arial" w:eastAsia="Arial" w:cs="Arial"/>
+          <w:b w:val="0"/>
+          <w:i w:val="0"/>
+          <w:color w:val="000000"/>
+          <w:sz w:val="18"/>
+          <w:highlight w:val="lightGray"/>
+        </w:rPr>
+        <w:t xml:space="preserve"> </w:t>
+      </w:r>
+      <w:r>
+        <w:rPr>
+          <w:rFonts w:ascii="Arial" w:hAnsi="Arial" w:eastAsia="Arial" w:cs="Arial"/>
+          <w:b w:val="0"/>
+          <w:i w:val="0"/>
+          <w:color w:val="000000"/>
+          <w:sz w:val="18"/>
+          <w:highlight w:val="lightGray"/>
+        </w:rPr>
+        <w:t>C</w:t>
+      </w:r>
+      <w:r>
+        <w:rPr>
+          <w:rFonts w:ascii="Arial" w:hAnsi="Arial" w:eastAsia="Arial" w:cs="Arial"/>
+          <w:b w:val="0"/>
+          <w:i w:val="0"/>
+          <w:color w:val="000000"/>
+          <w:sz w:val="18"/>
+          <w:highlight w:val="lightGray"/>
+        </w:rPr>
+        <w:t>o</w:t>
+      </w:r>
+      <w:r>
+        <w:rPr>
+          <w:rFonts w:ascii="Arial" w:hAnsi="Arial" w:eastAsia="Arial" w:cs="Arial"/>
+          <w:b w:val="0"/>
+          <w:i w:val="0"/>
+          <w:color w:val="000000"/>
+          <w:sz w:val="18"/>
+          <w:highlight w:val="lightGray"/>
+        </w:rPr>
+        <w:t>l</w:t>
+      </w:r>
+      <w:r>
+        <w:rPr>
+          <w:rFonts w:ascii="Arial" w:hAnsi="Arial" w:eastAsia="Arial" w:cs="Arial"/>
+          <w:b w:val="0"/>
+          <w:i w:val="0"/>
+          <w:color w:val="000000"/>
+          <w:sz w:val="18"/>
+          <w:highlight w:val="lightGray"/>
+        </w:rPr>
+        <w:t>u</w:t>
+      </w:r>
+      <w:r>
+        <w:rPr>
+          <w:rFonts w:ascii="Arial" w:hAnsi="Arial" w:eastAsia="Arial" w:cs="Arial"/>
+          <w:b w:val="0"/>
+          <w:i w:val="0"/>
+          <w:color w:val="000000"/>
+          <w:sz w:val="18"/>
+          <w:highlight w:val="lightGray"/>
+        </w:rPr>
+        <w:t>m</w:t>
+      </w:r>
+      <w:r>
+        <w:rPr>
+          <w:rFonts w:ascii="Arial" w:hAnsi="Arial" w:eastAsia="Arial" w:cs="Arial"/>
+          <w:b w:val="0"/>
+          <w:i w:val="0"/>
+          <w:color w:val="000000"/>
+          <w:sz w:val="18"/>
+          <w:highlight w:val="lightGray"/>
+        </w:rPr>
+        <w:t>n</w:t>
+      </w:r>
+      <w:r>
+        <w:rPr>
+          <w:rFonts w:ascii="Arial" w:hAnsi="Arial" w:eastAsia="Arial" w:cs="Arial"/>
+          <w:b w:val="0"/>
+          <w:i w:val="0"/>
+          <w:color w:val="000000"/>
+          <w:sz w:val="18"/>
+          <w:highlight w:val="lightGray"/>
+        </w:rPr>
+        <w:t>:</w:t>
+      </w:r>
+      <w:r>
+        <w:rPr>
+          <w:rFonts w:ascii="Arial" w:hAnsi="Arial" w:eastAsia="Arial" w:cs="Arial"/>
+          <w:b w:val="0"/>
+          <w:i w:val="0"/>
+          <w:color w:val="000000"/>
+          <w:sz w:val="18"/>
+          <w:highlight w:val="lightGray"/>
+        </w:rPr>
+        <w:t xml:space="preserve"> </w:t>
+      </w:r>
+      <w:r>
+        <w:rPr>
+          <w:rFonts w:ascii="Arial" w:hAnsi="Arial" w:eastAsia="Arial" w:cs="Arial"/>
+          <w:b w:val="0"/>
+          <w:i w:val="0"/>
+          <w:color w:val="000000"/>
+          <w:sz w:val="18"/>
+          <w:highlight w:val="lightGray"/>
+        </w:rPr>
+        <w:t>M</w:t>
+      </w:r>
+      <w:r>
+        <w:rPr>
+          <w:rFonts w:ascii="Arial" w:hAnsi="Arial" w:eastAsia="Arial" w:cs="Arial"/>
+          <w:b w:val="0"/>
+          <w:i w:val="0"/>
+          <w:color w:val="000000"/>
+          <w:sz w:val="18"/>
+          <w:highlight w:val="lightGray"/>
+        </w:rPr>
+        <w:t>o</w:t>
+      </w:r>
+      <w:r>
+        <w:rPr>
+          <w:rFonts w:ascii="Arial" w:hAnsi="Arial" w:eastAsia="Arial" w:cs="Arial"/>
+          <w:b w:val="0"/>
+          <w:i w:val="0"/>
+          <w:color w:val="000000"/>
+          <w:sz w:val="18"/>
+          <w:highlight w:val="lightGray"/>
+        </w:rPr>
+        <w:t>t</w:t>
+      </w:r>
+      <w:r>
+        <w:rPr>
+          <w:rFonts w:ascii="Arial" w:hAnsi="Arial" w:eastAsia="Arial" w:cs="Arial"/>
+          <w:b w:val="0"/>
+          <w:i w:val="0"/>
+          <w:color w:val="000000"/>
+          <w:sz w:val="18"/>
+          <w:highlight w:val="lightGray"/>
+        </w:rPr>
+        <w:t>a</w:t>
+      </w:r>
+      <w:r>
+        <w:rPr>
+          <w:rFonts w:ascii="Arial" w:hAnsi="Arial" w:eastAsia="Arial" w:cs="Arial"/>
+          <w:b w:val="0"/>
+          <w:i w:val="0"/>
+          <w:color w:val="000000"/>
+          <w:sz w:val="18"/>
+          <w:highlight w:val="lightGray"/>
+        </w:rPr>
+        <w:t>s</w:t>
+      </w:r>
+      <w:r>
+        <w:rPr>
+          <w:rFonts w:ascii="Arial" w:hAnsi="Arial" w:eastAsia="Arial" w:cs="Arial"/>
+          <w:b w:val="0"/>
+          <w:i w:val="0"/>
+          <w:color w:val="000000"/>
+          <w:sz w:val="18"/>
+          <w:highlight w:val="lightGray"/>
+        </w:rPr>
+        <w:t>e</w:t>
+      </w:r>
+      <w:r>
+        <w:rPr>
+          <w:rFonts w:ascii="Arial" w:hAnsi="Arial" w:eastAsia="Arial" w:cs="Arial"/>
+          <w:b w:val="0"/>
+          <w:i w:val="0"/>
+          <w:color w:val="000000"/>
+          <w:sz w:val="18"/>
+          <w:highlight w:val="lightGray"/>
+        </w:rPr>
+        <w:t>m</w:t>
+      </w:r>
+      <w:r>
+        <w:rPr>
+          <w:rFonts w:ascii="Arial" w:hAnsi="Arial" w:eastAsia="Arial" w:cs="Arial"/>
+          <w:b w:val="0"/>
+          <w:i w:val="0"/>
+          <w:color w:val="000000"/>
+          <w:sz w:val="18"/>
+          <w:highlight w:val="lightGray"/>
+        </w:rPr>
+        <w:t xml:space="preserve"> </w:t>
+      </w:r>
+      <w:r>
+        <w:rPr>
+          <w:rFonts w:ascii="Arial" w:hAnsi="Arial" w:eastAsia="Arial" w:cs="Arial"/>
+          <w:b w:val="0"/>
+          <w:i w:val="0"/>
+          <w:color w:val="000000"/>
+          <w:sz w:val="18"/>
+          <w:highlight w:val="lightGray"/>
+        </w:rPr>
+        <w:t>E</w:t>
+      </w:r>
+      <w:r>
+        <w:rPr>
+          <w:rFonts w:ascii="Arial" w:hAnsi="Arial" w:eastAsia="Arial" w:cs="Arial"/>
+          <w:b w:val="0"/>
+          <w:i w:val="0"/>
+          <w:color w:val="000000"/>
+          <w:sz w:val="18"/>
+          <w:highlight w:val="lightGray"/>
+        </w:rPr>
+        <w:t>s</w:t>
+      </w:r>
+      <w:r>
+        <w:rPr>
+          <w:rFonts w:ascii="Arial" w:hAnsi="Arial" w:eastAsia="Arial" w:cs="Arial"/>
+          <w:b w:val="0"/>
+          <w:i w:val="0"/>
+          <w:color w:val="000000"/>
+          <w:sz w:val="18"/>
+          <w:highlight w:val="lightGray"/>
+        </w:rPr>
+        <w:t>s</w:t>
+      </w:r>
+      <w:r>
+        <w:rPr>
+          <w:rFonts w:ascii="Arial" w:hAnsi="Arial" w:eastAsia="Arial" w:cs="Arial"/>
+          <w:b w:val="0"/>
+          <w:i w:val="0"/>
+          <w:color w:val="000000"/>
+          <w:sz w:val="18"/>
+          <w:highlight w:val="lightGray"/>
+        </w:rPr>
+        <w:t>a</w:t>
+      </w:r>
+      <w:r>
+        <w:rPr>
+          <w:rFonts w:ascii="Arial" w:hAnsi="Arial" w:eastAsia="Arial" w:cs="Arial"/>
+          <w:b w:val="0"/>
+          <w:i w:val="0"/>
+          <w:color w:val="000000"/>
+          <w:sz w:val="18"/>
+          <w:highlight w:val="lightGray"/>
+        </w:rPr>
+        <w:t>m</w:t>
+      </w:r>
+      <w:r>
+        <w:rPr>
+          <w:rFonts w:ascii="Arial" w:hAnsi="Arial" w:eastAsia="Arial" w:cs="Arial"/>
+          <w:b w:val="0"/>
+          <w:i w:val="0"/>
+          <w:color w:val="000000"/>
+          <w:sz w:val="18"/>
+          <w:highlight w:val="lightGray"/>
+        </w:rPr>
+        <w:t>]</w:t>
+      </w:r>
+      <w:r>
+        <w:rPr>
+          <w:rFonts w:ascii="Arial" w:hAnsi="Arial" w:eastAsia="Arial" w:cs="Arial"/>
+          <w:b w:val="0"/>
+          <w:i w:val="0"/>
+          <w:color w:val="000000"/>
+          <w:sz w:val="18"/>
+          <w:highlight w:val="lightGray"/>
+        </w:rPr>
+        <w:t xml:space="preserve"> </w:t>
+      </w:r>
+      <w:r>
+        <w:rPr>
+          <w:rFonts w:ascii="Arial" w:hAnsi="Arial" w:eastAsia="Arial" w:cs="Arial"/>
+          <w:b w:val="0"/>
+          <w:i w:val="0"/>
+          <w:color w:val="000000"/>
+          <w:sz w:val="18"/>
+          <w:highlight w:val="lightGray"/>
+        </w:rPr>
+        <w:t>-</w:t>
+      </w:r>
+      <w:r>
+        <w:rPr>
+          <w:rFonts w:ascii="Arial" w:hAnsi="Arial" w:eastAsia="Arial" w:cs="Arial"/>
+          <w:b w:val="0"/>
+          <w:i w:val="0"/>
+          <w:color w:val="000000"/>
+          <w:sz w:val="18"/>
+          <w:highlight w:val="lightGray"/>
+        </w:rPr>
+        <w:t>&gt;</w:t>
+      </w:r>
+      <w:r>
+        <w:rPr>
+          <w:rFonts w:ascii="Arial" w:hAnsi="Arial" w:eastAsia="Arial" w:cs="Arial"/>
+          <w:b w:val="0"/>
+          <w:i w:val="0"/>
+          <w:color w:val="000000"/>
+          <w:sz w:val="18"/>
+          <w:highlight w:val="lightGray"/>
+        </w:rPr>
+        <w:t xml:space="preserve"> </w:t>
+      </w:r>
+      <w:r>
+        <w:rPr>
+          <w:rFonts w:ascii="Arial" w:hAnsi="Arial" w:eastAsia="Arial" w:cs="Arial"/>
+          <w:b/>
+          <w:i w:val="0"/>
+          <w:color w:val="000000"/>
+          <w:sz w:val="18"/>
+          <w:highlight w:val="lightGray"/>
+        </w:rPr>
+        <w:t>F</w:t>
+      </w:r>
+      <w:r>
+        <w:rPr>
+          <w:rFonts w:ascii="Arial" w:hAnsi="Arial" w:eastAsia="Arial" w:cs="Arial"/>
+          <w:b/>
+          <w:i w:val="0"/>
+          <w:color w:val="000000"/>
+          <w:sz w:val="18"/>
+          <w:highlight w:val="lightGray"/>
+        </w:rPr>
+        <w:t>r</w:t>
+      </w:r>
+      <w:r>
+        <w:rPr>
+          <w:rFonts w:ascii="Arial" w:hAnsi="Arial" w:eastAsia="Arial" w:cs="Arial"/>
+          <w:b/>
+          <w:i w:val="0"/>
+          <w:color w:val="000000"/>
+          <w:sz w:val="18"/>
+          <w:highlight w:val="lightGray"/>
+        </w:rPr>
+        <w:t>o</w:t>
+      </w:r>
+      <w:r>
+        <w:rPr>
+          <w:rFonts w:ascii="Arial" w:hAnsi="Arial" w:eastAsia="Arial" w:cs="Arial"/>
+          <w:b/>
+          <w:i w:val="0"/>
+          <w:color w:val="000000"/>
+          <w:sz w:val="18"/>
+          <w:highlight w:val="lightGray"/>
+        </w:rPr>
+        <w:t>m</w:t>
+      </w:r>
+      <w:r>
+        <w:rPr>
+          <w:rFonts w:ascii="Arial" w:hAnsi="Arial" w:eastAsia="Arial" w:cs="Arial"/>
+          <w:b/>
+          <w:i w:val="0"/>
+          <w:color w:val="000000"/>
+          <w:sz w:val="18"/>
+          <w:highlight w:val="lightGray"/>
+        </w:rPr>
+        <w:t>:</w:t>
+      </w:r>
+      <w:r>
+        <w:rPr>
+          <w:rFonts w:ascii="Arial" w:hAnsi="Arial" w:eastAsia="Arial" w:cs="Arial"/>
+          <w:b w:val="0"/>
+          <w:i w:val="0"/>
+          <w:color w:val="000000"/>
+          <w:sz w:val="18"/>
+          <w:highlight w:val="lightGray"/>
+        </w:rPr>
+        <w:t xml:space="preserve"> </w:t>
+      </w:r>
+      <w:r>
+        <w:rPr>
+          <w:rFonts w:ascii="Arial" w:hAnsi="Arial" w:eastAsia="Arial" w:cs="Arial"/>
+          <w:b w:val="0"/>
+          <w:i w:val="0"/>
+          <w:color w:val="000000"/>
+          <w:sz w:val="18"/>
+          <w:highlight w:val="lightGray"/>
+        </w:rPr>
+        <w:t>[</w:t>
+      </w:r>
+      <w:r>
+        <w:rPr>
+          <w:rFonts w:ascii="Arial" w:hAnsi="Arial" w:eastAsia="Arial" w:cs="Arial"/>
+          <w:b w:val="0"/>
+          <w:i w:val="0"/>
+          <w:color w:val="000000"/>
+          <w:sz w:val="18"/>
+          <w:highlight w:val="lightGray"/>
+        </w:rPr>
+        <w:t>C</w:t>
+      </w:r>
+      <w:r>
+        <w:rPr>
+          <w:rFonts w:ascii="Arial" w:hAnsi="Arial" w:eastAsia="Arial" w:cs="Arial"/>
+          <w:b w:val="0"/>
+          <w:i w:val="0"/>
+          <w:color w:val="000000"/>
+          <w:sz w:val="18"/>
+          <w:highlight w:val="lightGray"/>
+        </w:rPr>
+        <w:t>h</w:t>
+      </w:r>
+      <w:r>
+        <w:rPr>
+          <w:rFonts w:ascii="Arial" w:hAnsi="Arial" w:eastAsia="Arial" w:cs="Arial"/>
+          <w:b w:val="0"/>
+          <w:i w:val="0"/>
+          <w:color w:val="000000"/>
+          <w:sz w:val="18"/>
+          <w:highlight w:val="lightGray"/>
+        </w:rPr>
+        <w:t>a</w:t>
+      </w:r>
+      <w:r>
+        <w:rPr>
+          <w:rFonts w:ascii="Arial" w:hAnsi="Arial" w:eastAsia="Arial" w:cs="Arial"/>
+          <w:b w:val="0"/>
+          <w:i w:val="0"/>
+          <w:color w:val="000000"/>
+          <w:sz w:val="18"/>
+          <w:highlight w:val="lightGray"/>
+        </w:rPr>
+        <w:t>t</w:t>
+      </w:r>
+      <w:r>
+        <w:rPr>
+          <w:rFonts w:ascii="Arial" w:hAnsi="Arial" w:eastAsia="Arial" w:cs="Arial"/>
+          <w:b w:val="0"/>
+          <w:i w:val="0"/>
+          <w:color w:val="000000"/>
+          <w:sz w:val="18"/>
+          <w:highlight w:val="lightGray"/>
+        </w:rPr>
+        <w:t>G</w:t>
+      </w:r>
+      <w:r>
+        <w:rPr>
+          <w:rFonts w:ascii="Arial" w:hAnsi="Arial" w:eastAsia="Arial" w:cs="Arial"/>
+          <w:b w:val="0"/>
+          <w:i w:val="0"/>
+          <w:color w:val="000000"/>
+          <w:sz w:val="18"/>
+          <w:highlight w:val="lightGray"/>
+        </w:rPr>
+        <w:t>P</w:t>
+      </w:r>
+      <w:r>
+        <w:rPr>
+          <w:rFonts w:ascii="Arial" w:hAnsi="Arial" w:eastAsia="Arial" w:cs="Arial"/>
+          <w:b w:val="0"/>
+          <w:i w:val="0"/>
+          <w:color w:val="000000"/>
+          <w:sz w:val="18"/>
+          <w:highlight w:val="lightGray"/>
+        </w:rPr>
+        <w:t>T</w:t>
+      </w:r>
+      <w:r>
+        <w:rPr>
+          <w:rFonts w:ascii="Arial" w:hAnsi="Arial" w:eastAsia="Arial" w:cs="Arial"/>
+          <w:b w:val="0"/>
+          <w:i w:val="0"/>
+          <w:color w:val="000000"/>
+          <w:sz w:val="18"/>
+          <w:highlight w:val="lightGray"/>
+        </w:rPr>
+        <w:t>]</w:t>
+      </w:r>
+      <w:r>
+        <w:rPr>
+          <w:rFonts w:ascii="Arial" w:hAnsi="Arial" w:eastAsia="Arial" w:cs="Arial"/>
+          <w:b w:val="0"/>
+          <w:i w:val="0"/>
+          <w:color w:val="000000"/>
+          <w:sz w:val="18"/>
+          <w:highlight w:val="lightGray"/>
+        </w:rPr>
+        <w:t xml:space="preserve"> </w:t>
+      </w:r>
+      <w:r>
+        <w:rPr>
+          <w:rFonts w:ascii="Arial" w:hAnsi="Arial" w:eastAsia="Arial" w:cs="Arial"/>
+          <w:b/>
+          <w:i w:val="0"/>
+          <w:color w:val="000000"/>
+          <w:sz w:val="18"/>
+          <w:highlight w:val="lightGray"/>
+        </w:rPr>
+        <w:t>o</w:t>
+      </w:r>
+      <w:r>
+        <w:rPr>
+          <w:rFonts w:ascii="Arial" w:hAnsi="Arial" w:eastAsia="Arial" w:cs="Arial"/>
+          <w:b/>
+          <w:i w:val="0"/>
+          <w:color w:val="000000"/>
+          <w:sz w:val="18"/>
+          <w:highlight w:val="lightGray"/>
+        </w:rPr>
+        <w:t>n</w:t>
+      </w:r>
+      <w:r>
+        <w:rPr>
+          <w:rFonts w:ascii="Arial" w:hAnsi="Arial" w:eastAsia="Arial" w:cs="Arial"/>
+          <w:b/>
+          <w:i w:val="0"/>
+          <w:color w:val="000000"/>
+          <w:sz w:val="18"/>
+          <w:highlight w:val="lightGray"/>
+        </w:rPr>
+        <w:t xml:space="preserve"> </w:t>
+      </w:r>
+      <w:r>
+        <w:rPr>
+          <w:rFonts w:ascii="Arial" w:hAnsi="Arial" w:eastAsia="Arial" w:cs="Arial"/>
+          <w:b w:val="0"/>
+          <w:i w:val="0"/>
+          <w:color w:val="000000"/>
+          <w:sz w:val="18"/>
+          <w:highlight w:val="lightGray"/>
+        </w:rPr>
+        <w:t>[</w:t>
+      </w:r>
+      <w:r>
+        <w:rPr>
+          <w:rFonts w:ascii="Arial" w:hAnsi="Arial" w:eastAsia="Arial" w:cs="Arial"/>
+          <w:b w:val="0"/>
+          <w:i w:val="0"/>
+          <w:color w:val="000000"/>
+          <w:sz w:val="18"/>
+          <w:highlight w:val="lightGray"/>
+        </w:rPr>
+        <w:t>8</w:t>
+      </w:r>
+      <w:r>
+        <w:rPr>
+          <w:rFonts w:ascii="Arial" w:hAnsi="Arial" w:eastAsia="Arial" w:cs="Arial"/>
+          <w:b w:val="0"/>
+          <w:i w:val="0"/>
+          <w:color w:val="000000"/>
+          <w:sz w:val="18"/>
+          <w:highlight w:val="lightGray"/>
+        </w:rPr>
+        <w:t>/</w:t>
+      </w:r>
+      <w:r>
+        <w:rPr>
+          <w:rFonts w:ascii="Arial" w:hAnsi="Arial" w:eastAsia="Arial" w:cs="Arial"/>
+          <w:b w:val="0"/>
+          <w:i w:val="0"/>
+          <w:color w:val="000000"/>
+          <w:sz w:val="18"/>
+          <w:highlight w:val="lightGray"/>
+        </w:rPr>
+        <w:t>7</w:t>
+      </w:r>
+      <w:r>
+        <w:rPr>
+          <w:rFonts w:ascii="Arial" w:hAnsi="Arial" w:eastAsia="Arial" w:cs="Arial"/>
+          <w:b w:val="0"/>
+          <w:i w:val="0"/>
+          <w:color w:val="000000"/>
+          <w:sz w:val="18"/>
+          <w:highlight w:val="lightGray"/>
+        </w:rPr>
+        <w:t>/</w:t>
+      </w:r>
+      <w:r>
+        <w:rPr>
+          <w:rFonts w:ascii="Arial" w:hAnsi="Arial" w:eastAsia="Arial" w:cs="Arial"/>
+          <w:b w:val="0"/>
+          <w:i w:val="0"/>
+          <w:color w:val="000000"/>
+          <w:sz w:val="18"/>
+          <w:highlight w:val="lightGray"/>
+        </w:rPr>
+        <w:t>2</w:t>
+      </w:r>
+      <w:r>
+        <w:rPr>
+          <w:rFonts w:ascii="Arial" w:hAnsi="Arial" w:eastAsia="Arial" w:cs="Arial"/>
+          <w:b w:val="0"/>
+          <w:i w:val="0"/>
+          <w:color w:val="000000"/>
+          <w:sz w:val="18"/>
+          <w:highlight w:val="lightGray"/>
+        </w:rPr>
+        <w:t>0</w:t>
+      </w:r>
+      <w:r>
+        <w:rPr>
+          <w:rFonts w:ascii="Arial" w:hAnsi="Arial" w:eastAsia="Arial" w:cs="Arial"/>
+          <w:b w:val="0"/>
+          <w:i w:val="0"/>
+          <w:color w:val="000000"/>
+          <w:sz w:val="18"/>
+          <w:highlight w:val="lightGray"/>
+        </w:rPr>
+        <w:t>2</w:t>
+      </w:r>
+      <w:r>
+        <w:rPr>
+          <w:rFonts w:ascii="Arial" w:hAnsi="Arial" w:eastAsia="Arial" w:cs="Arial"/>
+          <w:b w:val="0"/>
+          <w:i w:val="0"/>
+          <w:color w:val="000000"/>
+          <w:sz w:val="18"/>
+          <w:highlight w:val="lightGray"/>
+        </w:rPr>
+        <w:t>5</w:t>
+      </w:r>
+      <w:r>
+        <w:rPr>
+          <w:rFonts w:ascii="Arial" w:hAnsi="Arial" w:eastAsia="Arial" w:cs="Arial"/>
+          <w:b w:val="0"/>
+          <w:i w:val="0"/>
+          <w:color w:val="000000"/>
+          <w:sz w:val="18"/>
+          <w:highlight w:val="lightGray"/>
+        </w:rPr>
+        <w:t>]</w:t>
       </w:r>
     </w:p>
     <w:p>
@@ -1257,78 +5652,1543 @@
       </w:pPr>
       <w:r>
         <w:rPr>
-          <w:rFonts w:ascii="Arial" w:eastAsia="Arial" w:hAnsi="Arial" w:cs="Arial"/>
-          <w:b/>
-          <w:color w:val="000000"/>
-          <w:sz w:val="18"/>
-          <w:highlight w:val="lightGray"/>
-        </w:rPr>
-        <w:t># Source: AI Source: Provided by: [Data Path</w:t>
-      </w:r>
-      <w:r>
-        <w:rPr>
-          <w:rFonts w:ascii="Arial" w:eastAsia="Arial" w:hAnsi="Arial" w:cs="Arial"/>
-          <w:color w:val="000000"/>
-          <w:sz w:val="18"/>
-          <w:highlight w:val="lightGray"/>
-        </w:rPr>
-        <w:t xml:space="preserve">: Persons Table -&gt; ID Column: 1, Name_En Column: Motasem Essam] -&gt; </w:t>
-      </w:r>
-      <w:r>
-        <w:rPr>
-          <w:rFonts w:ascii="Arial" w:eastAsia="Arial" w:hAnsi="Arial" w:cs="Arial"/>
-          <w:b/>
-          <w:color w:val="000000"/>
-          <w:sz w:val="18"/>
-          <w:highlight w:val="lightGray"/>
-        </w:rPr>
-        <w:t>From:</w:t>
-      </w:r>
-      <w:r>
-        <w:rPr>
-          <w:rFonts w:ascii="Arial" w:eastAsia="Arial" w:hAnsi="Arial" w:cs="Arial"/>
-          <w:color w:val="000000"/>
-          <w:sz w:val="18"/>
-          <w:highlight w:val="lightGray"/>
-        </w:rPr>
-        <w:t xml:space="preserve"> [Chatgpt (GPT</w:t>
-      </w:r>
-      <w:r>
-        <w:rPr>
-          <w:rFonts w:ascii="Arial" w:eastAsia="Arial" w:hAnsi="Arial" w:cs="Cambria Math"/>
-          <w:color w:val="000000"/>
-          <w:sz w:val="18"/>
-          <w:highlight w:val="lightGray"/>
-        </w:rPr>
-        <w:t>‑</w:t>
-      </w:r>
-      <w:r>
-        <w:rPr>
-          <w:rFonts w:ascii="Arial" w:eastAsia="Arial" w:hAnsi="Arial" w:cs="Arial"/>
-          <w:color w:val="000000"/>
-          <w:sz w:val="18"/>
-          <w:highlight w:val="lightGray"/>
-        </w:rPr>
-        <w:t xml:space="preserve">5 Mini)] </w:t>
-      </w:r>
-      <w:r>
-        <w:rPr>
-          <w:rFonts w:ascii="Arial" w:eastAsia="Arial" w:hAnsi="Arial" w:cs="Arial"/>
-          <w:b/>
-          <w:color w:val="000000"/>
-          <w:sz w:val="18"/>
-          <w:highlight w:val="lightGray"/>
-        </w:rPr>
-        <w:t>on</w:t>
-      </w:r>
-      <w:r>
-        <w:rPr>
-          <w:rFonts w:ascii="Arial" w:eastAsia="Arial" w:hAnsi="Arial"/>
-          <w:b/>
-          <w:sz w:val="18"/>
-          <w:highlight w:val="lightGray"/>
-        </w:rPr>
-        <w:t xml:space="preserve"> [8/7/2025]</w:t>
+          <w:rFonts w:ascii="Arial" w:hAnsi="Arial" w:eastAsia="Arial" w:cs="Arial"/>
+          <w:b/>
+          <w:i w:val="0"/>
+          <w:color w:val="000000"/>
+          <w:sz w:val="18"/>
+          <w:highlight w:val="lightGray"/>
+        </w:rPr>
+        <w:t>#</w:t>
+      </w:r>
+      <w:r>
+        <w:rPr>
+          <w:rFonts w:ascii="Arial" w:hAnsi="Arial" w:eastAsia="Arial" w:cs="Arial"/>
+          <w:b/>
+          <w:i w:val="0"/>
+          <w:color w:val="000000"/>
+          <w:sz w:val="18"/>
+          <w:highlight w:val="lightGray"/>
+        </w:rPr>
+        <w:t xml:space="preserve"> </w:t>
+      </w:r>
+      <w:r>
+        <w:rPr>
+          <w:rFonts w:ascii="Arial" w:hAnsi="Arial" w:eastAsia="Arial" w:cs="Arial"/>
+          <w:b/>
+          <w:i w:val="0"/>
+          <w:color w:val="000000"/>
+          <w:sz w:val="18"/>
+          <w:highlight w:val="lightGray"/>
+        </w:rPr>
+        <w:t>S</w:t>
+      </w:r>
+      <w:r>
+        <w:rPr>
+          <w:rFonts w:ascii="Arial" w:hAnsi="Arial" w:eastAsia="Arial" w:cs="Arial"/>
+          <w:b/>
+          <w:i w:val="0"/>
+          <w:color w:val="000000"/>
+          <w:sz w:val="18"/>
+          <w:highlight w:val="lightGray"/>
+        </w:rPr>
+        <w:t>o</w:t>
+      </w:r>
+      <w:r>
+        <w:rPr>
+          <w:rFonts w:ascii="Arial" w:hAnsi="Arial" w:eastAsia="Arial" w:cs="Arial"/>
+          <w:b/>
+          <w:i w:val="0"/>
+          <w:color w:val="000000"/>
+          <w:sz w:val="18"/>
+          <w:highlight w:val="lightGray"/>
+        </w:rPr>
+        <w:t>u</w:t>
+      </w:r>
+      <w:r>
+        <w:rPr>
+          <w:rFonts w:ascii="Arial" w:hAnsi="Arial" w:eastAsia="Arial" w:cs="Arial"/>
+          <w:b/>
+          <w:i w:val="0"/>
+          <w:color w:val="000000"/>
+          <w:sz w:val="18"/>
+          <w:highlight w:val="lightGray"/>
+        </w:rPr>
+        <w:t>r</w:t>
+      </w:r>
+      <w:r>
+        <w:rPr>
+          <w:rFonts w:ascii="Arial" w:hAnsi="Arial" w:eastAsia="Arial" w:cs="Arial"/>
+          <w:b/>
+          <w:i w:val="0"/>
+          <w:color w:val="000000"/>
+          <w:sz w:val="18"/>
+          <w:highlight w:val="lightGray"/>
+        </w:rPr>
+        <w:t>c</w:t>
+      </w:r>
+      <w:r>
+        <w:rPr>
+          <w:rFonts w:ascii="Arial" w:hAnsi="Arial" w:eastAsia="Arial" w:cs="Arial"/>
+          <w:b/>
+          <w:i w:val="0"/>
+          <w:color w:val="000000"/>
+          <w:sz w:val="18"/>
+          <w:highlight w:val="lightGray"/>
+        </w:rPr>
+        <w:t>e</w:t>
+      </w:r>
+      <w:r>
+        <w:rPr>
+          <w:rFonts w:ascii="Arial" w:hAnsi="Arial" w:eastAsia="Arial" w:cs="Arial"/>
+          <w:b/>
+          <w:i w:val="0"/>
+          <w:color w:val="000000"/>
+          <w:sz w:val="18"/>
+          <w:highlight w:val="lightGray"/>
+        </w:rPr>
+        <w:t>:</w:t>
+      </w:r>
+      <w:r>
+        <w:rPr>
+          <w:rFonts w:ascii="Arial" w:hAnsi="Arial" w:eastAsia="Arial" w:cs="Arial"/>
+          <w:b/>
+          <w:i w:val="0"/>
+          <w:color w:val="000000"/>
+          <w:sz w:val="18"/>
+          <w:highlight w:val="lightGray"/>
+        </w:rPr>
+        <w:t xml:space="preserve"> </w:t>
+      </w:r>
+      <w:r>
+        <w:rPr>
+          <w:rFonts w:ascii="Arial" w:hAnsi="Arial" w:eastAsia="Arial" w:cs="Arial"/>
+          <w:b/>
+          <w:i w:val="0"/>
+          <w:color w:val="000000"/>
+          <w:sz w:val="18"/>
+          <w:highlight w:val="lightGray"/>
+        </w:rPr>
+        <w:t>A</w:t>
+      </w:r>
+      <w:r>
+        <w:rPr>
+          <w:rFonts w:ascii="Arial" w:hAnsi="Arial" w:eastAsia="Arial" w:cs="Arial"/>
+          <w:b/>
+          <w:i w:val="0"/>
+          <w:color w:val="000000"/>
+          <w:sz w:val="18"/>
+          <w:highlight w:val="lightGray"/>
+        </w:rPr>
+        <w:t>I</w:t>
+      </w:r>
+      <w:r>
+        <w:rPr>
+          <w:rFonts w:ascii="Arial" w:hAnsi="Arial" w:eastAsia="Arial" w:cs="Arial"/>
+          <w:b/>
+          <w:i w:val="0"/>
+          <w:color w:val="000000"/>
+          <w:sz w:val="18"/>
+          <w:highlight w:val="lightGray"/>
+        </w:rPr>
+        <w:t xml:space="preserve"> </w:t>
+      </w:r>
+      <w:r>
+        <w:rPr>
+          <w:rFonts w:ascii="Arial" w:hAnsi="Arial" w:eastAsia="Arial" w:cs="Arial"/>
+          <w:b/>
+          <w:i w:val="0"/>
+          <w:color w:val="000000"/>
+          <w:sz w:val="18"/>
+          <w:highlight w:val="lightGray"/>
+        </w:rPr>
+        <w:t>S</w:t>
+      </w:r>
+      <w:r>
+        <w:rPr>
+          <w:rFonts w:ascii="Arial" w:hAnsi="Arial" w:eastAsia="Arial" w:cs="Arial"/>
+          <w:b/>
+          <w:i w:val="0"/>
+          <w:color w:val="000000"/>
+          <w:sz w:val="18"/>
+          <w:highlight w:val="lightGray"/>
+        </w:rPr>
+        <w:t>o</w:t>
+      </w:r>
+      <w:r>
+        <w:rPr>
+          <w:rFonts w:ascii="Arial" w:hAnsi="Arial" w:eastAsia="Arial" w:cs="Arial"/>
+          <w:b/>
+          <w:i w:val="0"/>
+          <w:color w:val="000000"/>
+          <w:sz w:val="18"/>
+          <w:highlight w:val="lightGray"/>
+        </w:rPr>
+        <w:t>u</w:t>
+      </w:r>
+      <w:r>
+        <w:rPr>
+          <w:rFonts w:ascii="Arial" w:hAnsi="Arial" w:eastAsia="Arial" w:cs="Arial"/>
+          <w:b/>
+          <w:i w:val="0"/>
+          <w:color w:val="000000"/>
+          <w:sz w:val="18"/>
+          <w:highlight w:val="lightGray"/>
+        </w:rPr>
+        <w:t>r</w:t>
+      </w:r>
+      <w:r>
+        <w:rPr>
+          <w:rFonts w:ascii="Arial" w:hAnsi="Arial" w:eastAsia="Arial" w:cs="Arial"/>
+          <w:b/>
+          <w:i w:val="0"/>
+          <w:color w:val="000000"/>
+          <w:sz w:val="18"/>
+          <w:highlight w:val="lightGray"/>
+        </w:rPr>
+        <w:t>c</w:t>
+      </w:r>
+      <w:r>
+        <w:rPr>
+          <w:rFonts w:ascii="Arial" w:hAnsi="Arial" w:eastAsia="Arial" w:cs="Arial"/>
+          <w:b/>
+          <w:i w:val="0"/>
+          <w:color w:val="000000"/>
+          <w:sz w:val="18"/>
+          <w:highlight w:val="lightGray"/>
+        </w:rPr>
+        <w:t>e</w:t>
+      </w:r>
+      <w:r>
+        <w:rPr>
+          <w:rFonts w:ascii="Arial" w:hAnsi="Arial" w:eastAsia="Arial" w:cs="Arial"/>
+          <w:b/>
+          <w:i w:val="0"/>
+          <w:color w:val="000000"/>
+          <w:sz w:val="18"/>
+          <w:highlight w:val="lightGray"/>
+        </w:rPr>
+        <w:t>:</w:t>
+      </w:r>
+      <w:r>
+        <w:rPr>
+          <w:rFonts w:ascii="Arial" w:hAnsi="Arial" w:eastAsia="Arial" w:cs="Arial"/>
+          <w:b/>
+          <w:i w:val="0"/>
+          <w:color w:val="000000"/>
+          <w:sz w:val="18"/>
+          <w:highlight w:val="lightGray"/>
+        </w:rPr>
+        <w:t xml:space="preserve"> </w:t>
+      </w:r>
+      <w:r>
+        <w:rPr>
+          <w:rFonts w:ascii="Arial" w:hAnsi="Arial" w:eastAsia="Arial" w:cs="Arial"/>
+          <w:b/>
+          <w:i w:val="0"/>
+          <w:color w:val="000000"/>
+          <w:sz w:val="18"/>
+          <w:highlight w:val="lightGray"/>
+        </w:rPr>
+        <w:t>P</w:t>
+      </w:r>
+      <w:r>
+        <w:rPr>
+          <w:rFonts w:ascii="Arial" w:hAnsi="Arial" w:eastAsia="Arial" w:cs="Arial"/>
+          <w:b/>
+          <w:i w:val="0"/>
+          <w:color w:val="000000"/>
+          <w:sz w:val="18"/>
+          <w:highlight w:val="lightGray"/>
+        </w:rPr>
+        <w:t>r</w:t>
+      </w:r>
+      <w:r>
+        <w:rPr>
+          <w:rFonts w:ascii="Arial" w:hAnsi="Arial" w:eastAsia="Arial" w:cs="Arial"/>
+          <w:b/>
+          <w:i w:val="0"/>
+          <w:color w:val="000000"/>
+          <w:sz w:val="18"/>
+          <w:highlight w:val="lightGray"/>
+        </w:rPr>
+        <w:t>o</w:t>
+      </w:r>
+      <w:r>
+        <w:rPr>
+          <w:rFonts w:ascii="Arial" w:hAnsi="Arial" w:eastAsia="Arial" w:cs="Arial"/>
+          <w:b/>
+          <w:i w:val="0"/>
+          <w:color w:val="000000"/>
+          <w:sz w:val="18"/>
+          <w:highlight w:val="lightGray"/>
+        </w:rPr>
+        <w:t>v</w:t>
+      </w:r>
+      <w:r>
+        <w:rPr>
+          <w:rFonts w:ascii="Arial" w:hAnsi="Arial" w:eastAsia="Arial" w:cs="Arial"/>
+          <w:b/>
+          <w:i w:val="0"/>
+          <w:color w:val="000000"/>
+          <w:sz w:val="18"/>
+          <w:highlight w:val="lightGray"/>
+        </w:rPr>
+        <w:t>i</w:t>
+      </w:r>
+      <w:r>
+        <w:rPr>
+          <w:rFonts w:ascii="Arial" w:hAnsi="Arial" w:eastAsia="Arial" w:cs="Arial"/>
+          <w:b/>
+          <w:i w:val="0"/>
+          <w:color w:val="000000"/>
+          <w:sz w:val="18"/>
+          <w:highlight w:val="lightGray"/>
+        </w:rPr>
+        <w:t>d</w:t>
+      </w:r>
+      <w:r>
+        <w:rPr>
+          <w:rFonts w:ascii="Arial" w:hAnsi="Arial" w:eastAsia="Arial" w:cs="Arial"/>
+          <w:b/>
+          <w:i w:val="0"/>
+          <w:color w:val="000000"/>
+          <w:sz w:val="18"/>
+          <w:highlight w:val="lightGray"/>
+        </w:rPr>
+        <w:t>e</w:t>
+      </w:r>
+      <w:r>
+        <w:rPr>
+          <w:rFonts w:ascii="Arial" w:hAnsi="Arial" w:eastAsia="Arial" w:cs="Arial"/>
+          <w:b/>
+          <w:i w:val="0"/>
+          <w:color w:val="000000"/>
+          <w:sz w:val="18"/>
+          <w:highlight w:val="lightGray"/>
+        </w:rPr>
+        <w:t>d</w:t>
+      </w:r>
+      <w:r>
+        <w:rPr>
+          <w:rFonts w:ascii="Arial" w:hAnsi="Arial" w:eastAsia="Arial" w:cs="Arial"/>
+          <w:b/>
+          <w:i w:val="0"/>
+          <w:color w:val="000000"/>
+          <w:sz w:val="18"/>
+          <w:highlight w:val="lightGray"/>
+        </w:rPr>
+        <w:t xml:space="preserve"> </w:t>
+      </w:r>
+      <w:r>
+        <w:rPr>
+          <w:rFonts w:ascii="Arial" w:hAnsi="Arial" w:eastAsia="Arial" w:cs="Arial"/>
+          <w:b/>
+          <w:i w:val="0"/>
+          <w:color w:val="000000"/>
+          <w:sz w:val="18"/>
+          <w:highlight w:val="lightGray"/>
+        </w:rPr>
+        <w:t>b</w:t>
+      </w:r>
+      <w:r>
+        <w:rPr>
+          <w:rFonts w:ascii="Arial" w:hAnsi="Arial" w:eastAsia="Arial" w:cs="Arial"/>
+          <w:b/>
+          <w:i w:val="0"/>
+          <w:color w:val="000000"/>
+          <w:sz w:val="18"/>
+          <w:highlight w:val="lightGray"/>
+        </w:rPr>
+        <w:t>y</w:t>
+      </w:r>
+      <w:r>
+        <w:rPr>
+          <w:rFonts w:ascii="Arial" w:hAnsi="Arial" w:eastAsia="Arial" w:cs="Arial"/>
+          <w:b/>
+          <w:i w:val="0"/>
+          <w:color w:val="000000"/>
+          <w:sz w:val="18"/>
+          <w:highlight w:val="lightGray"/>
+        </w:rPr>
+        <w:t>:</w:t>
+      </w:r>
+      <w:r>
+        <w:rPr>
+          <w:rFonts w:ascii="Arial" w:hAnsi="Arial" w:eastAsia="Arial" w:cs="Arial"/>
+          <w:b/>
+          <w:i w:val="0"/>
+          <w:color w:val="000000"/>
+          <w:sz w:val="18"/>
+          <w:highlight w:val="lightGray"/>
+        </w:rPr>
+        <w:t xml:space="preserve"> </w:t>
+      </w:r>
+      <w:r>
+        <w:rPr>
+          <w:rFonts w:ascii="Arial" w:hAnsi="Arial" w:eastAsia="Arial" w:cs="Arial"/>
+          <w:b/>
+          <w:i w:val="0"/>
+          <w:color w:val="000000"/>
+          <w:sz w:val="18"/>
+          <w:highlight w:val="lightGray"/>
+        </w:rPr>
+        <w:t>[</w:t>
+      </w:r>
+      <w:r>
+        <w:rPr>
+          <w:rFonts w:ascii="Arial" w:hAnsi="Arial" w:eastAsia="Arial" w:cs="Arial"/>
+          <w:b/>
+          <w:i w:val="0"/>
+          <w:color w:val="000000"/>
+          <w:sz w:val="18"/>
+          <w:highlight w:val="lightGray"/>
+        </w:rPr>
+        <w:t>D</w:t>
+      </w:r>
+      <w:r>
+        <w:rPr>
+          <w:rFonts w:ascii="Arial" w:hAnsi="Arial" w:eastAsia="Arial" w:cs="Arial"/>
+          <w:b/>
+          <w:i w:val="0"/>
+          <w:color w:val="000000"/>
+          <w:sz w:val="18"/>
+          <w:highlight w:val="lightGray"/>
+        </w:rPr>
+        <w:t>a</w:t>
+      </w:r>
+      <w:r>
+        <w:rPr>
+          <w:rFonts w:ascii="Arial" w:hAnsi="Arial" w:eastAsia="Arial" w:cs="Arial"/>
+          <w:b/>
+          <w:i w:val="0"/>
+          <w:color w:val="000000"/>
+          <w:sz w:val="18"/>
+          <w:highlight w:val="lightGray"/>
+        </w:rPr>
+        <w:t>t</w:t>
+      </w:r>
+      <w:r>
+        <w:rPr>
+          <w:rFonts w:ascii="Arial" w:hAnsi="Arial" w:eastAsia="Arial" w:cs="Arial"/>
+          <w:b/>
+          <w:i w:val="0"/>
+          <w:color w:val="000000"/>
+          <w:sz w:val="18"/>
+          <w:highlight w:val="lightGray"/>
+        </w:rPr>
+        <w:t>a</w:t>
+      </w:r>
+      <w:r>
+        <w:rPr>
+          <w:rFonts w:ascii="Arial" w:hAnsi="Arial" w:eastAsia="Arial" w:cs="Arial"/>
+          <w:b/>
+          <w:i w:val="0"/>
+          <w:color w:val="000000"/>
+          <w:sz w:val="18"/>
+          <w:highlight w:val="lightGray"/>
+        </w:rPr>
+        <w:t xml:space="preserve"> </w:t>
+      </w:r>
+      <w:r>
+        <w:rPr>
+          <w:rFonts w:ascii="Arial" w:hAnsi="Arial" w:eastAsia="Arial" w:cs="Arial"/>
+          <w:b/>
+          <w:i w:val="0"/>
+          <w:color w:val="000000"/>
+          <w:sz w:val="18"/>
+          <w:highlight w:val="lightGray"/>
+        </w:rPr>
+        <w:t>P</w:t>
+      </w:r>
+      <w:r>
+        <w:rPr>
+          <w:rFonts w:ascii="Arial" w:hAnsi="Arial" w:eastAsia="Arial" w:cs="Arial"/>
+          <w:b/>
+          <w:i w:val="0"/>
+          <w:color w:val="000000"/>
+          <w:sz w:val="18"/>
+          <w:highlight w:val="lightGray"/>
+        </w:rPr>
+        <w:t>a</w:t>
+      </w:r>
+      <w:r>
+        <w:rPr>
+          <w:rFonts w:ascii="Arial" w:hAnsi="Arial" w:eastAsia="Arial" w:cs="Arial"/>
+          <w:b/>
+          <w:i w:val="0"/>
+          <w:color w:val="000000"/>
+          <w:sz w:val="18"/>
+          <w:highlight w:val="lightGray"/>
+        </w:rPr>
+        <w:t>t</w:t>
+      </w:r>
+      <w:r>
+        <w:rPr>
+          <w:rFonts w:ascii="Arial" w:hAnsi="Arial" w:eastAsia="Arial" w:cs="Arial"/>
+          <w:b/>
+          <w:i w:val="0"/>
+          <w:color w:val="000000"/>
+          <w:sz w:val="18"/>
+          <w:highlight w:val="lightGray"/>
+        </w:rPr>
+        <w:t>h</w:t>
+      </w:r>
+      <w:r>
+        <w:rPr>
+          <w:rFonts w:ascii="Arial" w:hAnsi="Arial" w:eastAsia="Arial" w:cs="Arial"/>
+          <w:b w:val="0"/>
+          <w:i w:val="0"/>
+          <w:color w:val="000000"/>
+          <w:sz w:val="18"/>
+          <w:highlight w:val="lightGray"/>
+        </w:rPr>
+        <w:t>:</w:t>
+      </w:r>
+      <w:r>
+        <w:rPr>
+          <w:rFonts w:ascii="Arial" w:hAnsi="Arial" w:eastAsia="Arial" w:cs="Arial"/>
+          <w:b w:val="0"/>
+          <w:i w:val="0"/>
+          <w:color w:val="000000"/>
+          <w:sz w:val="18"/>
+          <w:highlight w:val="lightGray"/>
+        </w:rPr>
+        <w:t xml:space="preserve"> </w:t>
+      </w:r>
+      <w:r>
+        <w:rPr>
+          <w:rFonts w:ascii="Arial" w:hAnsi="Arial" w:eastAsia="Arial" w:cs="Arial"/>
+          <w:b w:val="0"/>
+          <w:i w:val="0"/>
+          <w:color w:val="000000"/>
+          <w:sz w:val="18"/>
+          <w:highlight w:val="lightGray"/>
+        </w:rPr>
+        <w:t>P</w:t>
+      </w:r>
+      <w:r>
+        <w:rPr>
+          <w:rFonts w:ascii="Arial" w:hAnsi="Arial" w:eastAsia="Arial" w:cs="Arial"/>
+          <w:b w:val="0"/>
+          <w:i w:val="0"/>
+          <w:color w:val="000000"/>
+          <w:sz w:val="18"/>
+          <w:highlight w:val="lightGray"/>
+        </w:rPr>
+        <w:t>e</w:t>
+      </w:r>
+      <w:r>
+        <w:rPr>
+          <w:rFonts w:ascii="Arial" w:hAnsi="Arial" w:eastAsia="Arial" w:cs="Arial"/>
+          <w:b w:val="0"/>
+          <w:i w:val="0"/>
+          <w:color w:val="000000"/>
+          <w:sz w:val="18"/>
+          <w:highlight w:val="lightGray"/>
+        </w:rPr>
+        <w:t>r</w:t>
+      </w:r>
+      <w:r>
+        <w:rPr>
+          <w:rFonts w:ascii="Arial" w:hAnsi="Arial" w:eastAsia="Arial" w:cs="Arial"/>
+          <w:b w:val="0"/>
+          <w:i w:val="0"/>
+          <w:color w:val="000000"/>
+          <w:sz w:val="18"/>
+          <w:highlight w:val="lightGray"/>
+        </w:rPr>
+        <w:t>s</w:t>
+      </w:r>
+      <w:r>
+        <w:rPr>
+          <w:rFonts w:ascii="Arial" w:hAnsi="Arial" w:eastAsia="Arial" w:cs="Arial"/>
+          <w:b w:val="0"/>
+          <w:i w:val="0"/>
+          <w:color w:val="000000"/>
+          <w:sz w:val="18"/>
+          <w:highlight w:val="lightGray"/>
+        </w:rPr>
+        <w:t>o</w:t>
+      </w:r>
+      <w:r>
+        <w:rPr>
+          <w:rFonts w:ascii="Arial" w:hAnsi="Arial" w:eastAsia="Arial" w:cs="Arial"/>
+          <w:b w:val="0"/>
+          <w:i w:val="0"/>
+          <w:color w:val="000000"/>
+          <w:sz w:val="18"/>
+          <w:highlight w:val="lightGray"/>
+        </w:rPr>
+        <w:t>n</w:t>
+      </w:r>
+      <w:r>
+        <w:rPr>
+          <w:rFonts w:ascii="Arial" w:hAnsi="Arial" w:eastAsia="Arial" w:cs="Arial"/>
+          <w:b w:val="0"/>
+          <w:i w:val="0"/>
+          <w:color w:val="000000"/>
+          <w:sz w:val="18"/>
+          <w:highlight w:val="lightGray"/>
+        </w:rPr>
+        <w:t>s</w:t>
+      </w:r>
+      <w:r>
+        <w:rPr>
+          <w:rFonts w:ascii="Arial" w:hAnsi="Arial" w:eastAsia="Arial" w:cs="Arial"/>
+          <w:b w:val="0"/>
+          <w:i w:val="0"/>
+          <w:color w:val="000000"/>
+          <w:sz w:val="18"/>
+          <w:highlight w:val="lightGray"/>
+        </w:rPr>
+        <w:t xml:space="preserve"> </w:t>
+      </w:r>
+      <w:r>
+        <w:rPr>
+          <w:rFonts w:ascii="Arial" w:hAnsi="Arial" w:eastAsia="Arial" w:cs="Arial"/>
+          <w:b w:val="0"/>
+          <w:i w:val="0"/>
+          <w:color w:val="000000"/>
+          <w:sz w:val="18"/>
+          <w:highlight w:val="lightGray"/>
+        </w:rPr>
+        <w:t>T</w:t>
+      </w:r>
+      <w:r>
+        <w:rPr>
+          <w:rFonts w:ascii="Arial" w:hAnsi="Arial" w:eastAsia="Arial" w:cs="Arial"/>
+          <w:b w:val="0"/>
+          <w:i w:val="0"/>
+          <w:color w:val="000000"/>
+          <w:sz w:val="18"/>
+          <w:highlight w:val="lightGray"/>
+        </w:rPr>
+        <w:t>a</w:t>
+      </w:r>
+      <w:r>
+        <w:rPr>
+          <w:rFonts w:ascii="Arial" w:hAnsi="Arial" w:eastAsia="Arial" w:cs="Arial"/>
+          <w:b w:val="0"/>
+          <w:i w:val="0"/>
+          <w:color w:val="000000"/>
+          <w:sz w:val="18"/>
+          <w:highlight w:val="lightGray"/>
+        </w:rPr>
+        <w:t>b</w:t>
+      </w:r>
+      <w:r>
+        <w:rPr>
+          <w:rFonts w:ascii="Arial" w:hAnsi="Arial" w:eastAsia="Arial" w:cs="Arial"/>
+          <w:b w:val="0"/>
+          <w:i w:val="0"/>
+          <w:color w:val="000000"/>
+          <w:sz w:val="18"/>
+          <w:highlight w:val="lightGray"/>
+        </w:rPr>
+        <w:t>l</w:t>
+      </w:r>
+      <w:r>
+        <w:rPr>
+          <w:rFonts w:ascii="Arial" w:hAnsi="Arial" w:eastAsia="Arial" w:cs="Arial"/>
+          <w:b w:val="0"/>
+          <w:i w:val="0"/>
+          <w:color w:val="000000"/>
+          <w:sz w:val="18"/>
+          <w:highlight w:val="lightGray"/>
+        </w:rPr>
+        <w:t>e</w:t>
+      </w:r>
+      <w:r>
+        <w:rPr>
+          <w:rFonts w:ascii="Arial" w:hAnsi="Arial" w:eastAsia="Arial" w:cs="Arial"/>
+          <w:b w:val="0"/>
+          <w:i w:val="0"/>
+          <w:color w:val="000000"/>
+          <w:sz w:val="18"/>
+          <w:highlight w:val="lightGray"/>
+        </w:rPr>
+        <w:t xml:space="preserve"> </w:t>
+      </w:r>
+      <w:r>
+        <w:rPr>
+          <w:rFonts w:ascii="Arial" w:hAnsi="Arial" w:eastAsia="Arial" w:cs="Arial"/>
+          <w:b w:val="0"/>
+          <w:i w:val="0"/>
+          <w:color w:val="000000"/>
+          <w:sz w:val="18"/>
+          <w:highlight w:val="lightGray"/>
+        </w:rPr>
+        <w:t>-</w:t>
+      </w:r>
+      <w:r>
+        <w:rPr>
+          <w:rFonts w:ascii="Arial" w:hAnsi="Arial" w:eastAsia="Arial" w:cs="Arial"/>
+          <w:b w:val="0"/>
+          <w:i w:val="0"/>
+          <w:color w:val="000000"/>
+          <w:sz w:val="18"/>
+          <w:highlight w:val="lightGray"/>
+        </w:rPr>
+        <w:t>&gt;</w:t>
+      </w:r>
+      <w:r>
+        <w:rPr>
+          <w:rFonts w:ascii="Arial" w:hAnsi="Arial" w:eastAsia="Arial" w:cs="Arial"/>
+          <w:b w:val="0"/>
+          <w:i w:val="0"/>
+          <w:color w:val="000000"/>
+          <w:sz w:val="18"/>
+          <w:highlight w:val="lightGray"/>
+        </w:rPr>
+        <w:t xml:space="preserve"> </w:t>
+      </w:r>
+      <w:r>
+        <w:rPr>
+          <w:rFonts w:ascii="Arial" w:hAnsi="Arial" w:eastAsia="Arial" w:cs="Arial"/>
+          <w:b w:val="0"/>
+          <w:i w:val="0"/>
+          <w:color w:val="000000"/>
+          <w:sz w:val="18"/>
+          <w:highlight w:val="lightGray"/>
+        </w:rPr>
+        <w:t>I</w:t>
+      </w:r>
+      <w:r>
+        <w:rPr>
+          <w:rFonts w:ascii="Arial" w:hAnsi="Arial" w:eastAsia="Arial" w:cs="Arial"/>
+          <w:b w:val="0"/>
+          <w:i w:val="0"/>
+          <w:color w:val="000000"/>
+          <w:sz w:val="18"/>
+          <w:highlight w:val="lightGray"/>
+        </w:rPr>
+        <w:t>D</w:t>
+      </w:r>
+      <w:r>
+        <w:rPr>
+          <w:rFonts w:ascii="Arial" w:hAnsi="Arial" w:eastAsia="Arial" w:cs="Arial"/>
+          <w:b w:val="0"/>
+          <w:i w:val="0"/>
+          <w:color w:val="000000"/>
+          <w:sz w:val="18"/>
+          <w:highlight w:val="lightGray"/>
+        </w:rPr>
+        <w:t xml:space="preserve"> </w:t>
+      </w:r>
+      <w:r>
+        <w:rPr>
+          <w:rFonts w:ascii="Arial" w:hAnsi="Arial" w:eastAsia="Arial" w:cs="Arial"/>
+          <w:b w:val="0"/>
+          <w:i w:val="0"/>
+          <w:color w:val="000000"/>
+          <w:sz w:val="18"/>
+          <w:highlight w:val="lightGray"/>
+        </w:rPr>
+        <w:t>C</w:t>
+      </w:r>
+      <w:r>
+        <w:rPr>
+          <w:rFonts w:ascii="Arial" w:hAnsi="Arial" w:eastAsia="Arial" w:cs="Arial"/>
+          <w:b w:val="0"/>
+          <w:i w:val="0"/>
+          <w:color w:val="000000"/>
+          <w:sz w:val="18"/>
+          <w:highlight w:val="lightGray"/>
+        </w:rPr>
+        <w:t>o</w:t>
+      </w:r>
+      <w:r>
+        <w:rPr>
+          <w:rFonts w:ascii="Arial" w:hAnsi="Arial" w:eastAsia="Arial" w:cs="Arial"/>
+          <w:b w:val="0"/>
+          <w:i w:val="0"/>
+          <w:color w:val="000000"/>
+          <w:sz w:val="18"/>
+          <w:highlight w:val="lightGray"/>
+        </w:rPr>
+        <w:t>l</w:t>
+      </w:r>
+      <w:r>
+        <w:rPr>
+          <w:rFonts w:ascii="Arial" w:hAnsi="Arial" w:eastAsia="Arial" w:cs="Arial"/>
+          <w:b w:val="0"/>
+          <w:i w:val="0"/>
+          <w:color w:val="000000"/>
+          <w:sz w:val="18"/>
+          <w:highlight w:val="lightGray"/>
+        </w:rPr>
+        <w:t>u</w:t>
+      </w:r>
+      <w:r>
+        <w:rPr>
+          <w:rFonts w:ascii="Arial" w:hAnsi="Arial" w:eastAsia="Arial" w:cs="Arial"/>
+          <w:b w:val="0"/>
+          <w:i w:val="0"/>
+          <w:color w:val="000000"/>
+          <w:sz w:val="18"/>
+          <w:highlight w:val="lightGray"/>
+        </w:rPr>
+        <w:t>m</w:t>
+      </w:r>
+      <w:r>
+        <w:rPr>
+          <w:rFonts w:ascii="Arial" w:hAnsi="Arial" w:eastAsia="Arial" w:cs="Arial"/>
+          <w:b w:val="0"/>
+          <w:i w:val="0"/>
+          <w:color w:val="000000"/>
+          <w:sz w:val="18"/>
+          <w:highlight w:val="lightGray"/>
+        </w:rPr>
+        <w:t>n</w:t>
+      </w:r>
+      <w:r>
+        <w:rPr>
+          <w:rFonts w:ascii="Arial" w:hAnsi="Arial" w:eastAsia="Arial" w:cs="Arial"/>
+          <w:b w:val="0"/>
+          <w:i w:val="0"/>
+          <w:color w:val="000000"/>
+          <w:sz w:val="18"/>
+          <w:highlight w:val="lightGray"/>
+        </w:rPr>
+        <w:t>:</w:t>
+      </w:r>
+      <w:r>
+        <w:rPr>
+          <w:rFonts w:ascii="Arial" w:hAnsi="Arial" w:eastAsia="Arial" w:cs="Arial"/>
+          <w:b w:val="0"/>
+          <w:i w:val="0"/>
+          <w:color w:val="000000"/>
+          <w:sz w:val="18"/>
+          <w:highlight w:val="lightGray"/>
+        </w:rPr>
+        <w:t xml:space="preserve"> </w:t>
+      </w:r>
+      <w:r>
+        <w:rPr>
+          <w:rFonts w:ascii="Arial" w:hAnsi="Arial" w:eastAsia="Arial" w:cs="Arial"/>
+          <w:b w:val="0"/>
+          <w:i w:val="0"/>
+          <w:color w:val="000000"/>
+          <w:sz w:val="18"/>
+          <w:highlight w:val="lightGray"/>
+        </w:rPr>
+        <w:t>1</w:t>
+      </w:r>
+      <w:r>
+        <w:rPr>
+          <w:rFonts w:ascii="Arial" w:hAnsi="Arial" w:eastAsia="Arial" w:cs="Arial"/>
+          <w:b w:val="0"/>
+          <w:i w:val="0"/>
+          <w:color w:val="000000"/>
+          <w:sz w:val="18"/>
+          <w:highlight w:val="lightGray"/>
+        </w:rPr>
+        <w:t>,</w:t>
+      </w:r>
+      <w:r>
+        <w:rPr>
+          <w:rFonts w:ascii="Arial" w:hAnsi="Arial" w:eastAsia="Arial" w:cs="Arial"/>
+          <w:b w:val="0"/>
+          <w:i w:val="0"/>
+          <w:color w:val="000000"/>
+          <w:sz w:val="18"/>
+          <w:highlight w:val="lightGray"/>
+        </w:rPr>
+        <w:t xml:space="preserve"> </w:t>
+      </w:r>
+      <w:r>
+        <w:rPr>
+          <w:rFonts w:ascii="Arial" w:hAnsi="Arial" w:eastAsia="Arial" w:cs="Arial"/>
+          <w:b w:val="0"/>
+          <w:i w:val="0"/>
+          <w:color w:val="000000"/>
+          <w:sz w:val="18"/>
+          <w:highlight w:val="lightGray"/>
+        </w:rPr>
+        <w:t>N</w:t>
+      </w:r>
+      <w:r>
+        <w:rPr>
+          <w:rFonts w:ascii="Arial" w:hAnsi="Arial" w:eastAsia="Arial" w:cs="Arial"/>
+          <w:b w:val="0"/>
+          <w:i w:val="0"/>
+          <w:color w:val="000000"/>
+          <w:sz w:val="18"/>
+          <w:highlight w:val="lightGray"/>
+        </w:rPr>
+        <w:t>a</w:t>
+      </w:r>
+      <w:r>
+        <w:rPr>
+          <w:rFonts w:ascii="Arial" w:hAnsi="Arial" w:eastAsia="Arial" w:cs="Arial"/>
+          <w:b w:val="0"/>
+          <w:i w:val="0"/>
+          <w:color w:val="000000"/>
+          <w:sz w:val="18"/>
+          <w:highlight w:val="lightGray"/>
+        </w:rPr>
+        <w:t>m</w:t>
+      </w:r>
+      <w:r>
+        <w:rPr>
+          <w:rFonts w:ascii="Arial" w:hAnsi="Arial" w:eastAsia="Arial" w:cs="Arial"/>
+          <w:b w:val="0"/>
+          <w:i w:val="0"/>
+          <w:color w:val="000000"/>
+          <w:sz w:val="18"/>
+          <w:highlight w:val="lightGray"/>
+        </w:rPr>
+        <w:t>e</w:t>
+      </w:r>
+      <w:r>
+        <w:rPr>
+          <w:rFonts w:ascii="Arial" w:hAnsi="Arial" w:eastAsia="Arial" w:cs="Arial"/>
+          <w:b w:val="0"/>
+          <w:i w:val="0"/>
+          <w:color w:val="000000"/>
+          <w:sz w:val="18"/>
+          <w:highlight w:val="lightGray"/>
+        </w:rPr>
+        <w:t>_</w:t>
+      </w:r>
+      <w:r>
+        <w:rPr>
+          <w:rFonts w:ascii="Arial" w:hAnsi="Arial" w:eastAsia="Arial" w:cs="Arial"/>
+          <w:b w:val="0"/>
+          <w:i w:val="0"/>
+          <w:color w:val="000000"/>
+          <w:sz w:val="18"/>
+          <w:highlight w:val="lightGray"/>
+        </w:rPr>
+        <w:t>E</w:t>
+      </w:r>
+      <w:r>
+        <w:rPr>
+          <w:rFonts w:ascii="Arial" w:hAnsi="Arial" w:eastAsia="Arial" w:cs="Arial"/>
+          <w:b w:val="0"/>
+          <w:i w:val="0"/>
+          <w:color w:val="000000"/>
+          <w:sz w:val="18"/>
+          <w:highlight w:val="lightGray"/>
+        </w:rPr>
+        <w:t>n</w:t>
+      </w:r>
+      <w:r>
+        <w:rPr>
+          <w:rFonts w:ascii="Arial" w:hAnsi="Arial" w:eastAsia="Arial" w:cs="Arial"/>
+          <w:b w:val="0"/>
+          <w:i w:val="0"/>
+          <w:color w:val="000000"/>
+          <w:sz w:val="18"/>
+          <w:highlight w:val="lightGray"/>
+        </w:rPr>
+        <w:t xml:space="preserve"> </w:t>
+      </w:r>
+      <w:r>
+        <w:rPr>
+          <w:rFonts w:ascii="Arial" w:hAnsi="Arial" w:eastAsia="Arial" w:cs="Arial"/>
+          <w:b w:val="0"/>
+          <w:i w:val="0"/>
+          <w:color w:val="000000"/>
+          <w:sz w:val="18"/>
+          <w:highlight w:val="lightGray"/>
+        </w:rPr>
+        <w:t>C</w:t>
+      </w:r>
+      <w:r>
+        <w:rPr>
+          <w:rFonts w:ascii="Arial" w:hAnsi="Arial" w:eastAsia="Arial" w:cs="Arial"/>
+          <w:b w:val="0"/>
+          <w:i w:val="0"/>
+          <w:color w:val="000000"/>
+          <w:sz w:val="18"/>
+          <w:highlight w:val="lightGray"/>
+        </w:rPr>
+        <w:t>o</w:t>
+      </w:r>
+      <w:r>
+        <w:rPr>
+          <w:rFonts w:ascii="Arial" w:hAnsi="Arial" w:eastAsia="Arial" w:cs="Arial"/>
+          <w:b w:val="0"/>
+          <w:i w:val="0"/>
+          <w:color w:val="000000"/>
+          <w:sz w:val="18"/>
+          <w:highlight w:val="lightGray"/>
+        </w:rPr>
+        <w:t>l</w:t>
+      </w:r>
+      <w:r>
+        <w:rPr>
+          <w:rFonts w:ascii="Arial" w:hAnsi="Arial" w:eastAsia="Arial" w:cs="Arial"/>
+          <w:b w:val="0"/>
+          <w:i w:val="0"/>
+          <w:color w:val="000000"/>
+          <w:sz w:val="18"/>
+          <w:highlight w:val="lightGray"/>
+        </w:rPr>
+        <w:t>u</w:t>
+      </w:r>
+      <w:r>
+        <w:rPr>
+          <w:rFonts w:ascii="Arial" w:hAnsi="Arial" w:eastAsia="Arial" w:cs="Arial"/>
+          <w:b w:val="0"/>
+          <w:i w:val="0"/>
+          <w:color w:val="000000"/>
+          <w:sz w:val="18"/>
+          <w:highlight w:val="lightGray"/>
+        </w:rPr>
+        <w:t>m</w:t>
+      </w:r>
+      <w:r>
+        <w:rPr>
+          <w:rFonts w:ascii="Arial" w:hAnsi="Arial" w:eastAsia="Arial" w:cs="Arial"/>
+          <w:b w:val="0"/>
+          <w:i w:val="0"/>
+          <w:color w:val="000000"/>
+          <w:sz w:val="18"/>
+          <w:highlight w:val="lightGray"/>
+        </w:rPr>
+        <w:t>n</w:t>
+      </w:r>
+      <w:r>
+        <w:rPr>
+          <w:rFonts w:ascii="Arial" w:hAnsi="Arial" w:eastAsia="Arial" w:cs="Arial"/>
+          <w:b w:val="0"/>
+          <w:i w:val="0"/>
+          <w:color w:val="000000"/>
+          <w:sz w:val="18"/>
+          <w:highlight w:val="lightGray"/>
+        </w:rPr>
+        <w:t>:</w:t>
+      </w:r>
+      <w:r>
+        <w:rPr>
+          <w:rFonts w:ascii="Arial" w:hAnsi="Arial" w:eastAsia="Arial" w:cs="Arial"/>
+          <w:b w:val="0"/>
+          <w:i w:val="0"/>
+          <w:color w:val="000000"/>
+          <w:sz w:val="18"/>
+          <w:highlight w:val="lightGray"/>
+        </w:rPr>
+        <w:t xml:space="preserve"> </w:t>
+      </w:r>
+      <w:r>
+        <w:rPr>
+          <w:rFonts w:ascii="Arial" w:hAnsi="Arial" w:eastAsia="Arial" w:cs="Arial"/>
+          <w:b w:val="0"/>
+          <w:i w:val="0"/>
+          <w:color w:val="000000"/>
+          <w:sz w:val="18"/>
+          <w:highlight w:val="lightGray"/>
+        </w:rPr>
+        <w:t>M</w:t>
+      </w:r>
+      <w:r>
+        <w:rPr>
+          <w:rFonts w:ascii="Arial" w:hAnsi="Arial" w:eastAsia="Arial" w:cs="Arial"/>
+          <w:b w:val="0"/>
+          <w:i w:val="0"/>
+          <w:color w:val="000000"/>
+          <w:sz w:val="18"/>
+          <w:highlight w:val="lightGray"/>
+        </w:rPr>
+        <w:t>o</w:t>
+      </w:r>
+      <w:r>
+        <w:rPr>
+          <w:rFonts w:ascii="Arial" w:hAnsi="Arial" w:eastAsia="Arial" w:cs="Arial"/>
+          <w:b w:val="0"/>
+          <w:i w:val="0"/>
+          <w:color w:val="000000"/>
+          <w:sz w:val="18"/>
+          <w:highlight w:val="lightGray"/>
+        </w:rPr>
+        <w:t>t</w:t>
+      </w:r>
+      <w:r>
+        <w:rPr>
+          <w:rFonts w:ascii="Arial" w:hAnsi="Arial" w:eastAsia="Arial" w:cs="Arial"/>
+          <w:b w:val="0"/>
+          <w:i w:val="0"/>
+          <w:color w:val="000000"/>
+          <w:sz w:val="18"/>
+          <w:highlight w:val="lightGray"/>
+        </w:rPr>
+        <w:t>a</w:t>
+      </w:r>
+      <w:r>
+        <w:rPr>
+          <w:rFonts w:ascii="Arial" w:hAnsi="Arial" w:eastAsia="Arial" w:cs="Arial"/>
+          <w:b w:val="0"/>
+          <w:i w:val="0"/>
+          <w:color w:val="000000"/>
+          <w:sz w:val="18"/>
+          <w:highlight w:val="lightGray"/>
+        </w:rPr>
+        <w:t>s</w:t>
+      </w:r>
+      <w:r>
+        <w:rPr>
+          <w:rFonts w:ascii="Arial" w:hAnsi="Arial" w:eastAsia="Arial" w:cs="Arial"/>
+          <w:b w:val="0"/>
+          <w:i w:val="0"/>
+          <w:color w:val="000000"/>
+          <w:sz w:val="18"/>
+          <w:highlight w:val="lightGray"/>
+        </w:rPr>
+        <w:t>e</w:t>
+      </w:r>
+      <w:r>
+        <w:rPr>
+          <w:rFonts w:ascii="Arial" w:hAnsi="Arial" w:eastAsia="Arial" w:cs="Arial"/>
+          <w:b w:val="0"/>
+          <w:i w:val="0"/>
+          <w:color w:val="000000"/>
+          <w:sz w:val="18"/>
+          <w:highlight w:val="lightGray"/>
+        </w:rPr>
+        <w:t>m</w:t>
+      </w:r>
+      <w:r>
+        <w:rPr>
+          <w:rFonts w:ascii="Arial" w:hAnsi="Arial" w:eastAsia="Arial" w:cs="Arial"/>
+          <w:b w:val="0"/>
+          <w:i w:val="0"/>
+          <w:color w:val="000000"/>
+          <w:sz w:val="18"/>
+          <w:highlight w:val="lightGray"/>
+        </w:rPr>
+        <w:t xml:space="preserve"> </w:t>
+      </w:r>
+      <w:r>
+        <w:rPr>
+          <w:rFonts w:ascii="Arial" w:hAnsi="Arial" w:eastAsia="Arial" w:cs="Arial"/>
+          <w:b w:val="0"/>
+          <w:i w:val="0"/>
+          <w:color w:val="000000"/>
+          <w:sz w:val="18"/>
+          <w:highlight w:val="lightGray"/>
+        </w:rPr>
+        <w:t>E</w:t>
+      </w:r>
+      <w:r>
+        <w:rPr>
+          <w:rFonts w:ascii="Arial" w:hAnsi="Arial" w:eastAsia="Arial" w:cs="Arial"/>
+          <w:b w:val="0"/>
+          <w:i w:val="0"/>
+          <w:color w:val="000000"/>
+          <w:sz w:val="18"/>
+          <w:highlight w:val="lightGray"/>
+        </w:rPr>
+        <w:t>s</w:t>
+      </w:r>
+      <w:r>
+        <w:rPr>
+          <w:rFonts w:ascii="Arial" w:hAnsi="Arial" w:eastAsia="Arial" w:cs="Arial"/>
+          <w:b w:val="0"/>
+          <w:i w:val="0"/>
+          <w:color w:val="000000"/>
+          <w:sz w:val="18"/>
+          <w:highlight w:val="lightGray"/>
+        </w:rPr>
+        <w:t>s</w:t>
+      </w:r>
+      <w:r>
+        <w:rPr>
+          <w:rFonts w:ascii="Arial" w:hAnsi="Arial" w:eastAsia="Arial" w:cs="Arial"/>
+          <w:b w:val="0"/>
+          <w:i w:val="0"/>
+          <w:color w:val="000000"/>
+          <w:sz w:val="18"/>
+          <w:highlight w:val="lightGray"/>
+        </w:rPr>
+        <w:t>a</w:t>
+      </w:r>
+      <w:r>
+        <w:rPr>
+          <w:rFonts w:ascii="Arial" w:hAnsi="Arial" w:eastAsia="Arial" w:cs="Arial"/>
+          <w:b w:val="0"/>
+          <w:i w:val="0"/>
+          <w:color w:val="000000"/>
+          <w:sz w:val="18"/>
+          <w:highlight w:val="lightGray"/>
+        </w:rPr>
+        <w:t>m</w:t>
+      </w:r>
+      <w:r>
+        <w:rPr>
+          <w:rFonts w:ascii="Arial" w:hAnsi="Arial" w:eastAsia="Arial" w:cs="Arial"/>
+          <w:b w:val="0"/>
+          <w:i w:val="0"/>
+          <w:color w:val="000000"/>
+          <w:sz w:val="18"/>
+          <w:highlight w:val="lightGray"/>
+        </w:rPr>
+        <w:t>]</w:t>
+      </w:r>
+      <w:r>
+        <w:rPr>
+          <w:rFonts w:ascii="Arial" w:hAnsi="Arial" w:eastAsia="Arial" w:cs="Arial"/>
+          <w:b w:val="0"/>
+          <w:i w:val="0"/>
+          <w:color w:val="000000"/>
+          <w:sz w:val="18"/>
+          <w:highlight w:val="lightGray"/>
+        </w:rPr>
+        <w:t xml:space="preserve"> </w:t>
+      </w:r>
+      <w:r>
+        <w:rPr>
+          <w:rFonts w:ascii="Arial" w:hAnsi="Arial" w:eastAsia="Arial" w:cs="Arial"/>
+          <w:b w:val="0"/>
+          <w:i w:val="0"/>
+          <w:color w:val="000000"/>
+          <w:sz w:val="18"/>
+          <w:highlight w:val="lightGray"/>
+        </w:rPr>
+        <w:t>-</w:t>
+      </w:r>
+      <w:r>
+        <w:rPr>
+          <w:rFonts w:ascii="Arial" w:hAnsi="Arial" w:eastAsia="Arial" w:cs="Arial"/>
+          <w:b w:val="0"/>
+          <w:i w:val="0"/>
+          <w:color w:val="000000"/>
+          <w:sz w:val="18"/>
+          <w:highlight w:val="lightGray"/>
+        </w:rPr>
+        <w:t>&gt;</w:t>
+      </w:r>
+      <w:r>
+        <w:rPr>
+          <w:rFonts w:ascii="Arial" w:hAnsi="Arial" w:eastAsia="Arial" w:cs="Arial"/>
+          <w:b w:val="0"/>
+          <w:i w:val="0"/>
+          <w:color w:val="000000"/>
+          <w:sz w:val="18"/>
+          <w:highlight w:val="lightGray"/>
+        </w:rPr>
+        <w:t xml:space="preserve"> </w:t>
+      </w:r>
+      <w:r>
+        <w:rPr>
+          <w:rFonts w:ascii="Arial" w:hAnsi="Arial" w:eastAsia="Arial" w:cs="Arial"/>
+          <w:b/>
+          <w:i w:val="0"/>
+          <w:color w:val="000000"/>
+          <w:sz w:val="18"/>
+          <w:highlight w:val="lightGray"/>
+        </w:rPr>
+        <w:t>F</w:t>
+      </w:r>
+      <w:r>
+        <w:rPr>
+          <w:rFonts w:ascii="Arial" w:hAnsi="Arial" w:eastAsia="Arial" w:cs="Arial"/>
+          <w:b/>
+          <w:i w:val="0"/>
+          <w:color w:val="000000"/>
+          <w:sz w:val="18"/>
+          <w:highlight w:val="lightGray"/>
+        </w:rPr>
+        <w:t>r</w:t>
+      </w:r>
+      <w:r>
+        <w:rPr>
+          <w:rFonts w:ascii="Arial" w:hAnsi="Arial" w:eastAsia="Arial" w:cs="Arial"/>
+          <w:b/>
+          <w:i w:val="0"/>
+          <w:color w:val="000000"/>
+          <w:sz w:val="18"/>
+          <w:highlight w:val="lightGray"/>
+        </w:rPr>
+        <w:t>o</w:t>
+      </w:r>
+      <w:r>
+        <w:rPr>
+          <w:rFonts w:ascii="Arial" w:hAnsi="Arial" w:eastAsia="Arial" w:cs="Arial"/>
+          <w:b/>
+          <w:i w:val="0"/>
+          <w:color w:val="000000"/>
+          <w:sz w:val="18"/>
+          <w:highlight w:val="lightGray"/>
+        </w:rPr>
+        <w:t>m</w:t>
+      </w:r>
+      <w:r>
+        <w:rPr>
+          <w:rFonts w:ascii="Arial" w:hAnsi="Arial" w:eastAsia="Arial" w:cs="Arial"/>
+          <w:b/>
+          <w:i w:val="0"/>
+          <w:color w:val="000000"/>
+          <w:sz w:val="18"/>
+          <w:highlight w:val="lightGray"/>
+        </w:rPr>
+        <w:t>:</w:t>
+      </w:r>
+      <w:r>
+        <w:rPr>
+          <w:rFonts w:ascii="Arial" w:hAnsi="Arial" w:eastAsia="Arial" w:cs="Arial"/>
+          <w:b w:val="0"/>
+          <w:i w:val="0"/>
+          <w:color w:val="000000"/>
+          <w:sz w:val="18"/>
+          <w:highlight w:val="lightGray"/>
+        </w:rPr>
+        <w:t xml:space="preserve"> </w:t>
+      </w:r>
+      <w:r>
+        <w:rPr>
+          <w:rFonts w:ascii="Arial" w:hAnsi="Arial" w:eastAsia="Arial" w:cs="Arial"/>
+          <w:b w:val="0"/>
+          <w:i w:val="0"/>
+          <w:color w:val="000000"/>
+          <w:sz w:val="18"/>
+          <w:highlight w:val="lightGray"/>
+        </w:rPr>
+        <w:t>[</w:t>
+      </w:r>
+      <w:r>
+        <w:rPr>
+          <w:rFonts w:ascii="Arial" w:hAnsi="Arial" w:eastAsia="Arial" w:cs="Arial"/>
+          <w:b w:val="0"/>
+          <w:i w:val="0"/>
+          <w:color w:val="000000"/>
+          <w:sz w:val="18"/>
+          <w:highlight w:val="lightGray"/>
+        </w:rPr>
+        <w:t>C</w:t>
+      </w:r>
+      <w:r>
+        <w:rPr>
+          <w:rFonts w:ascii="Arial" w:hAnsi="Arial" w:eastAsia="Arial" w:cs="Arial"/>
+          <w:b w:val="0"/>
+          <w:i w:val="0"/>
+          <w:color w:val="000000"/>
+          <w:sz w:val="18"/>
+          <w:highlight w:val="lightGray"/>
+        </w:rPr>
+        <w:t>h</w:t>
+      </w:r>
+      <w:r>
+        <w:rPr>
+          <w:rFonts w:ascii="Arial" w:hAnsi="Arial" w:eastAsia="Arial" w:cs="Arial"/>
+          <w:b w:val="0"/>
+          <w:i w:val="0"/>
+          <w:color w:val="000000"/>
+          <w:sz w:val="18"/>
+          <w:highlight w:val="lightGray"/>
+        </w:rPr>
+        <w:t>a</w:t>
+      </w:r>
+      <w:r>
+        <w:rPr>
+          <w:rFonts w:ascii="Arial" w:hAnsi="Arial" w:eastAsia="Arial" w:cs="Arial"/>
+          <w:b w:val="0"/>
+          <w:i w:val="0"/>
+          <w:color w:val="000000"/>
+          <w:sz w:val="18"/>
+          <w:highlight w:val="lightGray"/>
+        </w:rPr>
+        <w:t>t</w:t>
+      </w:r>
+      <w:r>
+        <w:rPr>
+          <w:rFonts w:ascii="Arial" w:hAnsi="Arial" w:eastAsia="Arial" w:cs="Arial"/>
+          <w:b w:val="0"/>
+          <w:i w:val="0"/>
+          <w:color w:val="000000"/>
+          <w:sz w:val="18"/>
+          <w:highlight w:val="lightGray"/>
+        </w:rPr>
+        <w:t>G</w:t>
+      </w:r>
+      <w:r>
+        <w:rPr>
+          <w:rFonts w:ascii="Arial" w:hAnsi="Arial" w:eastAsia="Arial" w:cs="Arial"/>
+          <w:b w:val="0"/>
+          <w:i w:val="0"/>
+          <w:color w:val="000000"/>
+          <w:sz w:val="18"/>
+          <w:highlight w:val="lightGray"/>
+        </w:rPr>
+        <w:t>P</w:t>
+      </w:r>
+      <w:r>
+        <w:rPr>
+          <w:rFonts w:ascii="Arial" w:hAnsi="Arial" w:eastAsia="Arial" w:cs="Arial"/>
+          <w:b w:val="0"/>
+          <w:i w:val="0"/>
+          <w:color w:val="000000"/>
+          <w:sz w:val="18"/>
+          <w:highlight w:val="lightGray"/>
+        </w:rPr>
+        <w:t>T</w:t>
+      </w:r>
+      <w:r>
+        <w:rPr>
+          <w:rFonts w:ascii="Arial" w:hAnsi="Arial" w:eastAsia="Arial" w:cs="Arial"/>
+          <w:b w:val="0"/>
+          <w:i w:val="0"/>
+          <w:color w:val="000000"/>
+          <w:sz w:val="18"/>
+          <w:highlight w:val="lightGray"/>
+        </w:rPr>
+        <w:t>]</w:t>
+      </w:r>
+      <w:r>
+        <w:rPr>
+          <w:rFonts w:ascii="Arial" w:hAnsi="Arial" w:eastAsia="Arial" w:cs="Arial"/>
+          <w:b w:val="0"/>
+          <w:i w:val="0"/>
+          <w:color w:val="000000"/>
+          <w:sz w:val="18"/>
+          <w:highlight w:val="lightGray"/>
+        </w:rPr>
+        <w:t xml:space="preserve"> </w:t>
+      </w:r>
+      <w:r>
+        <w:rPr>
+          <w:rFonts w:ascii="Arial" w:hAnsi="Arial" w:eastAsia="Arial" w:cs="Arial"/>
+          <w:b/>
+          <w:i w:val="0"/>
+          <w:color w:val="000000"/>
+          <w:sz w:val="18"/>
+          <w:highlight w:val="lightGray"/>
+        </w:rPr>
+        <w:t>o</w:t>
+      </w:r>
+      <w:r>
+        <w:rPr>
+          <w:rFonts w:ascii="Arial" w:hAnsi="Arial" w:eastAsia="Arial" w:cs="Arial"/>
+          <w:b/>
+          <w:i w:val="0"/>
+          <w:color w:val="000000"/>
+          <w:sz w:val="18"/>
+          <w:highlight w:val="lightGray"/>
+        </w:rPr>
+        <w:t>n</w:t>
+      </w:r>
+      <w:r>
+        <w:rPr>
+          <w:rFonts w:ascii="Arial" w:hAnsi="Arial" w:eastAsia="Arial" w:cs="Arial"/>
+          <w:b/>
+          <w:i w:val="0"/>
+          <w:color w:val="000000"/>
+          <w:sz w:val="18"/>
+          <w:highlight w:val="lightGray"/>
+        </w:rPr>
+        <w:t xml:space="preserve"> </w:t>
+      </w:r>
+      <w:r>
+        <w:rPr>
+          <w:rFonts w:ascii="Arial" w:hAnsi="Arial" w:eastAsia="Arial" w:cs="Arial"/>
+          <w:b w:val="0"/>
+          <w:i w:val="0"/>
+          <w:color w:val="000000"/>
+          <w:sz w:val="18"/>
+          <w:highlight w:val="lightGray"/>
+        </w:rPr>
+        <w:t>[</w:t>
+      </w:r>
+      <w:r>
+        <w:rPr>
+          <w:rFonts w:ascii="Arial" w:hAnsi="Arial" w:eastAsia="Arial" w:cs="Arial"/>
+          <w:b w:val="0"/>
+          <w:i w:val="0"/>
+          <w:color w:val="000000"/>
+          <w:sz w:val="18"/>
+          <w:highlight w:val="lightGray"/>
+        </w:rPr>
+        <w:t>8</w:t>
+      </w:r>
+      <w:r>
+        <w:rPr>
+          <w:rFonts w:ascii="Arial" w:hAnsi="Arial" w:eastAsia="Arial" w:cs="Arial"/>
+          <w:b w:val="0"/>
+          <w:i w:val="0"/>
+          <w:color w:val="000000"/>
+          <w:sz w:val="18"/>
+          <w:highlight w:val="lightGray"/>
+        </w:rPr>
+        <w:t>/</w:t>
+      </w:r>
+      <w:r>
+        <w:rPr>
+          <w:rFonts w:ascii="Arial" w:hAnsi="Arial" w:eastAsia="Arial" w:cs="Arial"/>
+          <w:b w:val="0"/>
+          <w:i w:val="0"/>
+          <w:color w:val="000000"/>
+          <w:sz w:val="18"/>
+          <w:highlight w:val="lightGray"/>
+        </w:rPr>
+        <w:t>7</w:t>
+      </w:r>
+      <w:r>
+        <w:rPr>
+          <w:rFonts w:ascii="Arial" w:hAnsi="Arial" w:eastAsia="Arial" w:cs="Arial"/>
+          <w:b w:val="0"/>
+          <w:i w:val="0"/>
+          <w:color w:val="000000"/>
+          <w:sz w:val="18"/>
+          <w:highlight w:val="lightGray"/>
+        </w:rPr>
+        <w:t>/</w:t>
+      </w:r>
+      <w:r>
+        <w:rPr>
+          <w:rFonts w:ascii="Arial" w:hAnsi="Arial" w:eastAsia="Arial" w:cs="Arial"/>
+          <w:b w:val="0"/>
+          <w:i w:val="0"/>
+          <w:color w:val="000000"/>
+          <w:sz w:val="18"/>
+          <w:highlight w:val="lightGray"/>
+        </w:rPr>
+        <w:t>2</w:t>
+      </w:r>
+      <w:r>
+        <w:rPr>
+          <w:rFonts w:ascii="Arial" w:hAnsi="Arial" w:eastAsia="Arial" w:cs="Arial"/>
+          <w:b w:val="0"/>
+          <w:i w:val="0"/>
+          <w:color w:val="000000"/>
+          <w:sz w:val="18"/>
+          <w:highlight w:val="lightGray"/>
+        </w:rPr>
+        <w:t>0</w:t>
+      </w:r>
+      <w:r>
+        <w:rPr>
+          <w:rFonts w:ascii="Arial" w:hAnsi="Arial" w:eastAsia="Arial" w:cs="Arial"/>
+          <w:b w:val="0"/>
+          <w:i w:val="0"/>
+          <w:color w:val="000000"/>
+          <w:sz w:val="18"/>
+          <w:highlight w:val="lightGray"/>
+        </w:rPr>
+        <w:t>2</w:t>
+      </w:r>
+      <w:r>
+        <w:rPr>
+          <w:rFonts w:ascii="Arial" w:hAnsi="Arial" w:eastAsia="Arial" w:cs="Arial"/>
+          <w:b w:val="0"/>
+          <w:i w:val="0"/>
+          <w:color w:val="000000"/>
+          <w:sz w:val="18"/>
+          <w:highlight w:val="lightGray"/>
+        </w:rPr>
+        <w:t>5</w:t>
+      </w:r>
+      <w:r>
+        <w:rPr>
+          <w:rFonts w:ascii="Arial" w:hAnsi="Arial" w:eastAsia="Arial" w:cs="Arial"/>
+          <w:b w:val="0"/>
+          <w:i w:val="0"/>
+          <w:color w:val="000000"/>
+          <w:sz w:val="18"/>
+          <w:highlight w:val="lightGray"/>
+        </w:rPr>
+        <w:t>]</w:t>
       </w:r>
     </w:p>
     <w:p>
@@ -2059,78 +7919,1543 @@
       </w:pPr>
       <w:r>
         <w:rPr>
-          <w:rFonts w:ascii="Arial" w:eastAsia="Arial" w:hAnsi="Arial" w:cs="Arial"/>
-          <w:b/>
-          <w:color w:val="000000"/>
-          <w:sz w:val="18"/>
-          <w:highlight w:val="lightGray"/>
-        </w:rPr>
-        <w:t># Source: AI Source: Provided by: [Data Path</w:t>
-      </w:r>
-      <w:r>
-        <w:rPr>
-          <w:rFonts w:ascii="Arial" w:eastAsia="Arial" w:hAnsi="Arial" w:cs="Arial"/>
-          <w:color w:val="000000"/>
-          <w:sz w:val="18"/>
-          <w:highlight w:val="lightGray"/>
-        </w:rPr>
-        <w:t xml:space="preserve">: Persons Table -&gt; ID Column: 1, Name_En Column: Motasem Essam] -&gt; </w:t>
-      </w:r>
-      <w:r>
-        <w:rPr>
-          <w:rFonts w:ascii="Arial" w:eastAsia="Arial" w:hAnsi="Arial" w:cs="Arial"/>
-          <w:b/>
-          <w:color w:val="000000"/>
-          <w:sz w:val="18"/>
-          <w:highlight w:val="lightGray"/>
-        </w:rPr>
-        <w:t>From:</w:t>
-      </w:r>
-      <w:r>
-        <w:rPr>
-          <w:rFonts w:ascii="Arial" w:eastAsia="Arial" w:hAnsi="Arial" w:cs="Arial"/>
-          <w:color w:val="000000"/>
-          <w:sz w:val="18"/>
-          <w:highlight w:val="lightGray"/>
-        </w:rPr>
-        <w:t xml:space="preserve"> [Chatgpt (GPT</w:t>
-      </w:r>
-      <w:r>
-        <w:rPr>
-          <w:rFonts w:ascii="Arial" w:eastAsia="Arial" w:hAnsi="Arial" w:cs="Cambria Math"/>
-          <w:color w:val="000000"/>
-          <w:sz w:val="18"/>
-          <w:highlight w:val="lightGray"/>
-        </w:rPr>
-        <w:t>‑</w:t>
-      </w:r>
-      <w:r>
-        <w:rPr>
-          <w:rFonts w:ascii="Arial" w:eastAsia="Arial" w:hAnsi="Arial" w:cs="Arial"/>
-          <w:color w:val="000000"/>
-          <w:sz w:val="18"/>
-          <w:highlight w:val="lightGray"/>
-        </w:rPr>
-        <w:t xml:space="preserve">5 Mini)] </w:t>
-      </w:r>
-      <w:r>
-        <w:rPr>
-          <w:rFonts w:ascii="Arial" w:eastAsia="Arial" w:hAnsi="Arial" w:cs="Arial"/>
-          <w:b/>
-          <w:color w:val="000000"/>
-          <w:sz w:val="18"/>
-          <w:highlight w:val="lightGray"/>
-        </w:rPr>
-        <w:t>on</w:t>
-      </w:r>
-      <w:r>
-        <w:rPr>
-          <w:rFonts w:ascii="Arial" w:eastAsia="Arial" w:hAnsi="Arial"/>
-          <w:b/>
-          <w:sz w:val="18"/>
-          <w:highlight w:val="lightGray"/>
-        </w:rPr>
-        <w:t xml:space="preserve"> [8/7/2025]</w:t>
+          <w:rFonts w:ascii="Arial" w:hAnsi="Arial" w:eastAsia="Arial" w:cs="Arial"/>
+          <w:b/>
+          <w:i w:val="0"/>
+          <w:color w:val="000000"/>
+          <w:sz w:val="18"/>
+          <w:highlight w:val="lightGray"/>
+        </w:rPr>
+        <w:t>#</w:t>
+      </w:r>
+      <w:r>
+        <w:rPr>
+          <w:rFonts w:ascii="Arial" w:hAnsi="Arial" w:eastAsia="Arial" w:cs="Arial"/>
+          <w:b/>
+          <w:i w:val="0"/>
+          <w:color w:val="000000"/>
+          <w:sz w:val="18"/>
+          <w:highlight w:val="lightGray"/>
+        </w:rPr>
+        <w:t xml:space="preserve"> </w:t>
+      </w:r>
+      <w:r>
+        <w:rPr>
+          <w:rFonts w:ascii="Arial" w:hAnsi="Arial" w:eastAsia="Arial" w:cs="Arial"/>
+          <w:b/>
+          <w:i w:val="0"/>
+          <w:color w:val="000000"/>
+          <w:sz w:val="18"/>
+          <w:highlight w:val="lightGray"/>
+        </w:rPr>
+        <w:t>S</w:t>
+      </w:r>
+      <w:r>
+        <w:rPr>
+          <w:rFonts w:ascii="Arial" w:hAnsi="Arial" w:eastAsia="Arial" w:cs="Arial"/>
+          <w:b/>
+          <w:i w:val="0"/>
+          <w:color w:val="000000"/>
+          <w:sz w:val="18"/>
+          <w:highlight w:val="lightGray"/>
+        </w:rPr>
+        <w:t>o</w:t>
+      </w:r>
+      <w:r>
+        <w:rPr>
+          <w:rFonts w:ascii="Arial" w:hAnsi="Arial" w:eastAsia="Arial" w:cs="Arial"/>
+          <w:b/>
+          <w:i w:val="0"/>
+          <w:color w:val="000000"/>
+          <w:sz w:val="18"/>
+          <w:highlight w:val="lightGray"/>
+        </w:rPr>
+        <w:t>u</w:t>
+      </w:r>
+      <w:r>
+        <w:rPr>
+          <w:rFonts w:ascii="Arial" w:hAnsi="Arial" w:eastAsia="Arial" w:cs="Arial"/>
+          <w:b/>
+          <w:i w:val="0"/>
+          <w:color w:val="000000"/>
+          <w:sz w:val="18"/>
+          <w:highlight w:val="lightGray"/>
+        </w:rPr>
+        <w:t>r</w:t>
+      </w:r>
+      <w:r>
+        <w:rPr>
+          <w:rFonts w:ascii="Arial" w:hAnsi="Arial" w:eastAsia="Arial" w:cs="Arial"/>
+          <w:b/>
+          <w:i w:val="0"/>
+          <w:color w:val="000000"/>
+          <w:sz w:val="18"/>
+          <w:highlight w:val="lightGray"/>
+        </w:rPr>
+        <w:t>c</w:t>
+      </w:r>
+      <w:r>
+        <w:rPr>
+          <w:rFonts w:ascii="Arial" w:hAnsi="Arial" w:eastAsia="Arial" w:cs="Arial"/>
+          <w:b/>
+          <w:i w:val="0"/>
+          <w:color w:val="000000"/>
+          <w:sz w:val="18"/>
+          <w:highlight w:val="lightGray"/>
+        </w:rPr>
+        <w:t>e</w:t>
+      </w:r>
+      <w:r>
+        <w:rPr>
+          <w:rFonts w:ascii="Arial" w:hAnsi="Arial" w:eastAsia="Arial" w:cs="Arial"/>
+          <w:b/>
+          <w:i w:val="0"/>
+          <w:color w:val="000000"/>
+          <w:sz w:val="18"/>
+          <w:highlight w:val="lightGray"/>
+        </w:rPr>
+        <w:t>:</w:t>
+      </w:r>
+      <w:r>
+        <w:rPr>
+          <w:rFonts w:ascii="Arial" w:hAnsi="Arial" w:eastAsia="Arial" w:cs="Arial"/>
+          <w:b/>
+          <w:i w:val="0"/>
+          <w:color w:val="000000"/>
+          <w:sz w:val="18"/>
+          <w:highlight w:val="lightGray"/>
+        </w:rPr>
+        <w:t xml:space="preserve"> </w:t>
+      </w:r>
+      <w:r>
+        <w:rPr>
+          <w:rFonts w:ascii="Arial" w:hAnsi="Arial" w:eastAsia="Arial" w:cs="Arial"/>
+          <w:b/>
+          <w:i w:val="0"/>
+          <w:color w:val="000000"/>
+          <w:sz w:val="18"/>
+          <w:highlight w:val="lightGray"/>
+        </w:rPr>
+        <w:t>A</w:t>
+      </w:r>
+      <w:r>
+        <w:rPr>
+          <w:rFonts w:ascii="Arial" w:hAnsi="Arial" w:eastAsia="Arial" w:cs="Arial"/>
+          <w:b/>
+          <w:i w:val="0"/>
+          <w:color w:val="000000"/>
+          <w:sz w:val="18"/>
+          <w:highlight w:val="lightGray"/>
+        </w:rPr>
+        <w:t>I</w:t>
+      </w:r>
+      <w:r>
+        <w:rPr>
+          <w:rFonts w:ascii="Arial" w:hAnsi="Arial" w:eastAsia="Arial" w:cs="Arial"/>
+          <w:b/>
+          <w:i w:val="0"/>
+          <w:color w:val="000000"/>
+          <w:sz w:val="18"/>
+          <w:highlight w:val="lightGray"/>
+        </w:rPr>
+        <w:t xml:space="preserve"> </w:t>
+      </w:r>
+      <w:r>
+        <w:rPr>
+          <w:rFonts w:ascii="Arial" w:hAnsi="Arial" w:eastAsia="Arial" w:cs="Arial"/>
+          <w:b/>
+          <w:i w:val="0"/>
+          <w:color w:val="000000"/>
+          <w:sz w:val="18"/>
+          <w:highlight w:val="lightGray"/>
+        </w:rPr>
+        <w:t>S</w:t>
+      </w:r>
+      <w:r>
+        <w:rPr>
+          <w:rFonts w:ascii="Arial" w:hAnsi="Arial" w:eastAsia="Arial" w:cs="Arial"/>
+          <w:b/>
+          <w:i w:val="0"/>
+          <w:color w:val="000000"/>
+          <w:sz w:val="18"/>
+          <w:highlight w:val="lightGray"/>
+        </w:rPr>
+        <w:t>o</w:t>
+      </w:r>
+      <w:r>
+        <w:rPr>
+          <w:rFonts w:ascii="Arial" w:hAnsi="Arial" w:eastAsia="Arial" w:cs="Arial"/>
+          <w:b/>
+          <w:i w:val="0"/>
+          <w:color w:val="000000"/>
+          <w:sz w:val="18"/>
+          <w:highlight w:val="lightGray"/>
+        </w:rPr>
+        <w:t>u</w:t>
+      </w:r>
+      <w:r>
+        <w:rPr>
+          <w:rFonts w:ascii="Arial" w:hAnsi="Arial" w:eastAsia="Arial" w:cs="Arial"/>
+          <w:b/>
+          <w:i w:val="0"/>
+          <w:color w:val="000000"/>
+          <w:sz w:val="18"/>
+          <w:highlight w:val="lightGray"/>
+        </w:rPr>
+        <w:t>r</w:t>
+      </w:r>
+      <w:r>
+        <w:rPr>
+          <w:rFonts w:ascii="Arial" w:hAnsi="Arial" w:eastAsia="Arial" w:cs="Arial"/>
+          <w:b/>
+          <w:i w:val="0"/>
+          <w:color w:val="000000"/>
+          <w:sz w:val="18"/>
+          <w:highlight w:val="lightGray"/>
+        </w:rPr>
+        <w:t>c</w:t>
+      </w:r>
+      <w:r>
+        <w:rPr>
+          <w:rFonts w:ascii="Arial" w:hAnsi="Arial" w:eastAsia="Arial" w:cs="Arial"/>
+          <w:b/>
+          <w:i w:val="0"/>
+          <w:color w:val="000000"/>
+          <w:sz w:val="18"/>
+          <w:highlight w:val="lightGray"/>
+        </w:rPr>
+        <w:t>e</w:t>
+      </w:r>
+      <w:r>
+        <w:rPr>
+          <w:rFonts w:ascii="Arial" w:hAnsi="Arial" w:eastAsia="Arial" w:cs="Arial"/>
+          <w:b/>
+          <w:i w:val="0"/>
+          <w:color w:val="000000"/>
+          <w:sz w:val="18"/>
+          <w:highlight w:val="lightGray"/>
+        </w:rPr>
+        <w:t>:</w:t>
+      </w:r>
+      <w:r>
+        <w:rPr>
+          <w:rFonts w:ascii="Arial" w:hAnsi="Arial" w:eastAsia="Arial" w:cs="Arial"/>
+          <w:b/>
+          <w:i w:val="0"/>
+          <w:color w:val="000000"/>
+          <w:sz w:val="18"/>
+          <w:highlight w:val="lightGray"/>
+        </w:rPr>
+        <w:t xml:space="preserve"> </w:t>
+      </w:r>
+      <w:r>
+        <w:rPr>
+          <w:rFonts w:ascii="Arial" w:hAnsi="Arial" w:eastAsia="Arial" w:cs="Arial"/>
+          <w:b/>
+          <w:i w:val="0"/>
+          <w:color w:val="000000"/>
+          <w:sz w:val="18"/>
+          <w:highlight w:val="lightGray"/>
+        </w:rPr>
+        <w:t>P</w:t>
+      </w:r>
+      <w:r>
+        <w:rPr>
+          <w:rFonts w:ascii="Arial" w:hAnsi="Arial" w:eastAsia="Arial" w:cs="Arial"/>
+          <w:b/>
+          <w:i w:val="0"/>
+          <w:color w:val="000000"/>
+          <w:sz w:val="18"/>
+          <w:highlight w:val="lightGray"/>
+        </w:rPr>
+        <w:t>r</w:t>
+      </w:r>
+      <w:r>
+        <w:rPr>
+          <w:rFonts w:ascii="Arial" w:hAnsi="Arial" w:eastAsia="Arial" w:cs="Arial"/>
+          <w:b/>
+          <w:i w:val="0"/>
+          <w:color w:val="000000"/>
+          <w:sz w:val="18"/>
+          <w:highlight w:val="lightGray"/>
+        </w:rPr>
+        <w:t>o</w:t>
+      </w:r>
+      <w:r>
+        <w:rPr>
+          <w:rFonts w:ascii="Arial" w:hAnsi="Arial" w:eastAsia="Arial" w:cs="Arial"/>
+          <w:b/>
+          <w:i w:val="0"/>
+          <w:color w:val="000000"/>
+          <w:sz w:val="18"/>
+          <w:highlight w:val="lightGray"/>
+        </w:rPr>
+        <w:t>v</w:t>
+      </w:r>
+      <w:r>
+        <w:rPr>
+          <w:rFonts w:ascii="Arial" w:hAnsi="Arial" w:eastAsia="Arial" w:cs="Arial"/>
+          <w:b/>
+          <w:i w:val="0"/>
+          <w:color w:val="000000"/>
+          <w:sz w:val="18"/>
+          <w:highlight w:val="lightGray"/>
+        </w:rPr>
+        <w:t>i</w:t>
+      </w:r>
+      <w:r>
+        <w:rPr>
+          <w:rFonts w:ascii="Arial" w:hAnsi="Arial" w:eastAsia="Arial" w:cs="Arial"/>
+          <w:b/>
+          <w:i w:val="0"/>
+          <w:color w:val="000000"/>
+          <w:sz w:val="18"/>
+          <w:highlight w:val="lightGray"/>
+        </w:rPr>
+        <w:t>d</w:t>
+      </w:r>
+      <w:r>
+        <w:rPr>
+          <w:rFonts w:ascii="Arial" w:hAnsi="Arial" w:eastAsia="Arial" w:cs="Arial"/>
+          <w:b/>
+          <w:i w:val="0"/>
+          <w:color w:val="000000"/>
+          <w:sz w:val="18"/>
+          <w:highlight w:val="lightGray"/>
+        </w:rPr>
+        <w:t>e</w:t>
+      </w:r>
+      <w:r>
+        <w:rPr>
+          <w:rFonts w:ascii="Arial" w:hAnsi="Arial" w:eastAsia="Arial" w:cs="Arial"/>
+          <w:b/>
+          <w:i w:val="0"/>
+          <w:color w:val="000000"/>
+          <w:sz w:val="18"/>
+          <w:highlight w:val="lightGray"/>
+        </w:rPr>
+        <w:t>d</w:t>
+      </w:r>
+      <w:r>
+        <w:rPr>
+          <w:rFonts w:ascii="Arial" w:hAnsi="Arial" w:eastAsia="Arial" w:cs="Arial"/>
+          <w:b/>
+          <w:i w:val="0"/>
+          <w:color w:val="000000"/>
+          <w:sz w:val="18"/>
+          <w:highlight w:val="lightGray"/>
+        </w:rPr>
+        <w:t xml:space="preserve"> </w:t>
+      </w:r>
+      <w:r>
+        <w:rPr>
+          <w:rFonts w:ascii="Arial" w:hAnsi="Arial" w:eastAsia="Arial" w:cs="Arial"/>
+          <w:b/>
+          <w:i w:val="0"/>
+          <w:color w:val="000000"/>
+          <w:sz w:val="18"/>
+          <w:highlight w:val="lightGray"/>
+        </w:rPr>
+        <w:t>b</w:t>
+      </w:r>
+      <w:r>
+        <w:rPr>
+          <w:rFonts w:ascii="Arial" w:hAnsi="Arial" w:eastAsia="Arial" w:cs="Arial"/>
+          <w:b/>
+          <w:i w:val="0"/>
+          <w:color w:val="000000"/>
+          <w:sz w:val="18"/>
+          <w:highlight w:val="lightGray"/>
+        </w:rPr>
+        <w:t>y</w:t>
+      </w:r>
+      <w:r>
+        <w:rPr>
+          <w:rFonts w:ascii="Arial" w:hAnsi="Arial" w:eastAsia="Arial" w:cs="Arial"/>
+          <w:b/>
+          <w:i w:val="0"/>
+          <w:color w:val="000000"/>
+          <w:sz w:val="18"/>
+          <w:highlight w:val="lightGray"/>
+        </w:rPr>
+        <w:t>:</w:t>
+      </w:r>
+      <w:r>
+        <w:rPr>
+          <w:rFonts w:ascii="Arial" w:hAnsi="Arial" w:eastAsia="Arial" w:cs="Arial"/>
+          <w:b/>
+          <w:i w:val="0"/>
+          <w:color w:val="000000"/>
+          <w:sz w:val="18"/>
+          <w:highlight w:val="lightGray"/>
+        </w:rPr>
+        <w:t xml:space="preserve"> </w:t>
+      </w:r>
+      <w:r>
+        <w:rPr>
+          <w:rFonts w:ascii="Arial" w:hAnsi="Arial" w:eastAsia="Arial" w:cs="Arial"/>
+          <w:b/>
+          <w:i w:val="0"/>
+          <w:color w:val="000000"/>
+          <w:sz w:val="18"/>
+          <w:highlight w:val="lightGray"/>
+        </w:rPr>
+        <w:t>[</w:t>
+      </w:r>
+      <w:r>
+        <w:rPr>
+          <w:rFonts w:ascii="Arial" w:hAnsi="Arial" w:eastAsia="Arial" w:cs="Arial"/>
+          <w:b/>
+          <w:i w:val="0"/>
+          <w:color w:val="000000"/>
+          <w:sz w:val="18"/>
+          <w:highlight w:val="lightGray"/>
+        </w:rPr>
+        <w:t>D</w:t>
+      </w:r>
+      <w:r>
+        <w:rPr>
+          <w:rFonts w:ascii="Arial" w:hAnsi="Arial" w:eastAsia="Arial" w:cs="Arial"/>
+          <w:b/>
+          <w:i w:val="0"/>
+          <w:color w:val="000000"/>
+          <w:sz w:val="18"/>
+          <w:highlight w:val="lightGray"/>
+        </w:rPr>
+        <w:t>a</w:t>
+      </w:r>
+      <w:r>
+        <w:rPr>
+          <w:rFonts w:ascii="Arial" w:hAnsi="Arial" w:eastAsia="Arial" w:cs="Arial"/>
+          <w:b/>
+          <w:i w:val="0"/>
+          <w:color w:val="000000"/>
+          <w:sz w:val="18"/>
+          <w:highlight w:val="lightGray"/>
+        </w:rPr>
+        <w:t>t</w:t>
+      </w:r>
+      <w:r>
+        <w:rPr>
+          <w:rFonts w:ascii="Arial" w:hAnsi="Arial" w:eastAsia="Arial" w:cs="Arial"/>
+          <w:b/>
+          <w:i w:val="0"/>
+          <w:color w:val="000000"/>
+          <w:sz w:val="18"/>
+          <w:highlight w:val="lightGray"/>
+        </w:rPr>
+        <w:t>a</w:t>
+      </w:r>
+      <w:r>
+        <w:rPr>
+          <w:rFonts w:ascii="Arial" w:hAnsi="Arial" w:eastAsia="Arial" w:cs="Arial"/>
+          <w:b/>
+          <w:i w:val="0"/>
+          <w:color w:val="000000"/>
+          <w:sz w:val="18"/>
+          <w:highlight w:val="lightGray"/>
+        </w:rPr>
+        <w:t xml:space="preserve"> </w:t>
+      </w:r>
+      <w:r>
+        <w:rPr>
+          <w:rFonts w:ascii="Arial" w:hAnsi="Arial" w:eastAsia="Arial" w:cs="Arial"/>
+          <w:b/>
+          <w:i w:val="0"/>
+          <w:color w:val="000000"/>
+          <w:sz w:val="18"/>
+          <w:highlight w:val="lightGray"/>
+        </w:rPr>
+        <w:t>P</w:t>
+      </w:r>
+      <w:r>
+        <w:rPr>
+          <w:rFonts w:ascii="Arial" w:hAnsi="Arial" w:eastAsia="Arial" w:cs="Arial"/>
+          <w:b/>
+          <w:i w:val="0"/>
+          <w:color w:val="000000"/>
+          <w:sz w:val="18"/>
+          <w:highlight w:val="lightGray"/>
+        </w:rPr>
+        <w:t>a</w:t>
+      </w:r>
+      <w:r>
+        <w:rPr>
+          <w:rFonts w:ascii="Arial" w:hAnsi="Arial" w:eastAsia="Arial" w:cs="Arial"/>
+          <w:b/>
+          <w:i w:val="0"/>
+          <w:color w:val="000000"/>
+          <w:sz w:val="18"/>
+          <w:highlight w:val="lightGray"/>
+        </w:rPr>
+        <w:t>t</w:t>
+      </w:r>
+      <w:r>
+        <w:rPr>
+          <w:rFonts w:ascii="Arial" w:hAnsi="Arial" w:eastAsia="Arial" w:cs="Arial"/>
+          <w:b/>
+          <w:i w:val="0"/>
+          <w:color w:val="000000"/>
+          <w:sz w:val="18"/>
+          <w:highlight w:val="lightGray"/>
+        </w:rPr>
+        <w:t>h</w:t>
+      </w:r>
+      <w:r>
+        <w:rPr>
+          <w:rFonts w:ascii="Arial" w:hAnsi="Arial" w:eastAsia="Arial" w:cs="Arial"/>
+          <w:b w:val="0"/>
+          <w:i w:val="0"/>
+          <w:color w:val="000000"/>
+          <w:sz w:val="18"/>
+          <w:highlight w:val="lightGray"/>
+        </w:rPr>
+        <w:t>:</w:t>
+      </w:r>
+      <w:r>
+        <w:rPr>
+          <w:rFonts w:ascii="Arial" w:hAnsi="Arial" w:eastAsia="Arial" w:cs="Arial"/>
+          <w:b w:val="0"/>
+          <w:i w:val="0"/>
+          <w:color w:val="000000"/>
+          <w:sz w:val="18"/>
+          <w:highlight w:val="lightGray"/>
+        </w:rPr>
+        <w:t xml:space="preserve"> </w:t>
+      </w:r>
+      <w:r>
+        <w:rPr>
+          <w:rFonts w:ascii="Arial" w:hAnsi="Arial" w:eastAsia="Arial" w:cs="Arial"/>
+          <w:b w:val="0"/>
+          <w:i w:val="0"/>
+          <w:color w:val="000000"/>
+          <w:sz w:val="18"/>
+          <w:highlight w:val="lightGray"/>
+        </w:rPr>
+        <w:t>P</w:t>
+      </w:r>
+      <w:r>
+        <w:rPr>
+          <w:rFonts w:ascii="Arial" w:hAnsi="Arial" w:eastAsia="Arial" w:cs="Arial"/>
+          <w:b w:val="0"/>
+          <w:i w:val="0"/>
+          <w:color w:val="000000"/>
+          <w:sz w:val="18"/>
+          <w:highlight w:val="lightGray"/>
+        </w:rPr>
+        <w:t>e</w:t>
+      </w:r>
+      <w:r>
+        <w:rPr>
+          <w:rFonts w:ascii="Arial" w:hAnsi="Arial" w:eastAsia="Arial" w:cs="Arial"/>
+          <w:b w:val="0"/>
+          <w:i w:val="0"/>
+          <w:color w:val="000000"/>
+          <w:sz w:val="18"/>
+          <w:highlight w:val="lightGray"/>
+        </w:rPr>
+        <w:t>r</w:t>
+      </w:r>
+      <w:r>
+        <w:rPr>
+          <w:rFonts w:ascii="Arial" w:hAnsi="Arial" w:eastAsia="Arial" w:cs="Arial"/>
+          <w:b w:val="0"/>
+          <w:i w:val="0"/>
+          <w:color w:val="000000"/>
+          <w:sz w:val="18"/>
+          <w:highlight w:val="lightGray"/>
+        </w:rPr>
+        <w:t>s</w:t>
+      </w:r>
+      <w:r>
+        <w:rPr>
+          <w:rFonts w:ascii="Arial" w:hAnsi="Arial" w:eastAsia="Arial" w:cs="Arial"/>
+          <w:b w:val="0"/>
+          <w:i w:val="0"/>
+          <w:color w:val="000000"/>
+          <w:sz w:val="18"/>
+          <w:highlight w:val="lightGray"/>
+        </w:rPr>
+        <w:t>o</w:t>
+      </w:r>
+      <w:r>
+        <w:rPr>
+          <w:rFonts w:ascii="Arial" w:hAnsi="Arial" w:eastAsia="Arial" w:cs="Arial"/>
+          <w:b w:val="0"/>
+          <w:i w:val="0"/>
+          <w:color w:val="000000"/>
+          <w:sz w:val="18"/>
+          <w:highlight w:val="lightGray"/>
+        </w:rPr>
+        <w:t>n</w:t>
+      </w:r>
+      <w:r>
+        <w:rPr>
+          <w:rFonts w:ascii="Arial" w:hAnsi="Arial" w:eastAsia="Arial" w:cs="Arial"/>
+          <w:b w:val="0"/>
+          <w:i w:val="0"/>
+          <w:color w:val="000000"/>
+          <w:sz w:val="18"/>
+          <w:highlight w:val="lightGray"/>
+        </w:rPr>
+        <w:t>s</w:t>
+      </w:r>
+      <w:r>
+        <w:rPr>
+          <w:rFonts w:ascii="Arial" w:hAnsi="Arial" w:eastAsia="Arial" w:cs="Arial"/>
+          <w:b w:val="0"/>
+          <w:i w:val="0"/>
+          <w:color w:val="000000"/>
+          <w:sz w:val="18"/>
+          <w:highlight w:val="lightGray"/>
+        </w:rPr>
+        <w:t xml:space="preserve"> </w:t>
+      </w:r>
+      <w:r>
+        <w:rPr>
+          <w:rFonts w:ascii="Arial" w:hAnsi="Arial" w:eastAsia="Arial" w:cs="Arial"/>
+          <w:b w:val="0"/>
+          <w:i w:val="0"/>
+          <w:color w:val="000000"/>
+          <w:sz w:val="18"/>
+          <w:highlight w:val="lightGray"/>
+        </w:rPr>
+        <w:t>T</w:t>
+      </w:r>
+      <w:r>
+        <w:rPr>
+          <w:rFonts w:ascii="Arial" w:hAnsi="Arial" w:eastAsia="Arial" w:cs="Arial"/>
+          <w:b w:val="0"/>
+          <w:i w:val="0"/>
+          <w:color w:val="000000"/>
+          <w:sz w:val="18"/>
+          <w:highlight w:val="lightGray"/>
+        </w:rPr>
+        <w:t>a</w:t>
+      </w:r>
+      <w:r>
+        <w:rPr>
+          <w:rFonts w:ascii="Arial" w:hAnsi="Arial" w:eastAsia="Arial" w:cs="Arial"/>
+          <w:b w:val="0"/>
+          <w:i w:val="0"/>
+          <w:color w:val="000000"/>
+          <w:sz w:val="18"/>
+          <w:highlight w:val="lightGray"/>
+        </w:rPr>
+        <w:t>b</w:t>
+      </w:r>
+      <w:r>
+        <w:rPr>
+          <w:rFonts w:ascii="Arial" w:hAnsi="Arial" w:eastAsia="Arial" w:cs="Arial"/>
+          <w:b w:val="0"/>
+          <w:i w:val="0"/>
+          <w:color w:val="000000"/>
+          <w:sz w:val="18"/>
+          <w:highlight w:val="lightGray"/>
+        </w:rPr>
+        <w:t>l</w:t>
+      </w:r>
+      <w:r>
+        <w:rPr>
+          <w:rFonts w:ascii="Arial" w:hAnsi="Arial" w:eastAsia="Arial" w:cs="Arial"/>
+          <w:b w:val="0"/>
+          <w:i w:val="0"/>
+          <w:color w:val="000000"/>
+          <w:sz w:val="18"/>
+          <w:highlight w:val="lightGray"/>
+        </w:rPr>
+        <w:t>e</w:t>
+      </w:r>
+      <w:r>
+        <w:rPr>
+          <w:rFonts w:ascii="Arial" w:hAnsi="Arial" w:eastAsia="Arial" w:cs="Arial"/>
+          <w:b w:val="0"/>
+          <w:i w:val="0"/>
+          <w:color w:val="000000"/>
+          <w:sz w:val="18"/>
+          <w:highlight w:val="lightGray"/>
+        </w:rPr>
+        <w:t xml:space="preserve"> </w:t>
+      </w:r>
+      <w:r>
+        <w:rPr>
+          <w:rFonts w:ascii="Arial" w:hAnsi="Arial" w:eastAsia="Arial" w:cs="Arial"/>
+          <w:b w:val="0"/>
+          <w:i w:val="0"/>
+          <w:color w:val="000000"/>
+          <w:sz w:val="18"/>
+          <w:highlight w:val="lightGray"/>
+        </w:rPr>
+        <w:t>-</w:t>
+      </w:r>
+      <w:r>
+        <w:rPr>
+          <w:rFonts w:ascii="Arial" w:hAnsi="Arial" w:eastAsia="Arial" w:cs="Arial"/>
+          <w:b w:val="0"/>
+          <w:i w:val="0"/>
+          <w:color w:val="000000"/>
+          <w:sz w:val="18"/>
+          <w:highlight w:val="lightGray"/>
+        </w:rPr>
+        <w:t>&gt;</w:t>
+      </w:r>
+      <w:r>
+        <w:rPr>
+          <w:rFonts w:ascii="Arial" w:hAnsi="Arial" w:eastAsia="Arial" w:cs="Arial"/>
+          <w:b w:val="0"/>
+          <w:i w:val="0"/>
+          <w:color w:val="000000"/>
+          <w:sz w:val="18"/>
+          <w:highlight w:val="lightGray"/>
+        </w:rPr>
+        <w:t xml:space="preserve"> </w:t>
+      </w:r>
+      <w:r>
+        <w:rPr>
+          <w:rFonts w:ascii="Arial" w:hAnsi="Arial" w:eastAsia="Arial" w:cs="Arial"/>
+          <w:b w:val="0"/>
+          <w:i w:val="0"/>
+          <w:color w:val="000000"/>
+          <w:sz w:val="18"/>
+          <w:highlight w:val="lightGray"/>
+        </w:rPr>
+        <w:t>I</w:t>
+      </w:r>
+      <w:r>
+        <w:rPr>
+          <w:rFonts w:ascii="Arial" w:hAnsi="Arial" w:eastAsia="Arial" w:cs="Arial"/>
+          <w:b w:val="0"/>
+          <w:i w:val="0"/>
+          <w:color w:val="000000"/>
+          <w:sz w:val="18"/>
+          <w:highlight w:val="lightGray"/>
+        </w:rPr>
+        <w:t>D</w:t>
+      </w:r>
+      <w:r>
+        <w:rPr>
+          <w:rFonts w:ascii="Arial" w:hAnsi="Arial" w:eastAsia="Arial" w:cs="Arial"/>
+          <w:b w:val="0"/>
+          <w:i w:val="0"/>
+          <w:color w:val="000000"/>
+          <w:sz w:val="18"/>
+          <w:highlight w:val="lightGray"/>
+        </w:rPr>
+        <w:t xml:space="preserve"> </w:t>
+      </w:r>
+      <w:r>
+        <w:rPr>
+          <w:rFonts w:ascii="Arial" w:hAnsi="Arial" w:eastAsia="Arial" w:cs="Arial"/>
+          <w:b w:val="0"/>
+          <w:i w:val="0"/>
+          <w:color w:val="000000"/>
+          <w:sz w:val="18"/>
+          <w:highlight w:val="lightGray"/>
+        </w:rPr>
+        <w:t>C</w:t>
+      </w:r>
+      <w:r>
+        <w:rPr>
+          <w:rFonts w:ascii="Arial" w:hAnsi="Arial" w:eastAsia="Arial" w:cs="Arial"/>
+          <w:b w:val="0"/>
+          <w:i w:val="0"/>
+          <w:color w:val="000000"/>
+          <w:sz w:val="18"/>
+          <w:highlight w:val="lightGray"/>
+        </w:rPr>
+        <w:t>o</w:t>
+      </w:r>
+      <w:r>
+        <w:rPr>
+          <w:rFonts w:ascii="Arial" w:hAnsi="Arial" w:eastAsia="Arial" w:cs="Arial"/>
+          <w:b w:val="0"/>
+          <w:i w:val="0"/>
+          <w:color w:val="000000"/>
+          <w:sz w:val="18"/>
+          <w:highlight w:val="lightGray"/>
+        </w:rPr>
+        <w:t>l</w:t>
+      </w:r>
+      <w:r>
+        <w:rPr>
+          <w:rFonts w:ascii="Arial" w:hAnsi="Arial" w:eastAsia="Arial" w:cs="Arial"/>
+          <w:b w:val="0"/>
+          <w:i w:val="0"/>
+          <w:color w:val="000000"/>
+          <w:sz w:val="18"/>
+          <w:highlight w:val="lightGray"/>
+        </w:rPr>
+        <w:t>u</w:t>
+      </w:r>
+      <w:r>
+        <w:rPr>
+          <w:rFonts w:ascii="Arial" w:hAnsi="Arial" w:eastAsia="Arial" w:cs="Arial"/>
+          <w:b w:val="0"/>
+          <w:i w:val="0"/>
+          <w:color w:val="000000"/>
+          <w:sz w:val="18"/>
+          <w:highlight w:val="lightGray"/>
+        </w:rPr>
+        <w:t>m</w:t>
+      </w:r>
+      <w:r>
+        <w:rPr>
+          <w:rFonts w:ascii="Arial" w:hAnsi="Arial" w:eastAsia="Arial" w:cs="Arial"/>
+          <w:b w:val="0"/>
+          <w:i w:val="0"/>
+          <w:color w:val="000000"/>
+          <w:sz w:val="18"/>
+          <w:highlight w:val="lightGray"/>
+        </w:rPr>
+        <w:t>n</w:t>
+      </w:r>
+      <w:r>
+        <w:rPr>
+          <w:rFonts w:ascii="Arial" w:hAnsi="Arial" w:eastAsia="Arial" w:cs="Arial"/>
+          <w:b w:val="0"/>
+          <w:i w:val="0"/>
+          <w:color w:val="000000"/>
+          <w:sz w:val="18"/>
+          <w:highlight w:val="lightGray"/>
+        </w:rPr>
+        <w:t>:</w:t>
+      </w:r>
+      <w:r>
+        <w:rPr>
+          <w:rFonts w:ascii="Arial" w:hAnsi="Arial" w:eastAsia="Arial" w:cs="Arial"/>
+          <w:b w:val="0"/>
+          <w:i w:val="0"/>
+          <w:color w:val="000000"/>
+          <w:sz w:val="18"/>
+          <w:highlight w:val="lightGray"/>
+        </w:rPr>
+        <w:t xml:space="preserve"> </w:t>
+      </w:r>
+      <w:r>
+        <w:rPr>
+          <w:rFonts w:ascii="Arial" w:hAnsi="Arial" w:eastAsia="Arial" w:cs="Arial"/>
+          <w:b w:val="0"/>
+          <w:i w:val="0"/>
+          <w:color w:val="000000"/>
+          <w:sz w:val="18"/>
+          <w:highlight w:val="lightGray"/>
+        </w:rPr>
+        <w:t>1</w:t>
+      </w:r>
+      <w:r>
+        <w:rPr>
+          <w:rFonts w:ascii="Arial" w:hAnsi="Arial" w:eastAsia="Arial" w:cs="Arial"/>
+          <w:b w:val="0"/>
+          <w:i w:val="0"/>
+          <w:color w:val="000000"/>
+          <w:sz w:val="18"/>
+          <w:highlight w:val="lightGray"/>
+        </w:rPr>
+        <w:t>,</w:t>
+      </w:r>
+      <w:r>
+        <w:rPr>
+          <w:rFonts w:ascii="Arial" w:hAnsi="Arial" w:eastAsia="Arial" w:cs="Arial"/>
+          <w:b w:val="0"/>
+          <w:i w:val="0"/>
+          <w:color w:val="000000"/>
+          <w:sz w:val="18"/>
+          <w:highlight w:val="lightGray"/>
+        </w:rPr>
+        <w:t xml:space="preserve"> </w:t>
+      </w:r>
+      <w:r>
+        <w:rPr>
+          <w:rFonts w:ascii="Arial" w:hAnsi="Arial" w:eastAsia="Arial" w:cs="Arial"/>
+          <w:b w:val="0"/>
+          <w:i w:val="0"/>
+          <w:color w:val="000000"/>
+          <w:sz w:val="18"/>
+          <w:highlight w:val="lightGray"/>
+        </w:rPr>
+        <w:t>N</w:t>
+      </w:r>
+      <w:r>
+        <w:rPr>
+          <w:rFonts w:ascii="Arial" w:hAnsi="Arial" w:eastAsia="Arial" w:cs="Arial"/>
+          <w:b w:val="0"/>
+          <w:i w:val="0"/>
+          <w:color w:val="000000"/>
+          <w:sz w:val="18"/>
+          <w:highlight w:val="lightGray"/>
+        </w:rPr>
+        <w:t>a</w:t>
+      </w:r>
+      <w:r>
+        <w:rPr>
+          <w:rFonts w:ascii="Arial" w:hAnsi="Arial" w:eastAsia="Arial" w:cs="Arial"/>
+          <w:b w:val="0"/>
+          <w:i w:val="0"/>
+          <w:color w:val="000000"/>
+          <w:sz w:val="18"/>
+          <w:highlight w:val="lightGray"/>
+        </w:rPr>
+        <w:t>m</w:t>
+      </w:r>
+      <w:r>
+        <w:rPr>
+          <w:rFonts w:ascii="Arial" w:hAnsi="Arial" w:eastAsia="Arial" w:cs="Arial"/>
+          <w:b w:val="0"/>
+          <w:i w:val="0"/>
+          <w:color w:val="000000"/>
+          <w:sz w:val="18"/>
+          <w:highlight w:val="lightGray"/>
+        </w:rPr>
+        <w:t>e</w:t>
+      </w:r>
+      <w:r>
+        <w:rPr>
+          <w:rFonts w:ascii="Arial" w:hAnsi="Arial" w:eastAsia="Arial" w:cs="Arial"/>
+          <w:b w:val="0"/>
+          <w:i w:val="0"/>
+          <w:color w:val="000000"/>
+          <w:sz w:val="18"/>
+          <w:highlight w:val="lightGray"/>
+        </w:rPr>
+        <w:t>_</w:t>
+      </w:r>
+      <w:r>
+        <w:rPr>
+          <w:rFonts w:ascii="Arial" w:hAnsi="Arial" w:eastAsia="Arial" w:cs="Arial"/>
+          <w:b w:val="0"/>
+          <w:i w:val="0"/>
+          <w:color w:val="000000"/>
+          <w:sz w:val="18"/>
+          <w:highlight w:val="lightGray"/>
+        </w:rPr>
+        <w:t>E</w:t>
+      </w:r>
+      <w:r>
+        <w:rPr>
+          <w:rFonts w:ascii="Arial" w:hAnsi="Arial" w:eastAsia="Arial" w:cs="Arial"/>
+          <w:b w:val="0"/>
+          <w:i w:val="0"/>
+          <w:color w:val="000000"/>
+          <w:sz w:val="18"/>
+          <w:highlight w:val="lightGray"/>
+        </w:rPr>
+        <w:t>n</w:t>
+      </w:r>
+      <w:r>
+        <w:rPr>
+          <w:rFonts w:ascii="Arial" w:hAnsi="Arial" w:eastAsia="Arial" w:cs="Arial"/>
+          <w:b w:val="0"/>
+          <w:i w:val="0"/>
+          <w:color w:val="000000"/>
+          <w:sz w:val="18"/>
+          <w:highlight w:val="lightGray"/>
+        </w:rPr>
+        <w:t xml:space="preserve"> </w:t>
+      </w:r>
+      <w:r>
+        <w:rPr>
+          <w:rFonts w:ascii="Arial" w:hAnsi="Arial" w:eastAsia="Arial" w:cs="Arial"/>
+          <w:b w:val="0"/>
+          <w:i w:val="0"/>
+          <w:color w:val="000000"/>
+          <w:sz w:val="18"/>
+          <w:highlight w:val="lightGray"/>
+        </w:rPr>
+        <w:t>C</w:t>
+      </w:r>
+      <w:r>
+        <w:rPr>
+          <w:rFonts w:ascii="Arial" w:hAnsi="Arial" w:eastAsia="Arial" w:cs="Arial"/>
+          <w:b w:val="0"/>
+          <w:i w:val="0"/>
+          <w:color w:val="000000"/>
+          <w:sz w:val="18"/>
+          <w:highlight w:val="lightGray"/>
+        </w:rPr>
+        <w:t>o</w:t>
+      </w:r>
+      <w:r>
+        <w:rPr>
+          <w:rFonts w:ascii="Arial" w:hAnsi="Arial" w:eastAsia="Arial" w:cs="Arial"/>
+          <w:b w:val="0"/>
+          <w:i w:val="0"/>
+          <w:color w:val="000000"/>
+          <w:sz w:val="18"/>
+          <w:highlight w:val="lightGray"/>
+        </w:rPr>
+        <w:t>l</w:t>
+      </w:r>
+      <w:r>
+        <w:rPr>
+          <w:rFonts w:ascii="Arial" w:hAnsi="Arial" w:eastAsia="Arial" w:cs="Arial"/>
+          <w:b w:val="0"/>
+          <w:i w:val="0"/>
+          <w:color w:val="000000"/>
+          <w:sz w:val="18"/>
+          <w:highlight w:val="lightGray"/>
+        </w:rPr>
+        <w:t>u</w:t>
+      </w:r>
+      <w:r>
+        <w:rPr>
+          <w:rFonts w:ascii="Arial" w:hAnsi="Arial" w:eastAsia="Arial" w:cs="Arial"/>
+          <w:b w:val="0"/>
+          <w:i w:val="0"/>
+          <w:color w:val="000000"/>
+          <w:sz w:val="18"/>
+          <w:highlight w:val="lightGray"/>
+        </w:rPr>
+        <w:t>m</w:t>
+      </w:r>
+      <w:r>
+        <w:rPr>
+          <w:rFonts w:ascii="Arial" w:hAnsi="Arial" w:eastAsia="Arial" w:cs="Arial"/>
+          <w:b w:val="0"/>
+          <w:i w:val="0"/>
+          <w:color w:val="000000"/>
+          <w:sz w:val="18"/>
+          <w:highlight w:val="lightGray"/>
+        </w:rPr>
+        <w:t>n</w:t>
+      </w:r>
+      <w:r>
+        <w:rPr>
+          <w:rFonts w:ascii="Arial" w:hAnsi="Arial" w:eastAsia="Arial" w:cs="Arial"/>
+          <w:b w:val="0"/>
+          <w:i w:val="0"/>
+          <w:color w:val="000000"/>
+          <w:sz w:val="18"/>
+          <w:highlight w:val="lightGray"/>
+        </w:rPr>
+        <w:t>:</w:t>
+      </w:r>
+      <w:r>
+        <w:rPr>
+          <w:rFonts w:ascii="Arial" w:hAnsi="Arial" w:eastAsia="Arial" w:cs="Arial"/>
+          <w:b w:val="0"/>
+          <w:i w:val="0"/>
+          <w:color w:val="000000"/>
+          <w:sz w:val="18"/>
+          <w:highlight w:val="lightGray"/>
+        </w:rPr>
+        <w:t xml:space="preserve"> </w:t>
+      </w:r>
+      <w:r>
+        <w:rPr>
+          <w:rFonts w:ascii="Arial" w:hAnsi="Arial" w:eastAsia="Arial" w:cs="Arial"/>
+          <w:b w:val="0"/>
+          <w:i w:val="0"/>
+          <w:color w:val="000000"/>
+          <w:sz w:val="18"/>
+          <w:highlight w:val="lightGray"/>
+        </w:rPr>
+        <w:t>M</w:t>
+      </w:r>
+      <w:r>
+        <w:rPr>
+          <w:rFonts w:ascii="Arial" w:hAnsi="Arial" w:eastAsia="Arial" w:cs="Arial"/>
+          <w:b w:val="0"/>
+          <w:i w:val="0"/>
+          <w:color w:val="000000"/>
+          <w:sz w:val="18"/>
+          <w:highlight w:val="lightGray"/>
+        </w:rPr>
+        <w:t>o</w:t>
+      </w:r>
+      <w:r>
+        <w:rPr>
+          <w:rFonts w:ascii="Arial" w:hAnsi="Arial" w:eastAsia="Arial" w:cs="Arial"/>
+          <w:b w:val="0"/>
+          <w:i w:val="0"/>
+          <w:color w:val="000000"/>
+          <w:sz w:val="18"/>
+          <w:highlight w:val="lightGray"/>
+        </w:rPr>
+        <w:t>t</w:t>
+      </w:r>
+      <w:r>
+        <w:rPr>
+          <w:rFonts w:ascii="Arial" w:hAnsi="Arial" w:eastAsia="Arial" w:cs="Arial"/>
+          <w:b w:val="0"/>
+          <w:i w:val="0"/>
+          <w:color w:val="000000"/>
+          <w:sz w:val="18"/>
+          <w:highlight w:val="lightGray"/>
+        </w:rPr>
+        <w:t>a</w:t>
+      </w:r>
+      <w:r>
+        <w:rPr>
+          <w:rFonts w:ascii="Arial" w:hAnsi="Arial" w:eastAsia="Arial" w:cs="Arial"/>
+          <w:b w:val="0"/>
+          <w:i w:val="0"/>
+          <w:color w:val="000000"/>
+          <w:sz w:val="18"/>
+          <w:highlight w:val="lightGray"/>
+        </w:rPr>
+        <w:t>s</w:t>
+      </w:r>
+      <w:r>
+        <w:rPr>
+          <w:rFonts w:ascii="Arial" w:hAnsi="Arial" w:eastAsia="Arial" w:cs="Arial"/>
+          <w:b w:val="0"/>
+          <w:i w:val="0"/>
+          <w:color w:val="000000"/>
+          <w:sz w:val="18"/>
+          <w:highlight w:val="lightGray"/>
+        </w:rPr>
+        <w:t>e</w:t>
+      </w:r>
+      <w:r>
+        <w:rPr>
+          <w:rFonts w:ascii="Arial" w:hAnsi="Arial" w:eastAsia="Arial" w:cs="Arial"/>
+          <w:b w:val="0"/>
+          <w:i w:val="0"/>
+          <w:color w:val="000000"/>
+          <w:sz w:val="18"/>
+          <w:highlight w:val="lightGray"/>
+        </w:rPr>
+        <w:t>m</w:t>
+      </w:r>
+      <w:r>
+        <w:rPr>
+          <w:rFonts w:ascii="Arial" w:hAnsi="Arial" w:eastAsia="Arial" w:cs="Arial"/>
+          <w:b w:val="0"/>
+          <w:i w:val="0"/>
+          <w:color w:val="000000"/>
+          <w:sz w:val="18"/>
+          <w:highlight w:val="lightGray"/>
+        </w:rPr>
+        <w:t xml:space="preserve"> </w:t>
+      </w:r>
+      <w:r>
+        <w:rPr>
+          <w:rFonts w:ascii="Arial" w:hAnsi="Arial" w:eastAsia="Arial" w:cs="Arial"/>
+          <w:b w:val="0"/>
+          <w:i w:val="0"/>
+          <w:color w:val="000000"/>
+          <w:sz w:val="18"/>
+          <w:highlight w:val="lightGray"/>
+        </w:rPr>
+        <w:t>E</w:t>
+      </w:r>
+      <w:r>
+        <w:rPr>
+          <w:rFonts w:ascii="Arial" w:hAnsi="Arial" w:eastAsia="Arial" w:cs="Arial"/>
+          <w:b w:val="0"/>
+          <w:i w:val="0"/>
+          <w:color w:val="000000"/>
+          <w:sz w:val="18"/>
+          <w:highlight w:val="lightGray"/>
+        </w:rPr>
+        <w:t>s</w:t>
+      </w:r>
+      <w:r>
+        <w:rPr>
+          <w:rFonts w:ascii="Arial" w:hAnsi="Arial" w:eastAsia="Arial" w:cs="Arial"/>
+          <w:b w:val="0"/>
+          <w:i w:val="0"/>
+          <w:color w:val="000000"/>
+          <w:sz w:val="18"/>
+          <w:highlight w:val="lightGray"/>
+        </w:rPr>
+        <w:t>s</w:t>
+      </w:r>
+      <w:r>
+        <w:rPr>
+          <w:rFonts w:ascii="Arial" w:hAnsi="Arial" w:eastAsia="Arial" w:cs="Arial"/>
+          <w:b w:val="0"/>
+          <w:i w:val="0"/>
+          <w:color w:val="000000"/>
+          <w:sz w:val="18"/>
+          <w:highlight w:val="lightGray"/>
+        </w:rPr>
+        <w:t>a</w:t>
+      </w:r>
+      <w:r>
+        <w:rPr>
+          <w:rFonts w:ascii="Arial" w:hAnsi="Arial" w:eastAsia="Arial" w:cs="Arial"/>
+          <w:b w:val="0"/>
+          <w:i w:val="0"/>
+          <w:color w:val="000000"/>
+          <w:sz w:val="18"/>
+          <w:highlight w:val="lightGray"/>
+        </w:rPr>
+        <w:t>m</w:t>
+      </w:r>
+      <w:r>
+        <w:rPr>
+          <w:rFonts w:ascii="Arial" w:hAnsi="Arial" w:eastAsia="Arial" w:cs="Arial"/>
+          <w:b w:val="0"/>
+          <w:i w:val="0"/>
+          <w:color w:val="000000"/>
+          <w:sz w:val="18"/>
+          <w:highlight w:val="lightGray"/>
+        </w:rPr>
+        <w:t>]</w:t>
+      </w:r>
+      <w:r>
+        <w:rPr>
+          <w:rFonts w:ascii="Arial" w:hAnsi="Arial" w:eastAsia="Arial" w:cs="Arial"/>
+          <w:b w:val="0"/>
+          <w:i w:val="0"/>
+          <w:color w:val="000000"/>
+          <w:sz w:val="18"/>
+          <w:highlight w:val="lightGray"/>
+        </w:rPr>
+        <w:t xml:space="preserve"> </w:t>
+      </w:r>
+      <w:r>
+        <w:rPr>
+          <w:rFonts w:ascii="Arial" w:hAnsi="Arial" w:eastAsia="Arial" w:cs="Arial"/>
+          <w:b w:val="0"/>
+          <w:i w:val="0"/>
+          <w:color w:val="000000"/>
+          <w:sz w:val="18"/>
+          <w:highlight w:val="lightGray"/>
+        </w:rPr>
+        <w:t>-</w:t>
+      </w:r>
+      <w:r>
+        <w:rPr>
+          <w:rFonts w:ascii="Arial" w:hAnsi="Arial" w:eastAsia="Arial" w:cs="Arial"/>
+          <w:b w:val="0"/>
+          <w:i w:val="0"/>
+          <w:color w:val="000000"/>
+          <w:sz w:val="18"/>
+          <w:highlight w:val="lightGray"/>
+        </w:rPr>
+        <w:t>&gt;</w:t>
+      </w:r>
+      <w:r>
+        <w:rPr>
+          <w:rFonts w:ascii="Arial" w:hAnsi="Arial" w:eastAsia="Arial" w:cs="Arial"/>
+          <w:b w:val="0"/>
+          <w:i w:val="0"/>
+          <w:color w:val="000000"/>
+          <w:sz w:val="18"/>
+          <w:highlight w:val="lightGray"/>
+        </w:rPr>
+        <w:t xml:space="preserve"> </w:t>
+      </w:r>
+      <w:r>
+        <w:rPr>
+          <w:rFonts w:ascii="Arial" w:hAnsi="Arial" w:eastAsia="Arial" w:cs="Arial"/>
+          <w:b/>
+          <w:i w:val="0"/>
+          <w:color w:val="000000"/>
+          <w:sz w:val="18"/>
+          <w:highlight w:val="lightGray"/>
+        </w:rPr>
+        <w:t>F</w:t>
+      </w:r>
+      <w:r>
+        <w:rPr>
+          <w:rFonts w:ascii="Arial" w:hAnsi="Arial" w:eastAsia="Arial" w:cs="Arial"/>
+          <w:b/>
+          <w:i w:val="0"/>
+          <w:color w:val="000000"/>
+          <w:sz w:val="18"/>
+          <w:highlight w:val="lightGray"/>
+        </w:rPr>
+        <w:t>r</w:t>
+      </w:r>
+      <w:r>
+        <w:rPr>
+          <w:rFonts w:ascii="Arial" w:hAnsi="Arial" w:eastAsia="Arial" w:cs="Arial"/>
+          <w:b/>
+          <w:i w:val="0"/>
+          <w:color w:val="000000"/>
+          <w:sz w:val="18"/>
+          <w:highlight w:val="lightGray"/>
+        </w:rPr>
+        <w:t>o</w:t>
+      </w:r>
+      <w:r>
+        <w:rPr>
+          <w:rFonts w:ascii="Arial" w:hAnsi="Arial" w:eastAsia="Arial" w:cs="Arial"/>
+          <w:b/>
+          <w:i w:val="0"/>
+          <w:color w:val="000000"/>
+          <w:sz w:val="18"/>
+          <w:highlight w:val="lightGray"/>
+        </w:rPr>
+        <w:t>m</w:t>
+      </w:r>
+      <w:r>
+        <w:rPr>
+          <w:rFonts w:ascii="Arial" w:hAnsi="Arial" w:eastAsia="Arial" w:cs="Arial"/>
+          <w:b/>
+          <w:i w:val="0"/>
+          <w:color w:val="000000"/>
+          <w:sz w:val="18"/>
+          <w:highlight w:val="lightGray"/>
+        </w:rPr>
+        <w:t>:</w:t>
+      </w:r>
+      <w:r>
+        <w:rPr>
+          <w:rFonts w:ascii="Arial" w:hAnsi="Arial" w:eastAsia="Arial" w:cs="Arial"/>
+          <w:b w:val="0"/>
+          <w:i w:val="0"/>
+          <w:color w:val="000000"/>
+          <w:sz w:val="18"/>
+          <w:highlight w:val="lightGray"/>
+        </w:rPr>
+        <w:t xml:space="preserve"> </w:t>
+      </w:r>
+      <w:r>
+        <w:rPr>
+          <w:rFonts w:ascii="Arial" w:hAnsi="Arial" w:eastAsia="Arial" w:cs="Arial"/>
+          <w:b w:val="0"/>
+          <w:i w:val="0"/>
+          <w:color w:val="000000"/>
+          <w:sz w:val="18"/>
+          <w:highlight w:val="lightGray"/>
+        </w:rPr>
+        <w:t>[</w:t>
+      </w:r>
+      <w:r>
+        <w:rPr>
+          <w:rFonts w:ascii="Arial" w:hAnsi="Arial" w:eastAsia="Arial" w:cs="Arial"/>
+          <w:b w:val="0"/>
+          <w:i w:val="0"/>
+          <w:color w:val="000000"/>
+          <w:sz w:val="18"/>
+          <w:highlight w:val="lightGray"/>
+        </w:rPr>
+        <w:t>C</w:t>
+      </w:r>
+      <w:r>
+        <w:rPr>
+          <w:rFonts w:ascii="Arial" w:hAnsi="Arial" w:eastAsia="Arial" w:cs="Arial"/>
+          <w:b w:val="0"/>
+          <w:i w:val="0"/>
+          <w:color w:val="000000"/>
+          <w:sz w:val="18"/>
+          <w:highlight w:val="lightGray"/>
+        </w:rPr>
+        <w:t>h</w:t>
+      </w:r>
+      <w:r>
+        <w:rPr>
+          <w:rFonts w:ascii="Arial" w:hAnsi="Arial" w:eastAsia="Arial" w:cs="Arial"/>
+          <w:b w:val="0"/>
+          <w:i w:val="0"/>
+          <w:color w:val="000000"/>
+          <w:sz w:val="18"/>
+          <w:highlight w:val="lightGray"/>
+        </w:rPr>
+        <w:t>a</w:t>
+      </w:r>
+      <w:r>
+        <w:rPr>
+          <w:rFonts w:ascii="Arial" w:hAnsi="Arial" w:eastAsia="Arial" w:cs="Arial"/>
+          <w:b w:val="0"/>
+          <w:i w:val="0"/>
+          <w:color w:val="000000"/>
+          <w:sz w:val="18"/>
+          <w:highlight w:val="lightGray"/>
+        </w:rPr>
+        <w:t>t</w:t>
+      </w:r>
+      <w:r>
+        <w:rPr>
+          <w:rFonts w:ascii="Arial" w:hAnsi="Arial" w:eastAsia="Arial" w:cs="Arial"/>
+          <w:b w:val="0"/>
+          <w:i w:val="0"/>
+          <w:color w:val="000000"/>
+          <w:sz w:val="18"/>
+          <w:highlight w:val="lightGray"/>
+        </w:rPr>
+        <w:t>G</w:t>
+      </w:r>
+      <w:r>
+        <w:rPr>
+          <w:rFonts w:ascii="Arial" w:hAnsi="Arial" w:eastAsia="Arial" w:cs="Arial"/>
+          <w:b w:val="0"/>
+          <w:i w:val="0"/>
+          <w:color w:val="000000"/>
+          <w:sz w:val="18"/>
+          <w:highlight w:val="lightGray"/>
+        </w:rPr>
+        <w:t>P</w:t>
+      </w:r>
+      <w:r>
+        <w:rPr>
+          <w:rFonts w:ascii="Arial" w:hAnsi="Arial" w:eastAsia="Arial" w:cs="Arial"/>
+          <w:b w:val="0"/>
+          <w:i w:val="0"/>
+          <w:color w:val="000000"/>
+          <w:sz w:val="18"/>
+          <w:highlight w:val="lightGray"/>
+        </w:rPr>
+        <w:t>T</w:t>
+      </w:r>
+      <w:r>
+        <w:rPr>
+          <w:rFonts w:ascii="Arial" w:hAnsi="Arial" w:eastAsia="Arial" w:cs="Arial"/>
+          <w:b w:val="0"/>
+          <w:i w:val="0"/>
+          <w:color w:val="000000"/>
+          <w:sz w:val="18"/>
+          <w:highlight w:val="lightGray"/>
+        </w:rPr>
+        <w:t>]</w:t>
+      </w:r>
+      <w:r>
+        <w:rPr>
+          <w:rFonts w:ascii="Arial" w:hAnsi="Arial" w:eastAsia="Arial" w:cs="Arial"/>
+          <w:b w:val="0"/>
+          <w:i w:val="0"/>
+          <w:color w:val="000000"/>
+          <w:sz w:val="18"/>
+          <w:highlight w:val="lightGray"/>
+        </w:rPr>
+        <w:t xml:space="preserve"> </w:t>
+      </w:r>
+      <w:r>
+        <w:rPr>
+          <w:rFonts w:ascii="Arial" w:hAnsi="Arial" w:eastAsia="Arial" w:cs="Arial"/>
+          <w:b/>
+          <w:i w:val="0"/>
+          <w:color w:val="000000"/>
+          <w:sz w:val="18"/>
+          <w:highlight w:val="lightGray"/>
+        </w:rPr>
+        <w:t>o</w:t>
+      </w:r>
+      <w:r>
+        <w:rPr>
+          <w:rFonts w:ascii="Arial" w:hAnsi="Arial" w:eastAsia="Arial" w:cs="Arial"/>
+          <w:b/>
+          <w:i w:val="0"/>
+          <w:color w:val="000000"/>
+          <w:sz w:val="18"/>
+          <w:highlight w:val="lightGray"/>
+        </w:rPr>
+        <w:t>n</w:t>
+      </w:r>
+      <w:r>
+        <w:rPr>
+          <w:rFonts w:ascii="Arial" w:hAnsi="Arial" w:eastAsia="Arial" w:cs="Arial"/>
+          <w:b/>
+          <w:i w:val="0"/>
+          <w:color w:val="000000"/>
+          <w:sz w:val="18"/>
+          <w:highlight w:val="lightGray"/>
+        </w:rPr>
+        <w:t xml:space="preserve"> </w:t>
+      </w:r>
+      <w:r>
+        <w:rPr>
+          <w:rFonts w:ascii="Arial" w:hAnsi="Arial" w:eastAsia="Arial" w:cs="Arial"/>
+          <w:b w:val="0"/>
+          <w:i w:val="0"/>
+          <w:color w:val="000000"/>
+          <w:sz w:val="18"/>
+          <w:highlight w:val="lightGray"/>
+        </w:rPr>
+        <w:t>[</w:t>
+      </w:r>
+      <w:r>
+        <w:rPr>
+          <w:rFonts w:ascii="Arial" w:hAnsi="Arial" w:eastAsia="Arial" w:cs="Arial"/>
+          <w:b w:val="0"/>
+          <w:i w:val="0"/>
+          <w:color w:val="000000"/>
+          <w:sz w:val="18"/>
+          <w:highlight w:val="lightGray"/>
+        </w:rPr>
+        <w:t>8</w:t>
+      </w:r>
+      <w:r>
+        <w:rPr>
+          <w:rFonts w:ascii="Arial" w:hAnsi="Arial" w:eastAsia="Arial" w:cs="Arial"/>
+          <w:b w:val="0"/>
+          <w:i w:val="0"/>
+          <w:color w:val="000000"/>
+          <w:sz w:val="18"/>
+          <w:highlight w:val="lightGray"/>
+        </w:rPr>
+        <w:t>/</w:t>
+      </w:r>
+      <w:r>
+        <w:rPr>
+          <w:rFonts w:ascii="Arial" w:hAnsi="Arial" w:eastAsia="Arial" w:cs="Arial"/>
+          <w:b w:val="0"/>
+          <w:i w:val="0"/>
+          <w:color w:val="000000"/>
+          <w:sz w:val="18"/>
+          <w:highlight w:val="lightGray"/>
+        </w:rPr>
+        <w:t>7</w:t>
+      </w:r>
+      <w:r>
+        <w:rPr>
+          <w:rFonts w:ascii="Arial" w:hAnsi="Arial" w:eastAsia="Arial" w:cs="Arial"/>
+          <w:b w:val="0"/>
+          <w:i w:val="0"/>
+          <w:color w:val="000000"/>
+          <w:sz w:val="18"/>
+          <w:highlight w:val="lightGray"/>
+        </w:rPr>
+        <w:t>/</w:t>
+      </w:r>
+      <w:r>
+        <w:rPr>
+          <w:rFonts w:ascii="Arial" w:hAnsi="Arial" w:eastAsia="Arial" w:cs="Arial"/>
+          <w:b w:val="0"/>
+          <w:i w:val="0"/>
+          <w:color w:val="000000"/>
+          <w:sz w:val="18"/>
+          <w:highlight w:val="lightGray"/>
+        </w:rPr>
+        <w:t>2</w:t>
+      </w:r>
+      <w:r>
+        <w:rPr>
+          <w:rFonts w:ascii="Arial" w:hAnsi="Arial" w:eastAsia="Arial" w:cs="Arial"/>
+          <w:b w:val="0"/>
+          <w:i w:val="0"/>
+          <w:color w:val="000000"/>
+          <w:sz w:val="18"/>
+          <w:highlight w:val="lightGray"/>
+        </w:rPr>
+        <w:t>0</w:t>
+      </w:r>
+      <w:r>
+        <w:rPr>
+          <w:rFonts w:ascii="Arial" w:hAnsi="Arial" w:eastAsia="Arial" w:cs="Arial"/>
+          <w:b w:val="0"/>
+          <w:i w:val="0"/>
+          <w:color w:val="000000"/>
+          <w:sz w:val="18"/>
+          <w:highlight w:val="lightGray"/>
+        </w:rPr>
+        <w:t>2</w:t>
+      </w:r>
+      <w:r>
+        <w:rPr>
+          <w:rFonts w:ascii="Arial" w:hAnsi="Arial" w:eastAsia="Arial" w:cs="Arial"/>
+          <w:b w:val="0"/>
+          <w:i w:val="0"/>
+          <w:color w:val="000000"/>
+          <w:sz w:val="18"/>
+          <w:highlight w:val="lightGray"/>
+        </w:rPr>
+        <w:t>5</w:t>
+      </w:r>
+      <w:r>
+        <w:rPr>
+          <w:rFonts w:ascii="Arial" w:hAnsi="Arial" w:eastAsia="Arial" w:cs="Arial"/>
+          <w:b w:val="0"/>
+          <w:i w:val="0"/>
+          <w:color w:val="000000"/>
+          <w:sz w:val="18"/>
+          <w:highlight w:val="lightGray"/>
+        </w:rPr>
+        <w:t>]</w:t>
       </w:r>
     </w:p>
     <w:p>
